--- a/report_template/template_main/gLS5_CustomEdition_JLEY_v1.1.0.docx
+++ b/report_template/template_main/gLS5_CustomEdition_JLEY_v1.1.0.docx
@@ -1375,25 +1375,7 @@
                 <w:color w:val="2F5496"/>
                 <w:u w:val="single"/>
               </w:rPr>
-              <w:t>{{</w:t>
-            </w:r>
-            <w:proofErr w:type="spellStart"/>
-            <w:r>
-              <w:rPr>
-                <w:b/>
-                <w:color w:val="2F5496"/>
-                <w:u w:val="single"/>
-              </w:rPr>
-              <w:t>sample.patient_name</w:t>
-            </w:r>
-            <w:proofErr w:type="spellEnd"/>
-            <w:r>
-              <w:rPr>
-                <w:b/>
-                <w:color w:val="2F5496"/>
-                <w:u w:val="single"/>
-              </w:rPr>
-              <w:t>}}</w:t>
+              <w:t>{{sample.patient_name}}</w:t>
             </w:r>
             <w:r>
               <w:rPr>
@@ -1457,7 +1439,7 @@
                     </wp:anchor>
                   </w:drawing>
                 </mc:Choice>
-                <mc:Fallback xmlns:w16du="http://schemas.microsoft.com/office/word/2023/wordml/word16du" xmlns:oel="http://schemas.microsoft.com/office/2019/extlst">
+                <mc:Fallback xmlns:oel="http://schemas.microsoft.com/office/2019/extlst" xmlns:w16du="http://schemas.microsoft.com/office/word/2023/wordml/word16du">
                   <w:pict>
                     <v:line w14:anchorId="1E5A039D" id="直接连接符 12" o:spid="_x0000_s1026" style="position:absolute;left:0;text-align:left;z-index:251692032;visibility:visible;mso-wrap-style:square;mso-wrap-distance-left:9pt;mso-wrap-distance-top:0;mso-wrap-distance-right:9pt;mso-wrap-distance-bottom:0;mso-position-horizontal:absolute;mso-position-horizontal-relative:text;mso-position-vertical:absolute;mso-position-vertical-relative:text" from=".1pt,16.55pt" to="47.35pt,16.55pt" o:gfxdata="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" strokecolor="#2f5496" strokeweight=".5pt">
                       <v:stroke joinstyle="miter"/>
@@ -1519,23 +1501,7 @@
                 <w:b/>
                 <w:color w:val="2F5496"/>
               </w:rPr>
-              <w:t>{{</w:t>
-            </w:r>
-            <w:proofErr w:type="spellStart"/>
-            <w:r>
-              <w:rPr>
-                <w:b/>
-                <w:color w:val="2F5496"/>
-              </w:rPr>
-              <w:t>sample.gender</w:t>
-            </w:r>
-            <w:proofErr w:type="spellEnd"/>
-            <w:r>
-              <w:rPr>
-                <w:b/>
-                <w:color w:val="2F5496"/>
-              </w:rPr>
-              <w:t>}}</w:t>
+              <w:t>{{sample.gender}}</w:t>
             </w:r>
             <w:r>
               <w:rPr>
@@ -1606,7 +1572,7 @@
                     </wp:anchor>
                   </w:drawing>
                 </mc:Choice>
-                <mc:Fallback xmlns:w16du="http://schemas.microsoft.com/office/word/2023/wordml/word16du" xmlns:oel="http://schemas.microsoft.com/office/2019/extlst">
+                <mc:Fallback xmlns:oel="http://schemas.microsoft.com/office/2019/extlst" xmlns:w16du="http://schemas.microsoft.com/office/word/2023/wordml/word16du">
                   <w:pict>
                     <v:line w14:anchorId="5A2023B6" id="直接连接符 13" o:spid="_x0000_s1026" style="position:absolute;left:0;text-align:left;z-index:251693056;visibility:visible;mso-wrap-style:square;mso-width-percent:0;mso-height-percent:0;mso-wrap-distance-left:9pt;mso-wrap-distance-top:0;mso-wrap-distance-right:9pt;mso-wrap-distance-bottom:0;mso-position-horizontal:absolute;mso-position-horizontal-relative:text;mso-position-vertical:absolute;mso-position-vertical-relative:text;mso-width-percent:0;mso-height-percent:0;mso-width-relative:margin;mso-height-relative:margin" from="2.3pt,16.55pt" to="54.8pt,16.55pt" o:gfxdata="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" strokecolor="#2f5496" strokeweight=".5pt">
                       <v:stroke joinstyle="miter"/>
@@ -1668,39 +1634,7 @@
                 <w:b/>
                 <w:color w:val="2F5496"/>
               </w:rPr>
-              <w:t xml:space="preserve">{%if </w:t>
-            </w:r>
-            <w:proofErr w:type="spellStart"/>
-            <w:r>
-              <w:rPr>
-                <w:b/>
-                <w:color w:val="2F5496"/>
-              </w:rPr>
-              <w:t>sample.age</w:t>
-            </w:r>
-            <w:proofErr w:type="spellEnd"/>
-            <w:r>
-              <w:rPr>
-                <w:b/>
-                <w:color w:val="2F5496"/>
-              </w:rPr>
-              <w:t>%}{{</w:t>
-            </w:r>
-            <w:proofErr w:type="spellStart"/>
-            <w:r>
-              <w:rPr>
-                <w:b/>
-                <w:color w:val="2F5496"/>
-              </w:rPr>
-              <w:t>sample.age</w:t>
-            </w:r>
-            <w:proofErr w:type="spellEnd"/>
-            <w:r>
-              <w:rPr>
-                <w:b/>
-                <w:color w:val="2F5496"/>
-              </w:rPr>
-              <w:t>}}岁{%endif%}</w:t>
+              <w:t>{%if sample.age%}{{sample.age}}岁{%endif%}</w:t>
             </w:r>
             <w:r>
               <w:rPr>
@@ -1765,7 +1699,7 @@
                     </wp:anchor>
                   </w:drawing>
                 </mc:Choice>
-                <mc:Fallback xmlns:w16du="http://schemas.microsoft.com/office/word/2023/wordml/word16du" xmlns:oel="http://schemas.microsoft.com/office/2019/extlst">
+                <mc:Fallback xmlns:oel="http://schemas.microsoft.com/office/2019/extlst" xmlns:w16du="http://schemas.microsoft.com/office/word/2023/wordml/word16du">
                   <w:pict>
                     <v:line w14:anchorId="1A91CDF1" id="直接连接符 15" o:spid="_x0000_s1026" style="position:absolute;left:0;text-align:left;z-index:251695104;visibility:visible;mso-wrap-style:square;mso-wrap-distance-left:9pt;mso-wrap-distance-top:0;mso-wrap-distance-right:9pt;mso-wrap-distance-bottom:0;mso-position-horizontal:absolute;mso-position-horizontal-relative:text;mso-position-vertical:absolute;mso-position-vertical-relative:text" from=".8pt,16.55pt" to="77.3pt,16.55pt" o:gfxdata="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" strokecolor="#2f5496" strokeweight=".5pt">
                       <v:stroke joinstyle="miter"/>
@@ -1833,24 +1767,15 @@
                 <w:b/>
                 <w:color w:val="2F5496"/>
               </w:rPr>
-              <w:t>{{</w:t>
-            </w:r>
-            <w:proofErr w:type="spellStart"/>
+              <w:t>{{sample.</w:t>
+            </w:r>
             <w:r>
               <w:rPr>
                 <w:b/>
                 <w:color w:val="2F5496"/>
               </w:rPr>
-              <w:t>sample.</w:t>
-            </w:r>
-            <w:r>
-              <w:rPr>
-                <w:b/>
-                <w:color w:val="2F5496"/>
-              </w:rPr>
               <w:t>submission_department</w:t>
             </w:r>
-            <w:proofErr w:type="spellEnd"/>
             <w:r>
               <w:rPr>
                 <w:b/>
@@ -1919,7 +1844,7 @@
                     </wp:anchor>
                   </w:drawing>
                 </mc:Choice>
-                <mc:Fallback xmlns:w16du="http://schemas.microsoft.com/office/word/2023/wordml/word16du" xmlns:oel="http://schemas.microsoft.com/office/2019/extlst">
+                <mc:Fallback xmlns:oel="http://schemas.microsoft.com/office/2019/extlst" xmlns:w16du="http://schemas.microsoft.com/office/word/2023/wordml/word16du">
                   <w:pict>
                     <v:line w14:anchorId="76089D31" id="直接连接符 10" o:spid="_x0000_s1026" style="position:absolute;left:0;text-align:left;z-index:251691008;visibility:visible;mso-wrap-style:square;mso-wrap-distance-left:9pt;mso-wrap-distance-top:0;mso-wrap-distance-right:9pt;mso-wrap-distance-bottom:0;mso-position-horizontal:absolute;mso-position-horizontal-relative:text;mso-position-vertical:absolute;mso-position-vertical-relative:text" from=".1pt,17.15pt" to="47.35pt,17.15pt" o:gfxdata="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" strokecolor="#2f5496" strokeweight=".5pt">
                       <v:stroke joinstyle="miter"/>
@@ -2047,7 +1972,7 @@
                     </wp:anchor>
                   </w:drawing>
                 </mc:Choice>
-                <mc:Fallback xmlns:w16du="http://schemas.microsoft.com/office/word/2023/wordml/word16du" xmlns:oel="http://schemas.microsoft.com/office/2019/extlst">
+                <mc:Fallback xmlns:oel="http://schemas.microsoft.com/office/2019/extlst" xmlns:w16du="http://schemas.microsoft.com/office/word/2023/wordml/word16du">
                   <w:pict>
                     <v:line w14:anchorId="75F006A6" id="直接连接符 14" o:spid="_x0000_s1026" style="position:absolute;left:0;text-align:left;z-index:251694080;visibility:visible;mso-wrap-style:square;mso-width-percent:0;mso-height-percent:0;mso-wrap-distance-left:9pt;mso-wrap-distance-top:0;mso-wrap-distance-right:9pt;mso-wrap-distance-bottom:0;mso-position-horizontal:absolute;mso-position-horizontal-relative:text;mso-position-vertical:absolute;mso-position-vertical-relative:text;mso-width-percent:0;mso-height-percent:0;mso-width-relative:margin;mso-height-relative:margin" from="2.45pt,17.5pt" to="54.95pt,17.5pt" o:gfxdata="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" strokecolor="#2f5496" strokeweight=".5pt">
                       <v:stroke joinstyle="miter"/>
@@ -2069,25 +1994,16 @@
                 <w:b/>
                 <w:color w:val="2F5496"/>
               </w:rPr>
-              <w:t>{</w:t>
-            </w:r>
-            <w:proofErr w:type="spellStart"/>
-            <w:r>
-              <w:rPr>
+              <w:t>{sample.submission_</w:t>
+            </w:r>
+            <w:r>
+              <w:rPr>
+                <w:rFonts w:hint="eastAsia"/>
                 <w:b/>
                 <w:color w:val="2F5496"/>
               </w:rPr>
-              <w:t>sample.submission_</w:t>
-            </w:r>
-            <w:r>
-              <w:rPr>
-                <w:rFonts w:hint="eastAsia"/>
-                <w:b/>
-                <w:color w:val="2F5496"/>
-              </w:rPr>
               <w:t>date</w:t>
             </w:r>
-            <w:proofErr w:type="spellEnd"/>
             <w:r>
               <w:rPr>
                 <w:b/>
@@ -2157,25 +2073,15 @@
                 <w:b/>
                 <w:color w:val="2F5496"/>
               </w:rPr>
-              <w:t>{{</w:t>
-            </w:r>
-            <w:proofErr w:type="spellStart"/>
-            <w:r>
-              <w:rPr>
-                <w:rFonts w:hint="eastAsia"/>
+              <w:t>{{sample.</w:t>
+            </w:r>
+            <w:r>
+              <w:rPr>
                 <w:b/>
                 <w:color w:val="2F5496"/>
               </w:rPr>
-              <w:t>sample.</w:t>
-            </w:r>
-            <w:r>
-              <w:rPr>
-                <w:b/>
-                <w:color w:val="2F5496"/>
-              </w:rPr>
               <w:t>submission_doctor</w:t>
             </w:r>
-            <w:proofErr w:type="spellEnd"/>
             <w:r>
               <w:rPr>
                 <w:rFonts w:hint="eastAsia"/>
@@ -2247,7 +2153,7 @@
                     </wp:anchor>
                   </w:drawing>
                 </mc:Choice>
-                <mc:Fallback xmlns:w16du="http://schemas.microsoft.com/office/word/2023/wordml/word16du" xmlns:oel="http://schemas.microsoft.com/office/2019/extlst">
+                <mc:Fallback xmlns:oel="http://schemas.microsoft.com/office/2019/extlst" xmlns:w16du="http://schemas.microsoft.com/office/word/2023/wordml/word16du">
                   <w:pict>
                     <v:line w14:anchorId="410484AD" id="直接连接符 16" o:spid="_x0000_s1026" style="position:absolute;left:0;text-align:left;z-index:251696128;visibility:visible;mso-wrap-style:square;mso-wrap-distance-left:9pt;mso-wrap-distance-top:0;mso-wrap-distance-right:9pt;mso-wrap-distance-bottom:0;mso-position-horizontal:absolute;mso-position-horizontal-relative:text;mso-position-vertical:absolute;mso-position-vertical-relative:text" from=".8pt,17.15pt" to="77.3pt,17.15pt" o:gfxdata="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" strokecolor="#2f5496" strokeweight=".5pt">
                       <v:stroke joinstyle="miter"/>
@@ -2373,7 +2279,7 @@
                     </wp:anchor>
                   </w:drawing>
                 </mc:Choice>
-                <mc:Fallback xmlns:w16du="http://schemas.microsoft.com/office/word/2023/wordml/word16du" xmlns:oel="http://schemas.microsoft.com/office/2019/extlst">
+                <mc:Fallback xmlns:oel="http://schemas.microsoft.com/office/2019/extlst" xmlns:w16du="http://schemas.microsoft.com/office/word/2023/wordml/word16du">
                   <w:pict>
                     <v:line w14:anchorId="74B14797" id="直接连接符 1865502254" o:spid="_x0000_s1026" style="position:absolute;left:0;text-align:left;z-index:251699200;visibility:visible;mso-wrap-style:square;mso-wrap-distance-left:9pt;mso-wrap-distance-top:0;mso-wrap-distance-right:9pt;mso-wrap-distance-bottom:0;mso-position-horizontal:absolute;mso-position-horizontal-relative:text;mso-position-vertical:absolute;mso-position-vertical-relative:text" from=".8pt,17.15pt" to="77.3pt,17.15pt" o:gfxdata="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" strokecolor="#2f5496" strokeweight=".5pt">
                       <v:stroke joinstyle="miter"/>
@@ -2388,25 +2294,15 @@
                 <w:b/>
                 <w:color w:val="2F5496"/>
               </w:rPr>
-              <w:t>{{</w:t>
-            </w:r>
-            <w:proofErr w:type="spellStart"/>
-            <w:r>
-              <w:rPr>
-                <w:rFonts w:hint="eastAsia"/>
+              <w:t>{{sample.</w:t>
+            </w:r>
+            <w:r>
+              <w:rPr>
                 <w:b/>
                 <w:color w:val="2F5496"/>
               </w:rPr>
-              <w:t>sample.</w:t>
-            </w:r>
-            <w:r>
-              <w:rPr>
-                <w:b/>
-                <w:color w:val="2F5496"/>
-              </w:rPr>
               <w:t>outpatient_service_no</w:t>
             </w:r>
-            <w:proofErr w:type="spellEnd"/>
             <w:r>
               <w:rPr>
                 <w:rFonts w:hint="eastAsia"/>
@@ -2615,7 +2511,7 @@
                     </wp:anchor>
                   </w:drawing>
                 </mc:Choice>
-                <mc:Fallback xmlns:w16du="http://schemas.microsoft.com/office/word/2023/wordml/word16du" xmlns:oel="http://schemas.microsoft.com/office/2019/extlst">
+                <mc:Fallback xmlns:oel="http://schemas.microsoft.com/office/2019/extlst" xmlns:w16du="http://schemas.microsoft.com/office/word/2023/wordml/word16du">
                   <w:pict>
                     <v:line w14:anchorId="402622CC" id="直接连接符 17" o:spid="_x0000_s1026" style="position:absolute;left:0;text-align:left;z-index:251697152;visibility:visible;mso-wrap-style:square;mso-wrap-distance-left:9pt;mso-wrap-distance-top:0;mso-wrap-distance-right:9pt;mso-wrap-distance-bottom:0;mso-position-horizontal:absolute;mso-position-horizontal-relative:text;mso-position-vertical:absolute;mso-position-vertical-relative:text" from=".1pt,16.25pt" to="346.6pt,16.25pt" o:gfxdata="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" strokecolor="#2f5496" strokeweight=".5pt">
                       <v:stroke joinstyle="miter"/>
@@ -2637,24 +2533,15 @@
                 <w:b/>
                 <w:color w:val="2F5496"/>
               </w:rPr>
-              <w:t>{</w:t>
-            </w:r>
-            <w:proofErr w:type="spellStart"/>
+              <w:t>{sample.</w:t>
+            </w:r>
             <w:r>
               <w:rPr>
                 <w:b/>
                 <w:color w:val="2F5496"/>
               </w:rPr>
-              <w:t>sample.</w:t>
-            </w:r>
-            <w:r>
-              <w:rPr>
-                <w:b/>
-                <w:color w:val="2F5496"/>
-              </w:rPr>
               <w:t>clinical_diagnosis</w:t>
             </w:r>
-            <w:proofErr w:type="spellEnd"/>
             <w:r>
               <w:rPr>
                 <w:b/>
@@ -2920,7 +2807,7 @@
                     </wp:anchor>
                   </w:drawing>
                 </mc:Choice>
-                <mc:Fallback xmlns:w16du="http://schemas.microsoft.com/office/word/2023/wordml/word16du" xmlns:oel="http://schemas.microsoft.com/office/2019/extlst">
+                <mc:Fallback xmlns:oel="http://schemas.microsoft.com/office/2019/extlst" xmlns:w16du="http://schemas.microsoft.com/office/word/2023/wordml/word16du">
                   <w:pict>
                     <v:line w14:anchorId="7789445F" id="直接连接符 146787256" o:spid="_x0000_s1026" style="position:absolute;left:0;text-align:left;z-index:251701248;visibility:visible;mso-wrap-style:square;mso-wrap-distance-left:9pt;mso-wrap-distance-top:0;mso-wrap-distance-right:9pt;mso-wrap-distance-bottom:0;mso-position-horizontal:absolute;mso-position-horizontal-relative:text;mso-position-vertical:absolute;mso-position-vertical-relative:text" from=".1pt,16.55pt" to="47.35pt,16.55pt" o:gfxdata="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" strokecolor="#2f5496" strokeweight=".5pt">
                       <v:stroke joinstyle="miter"/>
@@ -2937,7 +2824,6 @@
               </w:rPr>
               <w:t>{{</w:t>
             </w:r>
-            <w:proofErr w:type="spellStart"/>
             <w:r>
               <w:rPr>
                 <w:b/>
@@ -2945,7 +2831,6 @@
               </w:rPr>
               <w:t>sample.sample_type</w:t>
             </w:r>
-            <w:proofErr w:type="spellEnd"/>
             <w:r>
               <w:rPr>
                 <w:rFonts w:hint="eastAsia"/>
@@ -3064,7 +2949,7 @@
                     </wp:anchor>
                   </w:drawing>
                 </mc:Choice>
-                <mc:Fallback xmlns:w16du="http://schemas.microsoft.com/office/word/2023/wordml/word16du" xmlns:oel="http://schemas.microsoft.com/office/2019/extlst">
+                <mc:Fallback xmlns:oel="http://schemas.microsoft.com/office/2019/extlst" xmlns:w16du="http://schemas.microsoft.com/office/word/2023/wordml/word16du">
                   <w:pict>
                     <v:line w14:anchorId="5401F9DA" id="直接连接符 1047054466" o:spid="_x0000_s1026" style="position:absolute;left:0;text-align:left;z-index:251703296;visibility:visible;mso-wrap-style:square;mso-wrap-distance-left:9pt;mso-wrap-distance-top:0;mso-wrap-distance-right:9pt;mso-wrap-distance-bottom:0;mso-position-horizontal:absolute;mso-position-horizontal-relative:text;mso-position-vertical:absolute;mso-position-vertical-relative:text" from="2.3pt,16.55pt" to="60.8pt,16.55pt" o:gfxdata="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" strokecolor="#2f5496" strokeweight=".5pt">
                       <v:stroke joinstyle="miter"/>
@@ -3078,23 +2963,7 @@
                 <w:b/>
                 <w:color w:val="2F5496"/>
               </w:rPr>
-              <w:t>{{</w:t>
-            </w:r>
-            <w:proofErr w:type="spellStart"/>
-            <w:r>
-              <w:rPr>
-                <w:b/>
-                <w:color w:val="2F5496"/>
-              </w:rPr>
-              <w:t>sample.sample_amount</w:t>
-            </w:r>
-            <w:proofErr w:type="spellEnd"/>
-            <w:r>
-              <w:rPr>
-                <w:b/>
-                <w:color w:val="2F5496"/>
-              </w:rPr>
-              <w:t>}}</w:t>
+              <w:t>{{sample.sample_amount}}</w:t>
             </w:r>
           </w:p>
         </w:tc>
@@ -3207,7 +3076,7 @@
                     </wp:anchor>
                   </w:drawing>
                 </mc:Choice>
-                <mc:Fallback xmlns:w16du="http://schemas.microsoft.com/office/word/2023/wordml/word16du" xmlns:oel="http://schemas.microsoft.com/office/2019/extlst">
+                <mc:Fallback xmlns:oel="http://schemas.microsoft.com/office/2019/extlst" xmlns:w16du="http://schemas.microsoft.com/office/word/2023/wordml/word16du">
                   <w:pict>
                     <v:line w14:anchorId="700B7A76" id="直接连接符 390086894" o:spid="_x0000_s1026" style="position:absolute;left:0;text-align:left;z-index:251705344;visibility:visible;mso-wrap-style:square;mso-wrap-distance-left:9pt;mso-wrap-distance-top:0;mso-wrap-distance-right:9pt;mso-wrap-distance-bottom:0;mso-position-horizontal:absolute;mso-position-horizontal-relative:text;mso-position-vertical:absolute;mso-position-vertical-relative:text" from=".8pt,16.55pt" to="77.3pt,16.55pt" o:gfxdata="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" strokecolor="#2f5496" strokeweight=".5pt">
                       <v:stroke joinstyle="miter"/>
@@ -3222,25 +3091,7 @@
                 <w:color w:val="2F5496"/>
                 <w:u w:val="single"/>
               </w:rPr>
-              <w:t>{{</w:t>
-            </w:r>
-            <w:proofErr w:type="spellStart"/>
-            <w:r>
-              <w:rPr>
-                <w:b/>
-                <w:color w:val="2F5496"/>
-                <w:u w:val="single"/>
-              </w:rPr>
-              <w:t>sample.pathological_id</w:t>
-            </w:r>
-            <w:proofErr w:type="spellEnd"/>
-            <w:r>
-              <w:rPr>
-                <w:b/>
-                <w:color w:val="2F5496"/>
-                <w:u w:val="single"/>
-              </w:rPr>
-              <w:t>}}</w:t>
+              <w:t>{{sample.pathological_id}}</w:t>
             </w:r>
           </w:p>
         </w:tc>
@@ -3358,7 +3209,7 @@
                     </wp:anchor>
                   </w:drawing>
                 </mc:Choice>
-                <mc:Fallback xmlns:w16du="http://schemas.microsoft.com/office/word/2023/wordml/word16du" xmlns:oel="http://schemas.microsoft.com/office/2019/extlst">
+                <mc:Fallback xmlns:oel="http://schemas.microsoft.com/office/2019/extlst" xmlns:w16du="http://schemas.microsoft.com/office/word/2023/wordml/word16du">
                   <w:pict>
                     <v:line w14:anchorId="6AD9E336" id="直接连接符 256543905" o:spid="_x0000_s1026" style="position:absolute;left:0;text-align:left;z-index:251702272;visibility:visible;mso-wrap-style:square;mso-wrap-distance-left:9pt;mso-wrap-distance-top:0;mso-wrap-distance-right:9pt;mso-wrap-distance-bottom:0;mso-position-horizontal:absolute;mso-position-horizontal-relative:text;mso-position-vertical:absolute;mso-position-vertical-relative:text" from=".1pt,15.65pt" to="47.35pt,15.65pt" o:gfxdata="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" strokecolor="#2f5496" strokeweight=".5pt">
                       <v:stroke joinstyle="miter"/>
@@ -3372,38 +3223,22 @@
                 <w:b/>
                 <w:color w:val="2F5496"/>
               </w:rPr>
-              <w:t>{{</w:t>
-            </w:r>
-            <w:proofErr w:type="spellStart"/>
-            <w:r>
-              <w:rPr>
+              <w:t>{{sample.</w:t>
+            </w:r>
+            <w:r>
+              <w:rPr>
+                <w:rFonts w:hint="eastAsia"/>
                 <w:b/>
                 <w:color w:val="2F5496"/>
               </w:rPr>
-              <w:t>sample.</w:t>
-            </w:r>
-            <w:r>
-              <w:rPr>
-                <w:rFonts w:hint="eastAsia"/>
+              <w:t>sample_</w:t>
+            </w:r>
+            <w:r>
+              <w:rPr>
                 <w:b/>
                 <w:color w:val="2F5496"/>
               </w:rPr>
-              <w:t>sample_</w:t>
-            </w:r>
-            <w:r>
-              <w:rPr>
-                <w:b/>
-                <w:color w:val="2F5496"/>
-              </w:rPr>
-              <w:t>position</w:t>
-            </w:r>
-            <w:proofErr w:type="spellEnd"/>
-            <w:r>
-              <w:rPr>
-                <w:b/>
-                <w:color w:val="2F5496"/>
-              </w:rPr>
-              <w:t>}}</w:t>
+              <w:t>position}}</w:t>
             </w:r>
           </w:p>
         </w:tc>
@@ -3515,7 +3350,7 @@
                     </wp:anchor>
                   </w:drawing>
                 </mc:Choice>
-                <mc:Fallback xmlns:w16du="http://schemas.microsoft.com/office/word/2023/wordml/word16du" xmlns:oel="http://schemas.microsoft.com/office/2019/extlst">
+                <mc:Fallback xmlns:oel="http://schemas.microsoft.com/office/2019/extlst" xmlns:w16du="http://schemas.microsoft.com/office/word/2023/wordml/word16du">
                   <w:pict>
                     <v:line w14:anchorId="0BB4FAC4" id="直接连接符 1281841843" o:spid="_x0000_s1026" style="position:absolute;left:0;text-align:left;z-index:251704320;visibility:visible;mso-wrap-style:square;mso-wrap-distance-left:9pt;mso-wrap-distance-top:0;mso-wrap-distance-right:9pt;mso-wrap-distance-bottom:0;mso-position-horizontal:absolute;mso-position-horizontal-relative:text;mso-position-vertical:absolute;mso-position-vertical-relative:text" from="2.3pt,15.65pt" to="60.8pt,15.65pt" o:gfxdata="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" strokecolor="#2f5496" strokeweight=".5pt">
                       <v:stroke joinstyle="miter"/>
@@ -3530,25 +3365,15 @@
                 <w:b/>
                 <w:color w:val="2F5496"/>
               </w:rPr>
-              <w:t>{{</w:t>
-            </w:r>
-            <w:proofErr w:type="spellStart"/>
-            <w:r>
-              <w:rPr>
-                <w:rFonts w:hint="eastAsia"/>
+              <w:t>{{sample.</w:t>
+            </w:r>
+            <w:r>
+              <w:rPr>
                 <w:b/>
                 <w:color w:val="2F5496"/>
               </w:rPr>
-              <w:t>sample.</w:t>
-            </w:r>
-            <w:r>
-              <w:rPr>
-                <w:b/>
-                <w:color w:val="2F5496"/>
-              </w:rPr>
               <w:t>pathol_diagn</w:t>
             </w:r>
-            <w:proofErr w:type="spellEnd"/>
             <w:r>
               <w:rPr>
                 <w:rFonts w:hint="eastAsia"/>
@@ -3819,7 +3644,7 @@
                     </wp:anchor>
                   </w:drawing>
                 </mc:Choice>
-                <mc:Fallback xmlns:w16du="http://schemas.microsoft.com/office/word/2023/wordml/word16du" xmlns:oel="http://schemas.microsoft.com/office/2019/extlst">
+                <mc:Fallback xmlns:oel="http://schemas.microsoft.com/office/2019/extlst" xmlns:w16du="http://schemas.microsoft.com/office/word/2023/wordml/word16du">
                   <w:pict>
                     <v:line w14:anchorId="3FA3685C" id="直接连接符 24" o:spid="_x0000_s1026" style="position:absolute;left:0;text-align:left;z-index:251673600;visibility:visible;mso-wrap-style:square;mso-wrap-distance-left:9pt;mso-wrap-distance-top:0;mso-wrap-distance-right:9pt;mso-wrap-distance-bottom:0;mso-position-horizontal:absolute;mso-position-horizontal-relative:text;mso-position-vertical:absolute;mso-position-vertical-relative:text" from=".1pt,17.45pt" to="47.35pt,17.45pt" o:gfxdata="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" strokecolor="#4472c4 [3204]" strokeweight=".5pt">
                       <v:stroke joinstyle="miter"/>
@@ -3947,7 +3772,7 @@
                     </wp:anchor>
                   </w:drawing>
                 </mc:Choice>
-                <mc:Fallback xmlns:w16du="http://schemas.microsoft.com/office/word/2023/wordml/word16du" xmlns:oel="http://schemas.microsoft.com/office/2019/extlst">
+                <mc:Fallback xmlns:oel="http://schemas.microsoft.com/office/2019/extlst" xmlns:w16du="http://schemas.microsoft.com/office/word/2023/wordml/word16du">
                   <w:pict>
                     <v:line w14:anchorId="05450EBC" id="直接连接符 27" o:spid="_x0000_s1026" style="position:absolute;left:0;text-align:left;z-index:251675648;visibility:visible;mso-wrap-style:square;mso-wrap-distance-left:9pt;mso-wrap-distance-top:0;mso-wrap-distance-right:9pt;mso-wrap-distance-bottom:0;mso-position-horizontal:absolute;mso-position-horizontal-relative:text;mso-position-vertical:absolute;mso-position-vertical-relative:text" from="2.3pt,17.45pt" to="66.8pt,17.45pt" o:gfxdata="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" strokecolor="#2f5496" strokeweight=".5pt">
                       <v:stroke joinstyle="miter"/>
@@ -4073,7 +3898,7 @@
                     </wp:anchor>
                   </w:drawing>
                 </mc:Choice>
-                <mc:Fallback xmlns:w16du="http://schemas.microsoft.com/office/word/2023/wordml/word16du" xmlns:oel="http://schemas.microsoft.com/office/2019/extlst">
+                <mc:Fallback xmlns:oel="http://schemas.microsoft.com/office/2019/extlst" xmlns:w16du="http://schemas.microsoft.com/office/word/2023/wordml/word16du">
                   <w:pict>
                     <v:line w14:anchorId="18A9793C" id="直接连接符 29" o:spid="_x0000_s1026" style="position:absolute;left:0;text-align:left;z-index:251677696;visibility:visible;mso-wrap-style:square;mso-width-percent:0;mso-height-percent:0;mso-wrap-distance-left:9pt;mso-wrap-distance-top:0;mso-wrap-distance-right:9pt;mso-wrap-distance-bottom:0;mso-position-horizontal:absolute;mso-position-horizontal-relative:text;mso-position-vertical:absolute;mso-position-vertical-relative:text;mso-width-percent:0;mso-height-percent:0;mso-width-relative:margin;mso-height-relative:margin" from=".9pt,17.65pt" to="83.65pt,17.65pt" o:gfxdata="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" strokecolor="#2f5496" strokeweight=".5pt">
                       <v:stroke joinstyle="miter"/>
@@ -4215,7 +4040,7 @@
                     </wp:anchor>
                   </w:drawing>
                 </mc:Choice>
-                <mc:Fallback xmlns:w16du="http://schemas.microsoft.com/office/word/2023/wordml/word16du" xmlns:oel="http://schemas.microsoft.com/office/2019/extlst">
+                <mc:Fallback xmlns:oel="http://schemas.microsoft.com/office/2019/extlst" xmlns:w16du="http://schemas.microsoft.com/office/word/2023/wordml/word16du">
                   <w:pict>
                     <v:line w14:anchorId="70DD7620" id="直接连接符 25" o:spid="_x0000_s1026" style="position:absolute;left:0;text-align:left;z-index:251674624;visibility:visible;mso-wrap-style:square;mso-wrap-distance-left:9pt;mso-wrap-distance-top:0;mso-wrap-distance-right:9pt;mso-wrap-distance-bottom:0;mso-position-horizontal:absolute;mso-position-horizontal-relative:text;mso-position-vertical:absolute;mso-position-vertical-relative:text" from=".1pt,17.3pt" to="47.35pt,17.3pt" o:gfxdata="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" strokecolor="#2f5496" strokeweight=".5pt">
                       <v:stroke joinstyle="miter"/>
@@ -4343,7 +4168,7 @@
                     </wp:anchor>
                   </w:drawing>
                 </mc:Choice>
-                <mc:Fallback xmlns:w16du="http://schemas.microsoft.com/office/word/2023/wordml/word16du" xmlns:oel="http://schemas.microsoft.com/office/2019/extlst">
+                <mc:Fallback xmlns:oel="http://schemas.microsoft.com/office/2019/extlst" xmlns:w16du="http://schemas.microsoft.com/office/word/2023/wordml/word16du">
                   <w:pict>
                     <v:line w14:anchorId="3283CAD3" id="直接连接符 28" o:spid="_x0000_s1026" style="position:absolute;left:0;text-align:left;z-index:251676672;visibility:visible;mso-wrap-style:square;mso-wrap-distance-left:9pt;mso-wrap-distance-top:0;mso-wrap-distance-right:9pt;mso-wrap-distance-bottom:0;mso-position-horizontal:absolute;mso-position-horizontal-relative:text;mso-position-vertical:absolute;mso-position-vertical-relative:text" from="2.3pt,17.3pt" to="66.8pt,17.3pt" o:gfxdata="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" strokecolor="#2f5496" strokeweight=".5pt">
                       <v:stroke joinstyle="miter"/>
@@ -4469,7 +4294,7 @@
                     </wp:anchor>
                   </w:drawing>
                 </mc:Choice>
-                <mc:Fallback xmlns:w16du="http://schemas.microsoft.com/office/word/2023/wordml/word16du" xmlns:oel="http://schemas.microsoft.com/office/2019/extlst">
+                <mc:Fallback xmlns:oel="http://schemas.microsoft.com/office/2019/extlst" xmlns:w16du="http://schemas.microsoft.com/office/word/2023/wordml/word16du">
                   <w:pict>
                     <v:line w14:anchorId="541C0374" id="直接连接符 30" o:spid="_x0000_s1026" style="position:absolute;left:0;text-align:left;z-index:251678720;visibility:visible;mso-wrap-style:square;mso-width-percent:0;mso-height-percent:0;mso-wrap-distance-left:9pt;mso-wrap-distance-top:0;mso-wrap-distance-right:9pt;mso-wrap-distance-bottom:0;mso-position-horizontal:absolute;mso-position-horizontal-relative:text;mso-position-vertical:absolute;mso-position-vertical-relative:text;mso-width-percent:0;mso-height-percent:0;mso-width-relative:margin;mso-height-relative:margin" from=".9pt,17.25pt" to="83.65pt,17.25pt" o:gfxdata="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" strokecolor="#2f5496" strokeweight=".5pt">
                       <v:stroke joinstyle="miter"/>
@@ -4925,69 +4750,15 @@
                 <w:sz w:val="21"/>
                 <w:szCs w:val="21"/>
               </w:rPr>
-              <w:t>SNV）、小片段插入/缺失（</w:t>
-            </w:r>
-            <w:proofErr w:type="spellStart"/>
+              <w:t>SNV）、小片段插入/缺失（InDel）</w:t>
+            </w:r>
             <w:r>
               <w:rPr>
                 <w:rFonts w:asciiTheme="minorEastAsia" w:eastAsiaTheme="minorEastAsia" w:hAnsiTheme="minorEastAsia"/>
                 <w:sz w:val="21"/>
                 <w:szCs w:val="21"/>
               </w:rPr>
-              <w:t>InDel</w:t>
-            </w:r>
-            <w:proofErr w:type="spellEnd"/>
-            <w:r>
-              <w:rPr>
-                <w:rFonts w:asciiTheme="minorEastAsia" w:eastAsiaTheme="minorEastAsia" w:hAnsiTheme="minorEastAsia"/>
-                <w:sz w:val="21"/>
-                <w:szCs w:val="21"/>
-              </w:rPr>
-              <w:t>）</w:t>
-            </w:r>
-            <w:r>
-              <w:rPr>
-                <w:rFonts w:asciiTheme="minorEastAsia" w:eastAsiaTheme="minorEastAsia" w:hAnsiTheme="minorEastAsia"/>
-                <w:sz w:val="21"/>
-                <w:szCs w:val="21"/>
-              </w:rPr>
-              <w:t>{%if [</w:t>
-            </w:r>
-            <w:proofErr w:type="spellStart"/>
-            <w:r>
-              <w:rPr>
-                <w:rFonts w:asciiTheme="minorEastAsia" w:eastAsiaTheme="minorEastAsia" w:hAnsiTheme="minorEastAsia"/>
-                <w:sz w:val="21"/>
-                <w:szCs w:val="21"/>
-              </w:rPr>
-              <w:t>sample.json_batch_name</w:t>
-            </w:r>
-            <w:proofErr w:type="spellEnd"/>
-            <w:r>
-              <w:rPr>
-                <w:rFonts w:asciiTheme="minorEastAsia" w:eastAsiaTheme="minorEastAsia" w:hAnsiTheme="minorEastAsia"/>
-                <w:sz w:val="21"/>
-                <w:szCs w:val="21"/>
-              </w:rPr>
-              <w:t>, “v1.1.0”]|</w:t>
-            </w:r>
-            <w:proofErr w:type="spellStart"/>
-            <w:r>
-              <w:rPr>
-                <w:rFonts w:asciiTheme="minorEastAsia" w:eastAsiaTheme="minorEastAsia" w:hAnsiTheme="minorEastAsia"/>
-                <w:sz w:val="21"/>
-                <w:szCs w:val="21"/>
-              </w:rPr>
-              <w:t>judge_version</w:t>
-            </w:r>
-            <w:proofErr w:type="spellEnd"/>
-            <w:r>
-              <w:rPr>
-                <w:rFonts w:asciiTheme="minorEastAsia" w:eastAsiaTheme="minorEastAsia" w:hAnsiTheme="minorEastAsia"/>
-                <w:sz w:val="21"/>
-                <w:szCs w:val="21"/>
-              </w:rPr>
-              <w:t>%}、大片段缺失（large deletion）{%endif%}</w:t>
+              <w:t>{%if [sample.json_batch_name, “v1.1.0”]|judge_version%}、大片段缺失（large deletion）{%endif%}</w:t>
             </w:r>
             <w:r>
               <w:rPr>
@@ -5442,29 +5213,7 @@
                 <w:sz w:val="18"/>
                 <w:szCs w:val="18"/>
               </w:rPr>
-              <w:t xml:space="preserve">{%p if </w:t>
-            </w:r>
-            <w:proofErr w:type="spellStart"/>
-            <w:r>
-              <w:rPr>
-                <w:rFonts w:eastAsiaTheme="minorHAnsi"/>
-                <w:color w:val="000000" w:themeColor="text1"/>
-                <w:kern w:val="0"/>
-                <w:sz w:val="18"/>
-                <w:szCs w:val="18"/>
-              </w:rPr>
-              <w:t>a.clinic_num_g</w:t>
-            </w:r>
-            <w:proofErr w:type="spellEnd"/>
-            <w:r>
-              <w:rPr>
-                <w:rFonts w:eastAsiaTheme="minorHAnsi"/>
-                <w:color w:val="000000" w:themeColor="text1"/>
-                <w:kern w:val="0"/>
-                <w:sz w:val="18"/>
-                <w:szCs w:val="18"/>
-              </w:rPr>
-              <w:t xml:space="preserve"> in [4,5]%}</w:t>
+              <w:t>{%p if a.clinic_num_g in [4,5]%}</w:t>
             </w:r>
           </w:p>
           <w:p>
@@ -5491,33 +5240,7 @@
                 <w:sz w:val="18"/>
                 <w:szCs w:val="18"/>
               </w:rPr>
-              <w:t>{{</w:t>
-            </w:r>
-            <w:proofErr w:type="spellStart"/>
-            <w:r>
-              <w:rPr>
-                <w:rFonts w:eastAsiaTheme="minorHAnsi"/>
-                <w:i/>
-                <w:iCs/>
-                <w:color w:val="FF0000"/>
-                <w:kern w:val="0"/>
-                <w:sz w:val="18"/>
-                <w:szCs w:val="18"/>
-              </w:rPr>
-              <w:t>a.gene_symbol</w:t>
-            </w:r>
-            <w:proofErr w:type="spellEnd"/>
-            <w:r>
-              <w:rPr>
-                <w:rFonts w:eastAsiaTheme="minorHAnsi"/>
-                <w:i/>
-                <w:iCs/>
-                <w:color w:val="FF0000"/>
-                <w:kern w:val="0"/>
-                <w:sz w:val="18"/>
-                <w:szCs w:val="18"/>
-              </w:rPr>
-              <w:t>}}</w:t>
+              <w:t>{{a.gene_symbol}}</w:t>
             </w:r>
           </w:p>
           <w:p>
@@ -5567,9 +5290,8 @@
                 <w:sz w:val="18"/>
                 <w:szCs w:val="18"/>
               </w:rPr>
-              <w:t>{{</w:t>
-            </w:r>
-            <w:proofErr w:type="spellStart"/>
+              <w:t>{{a.gene_sym</w:t>
+            </w:r>
             <w:r>
               <w:rPr>
                 <w:rFonts w:eastAsiaTheme="minorHAnsi"/>
@@ -5580,33 +5302,8 @@
                 <w:sz w:val="18"/>
                 <w:szCs w:val="18"/>
               </w:rPr>
-              <w:t>a.gene_sym</w:t>
-            </w:r>
-            <w:r>
-              <w:rPr>
-                <w:rFonts w:eastAsiaTheme="minorHAnsi"/>
-                <w:i/>
-                <w:iCs/>
-                <w:color w:val="000000" w:themeColor="text1"/>
-                <w:kern w:val="0"/>
-                <w:sz w:val="18"/>
-                <w:szCs w:val="18"/>
-              </w:rPr>
               <w:lastRenderedPageBreak/>
-              <w:t>bol</w:t>
-            </w:r>
-            <w:proofErr w:type="spellEnd"/>
-            <w:r>
-              <w:rPr>
-                <w:rFonts w:eastAsiaTheme="minorHAnsi"/>
-                <w:i/>
-                <w:iCs/>
-                <w:color w:val="000000" w:themeColor="text1"/>
-                <w:kern w:val="0"/>
-                <w:sz w:val="18"/>
-                <w:szCs w:val="18"/>
-              </w:rPr>
-              <w:t>}}</w:t>
+              <w:t>bol}}</w:t>
             </w:r>
           </w:p>
           <w:p>
@@ -5663,29 +5360,7 @@
                 <w:szCs w:val="18"/>
               </w:rPr>
               <w:lastRenderedPageBreak/>
-              <w:t xml:space="preserve">{%p if </w:t>
-            </w:r>
-            <w:proofErr w:type="spellStart"/>
-            <w:r>
-              <w:rPr>
-                <w:rFonts w:eastAsiaTheme="minorHAnsi"/>
-                <w:color w:val="000000" w:themeColor="text1"/>
-                <w:kern w:val="0"/>
-                <w:sz w:val="18"/>
-                <w:szCs w:val="18"/>
-              </w:rPr>
-              <w:t>a.clinic_num_g</w:t>
-            </w:r>
-            <w:proofErr w:type="spellEnd"/>
-            <w:r>
-              <w:rPr>
-                <w:rFonts w:eastAsiaTheme="minorHAnsi"/>
-                <w:color w:val="000000" w:themeColor="text1"/>
-                <w:kern w:val="0"/>
-                <w:sz w:val="18"/>
-                <w:szCs w:val="18"/>
-              </w:rPr>
-              <w:t xml:space="preserve"> in [4,5]%}</w:t>
+              <w:t>{%p if a.clinic_num_g in [4,5]%}</w:t>
             </w:r>
           </w:p>
           <w:p>
@@ -5708,10 +5383,13 @@
                 <w:sz w:val="18"/>
                 <w:szCs w:val="18"/>
               </w:rPr>
-              <w:t xml:space="preserve">{%p if </w:t>
-            </w:r>
-            <w:proofErr w:type="spellStart"/>
-            <w:r>
+              <w:t>{%p if a.type == “Loss”%}</w:t>
+            </w:r>
+          </w:p>
+          <w:p>
+            <w:pPr>
+              <w:spacing w:line="340" w:lineRule="exact"/>
+              <w:jc w:val="center"/>
               <w:rPr>
                 <w:rFonts w:eastAsiaTheme="minorHAnsi"/>
                 <w:color w:val="FF0000"/>
@@ -5719,9 +5397,7 @@
                 <w:sz w:val="18"/>
                 <w:szCs w:val="18"/>
               </w:rPr>
-              <w:t>a.type</w:t>
-            </w:r>
-            <w:proofErr w:type="spellEnd"/>
+            </w:pPr>
             <w:r>
               <w:rPr>
                 <w:rFonts w:eastAsiaTheme="minorHAnsi"/>
@@ -5730,7 +5406,7 @@
                 <w:sz w:val="18"/>
                 <w:szCs w:val="18"/>
               </w:rPr>
-              <w:t xml:space="preserve"> == “Loss”%}</w:t>
+              <w:t>{{a.value}} del</w:t>
             </w:r>
           </w:p>
           <w:p>
@@ -5753,10 +5429,13 @@
                 <w:sz w:val="18"/>
                 <w:szCs w:val="18"/>
               </w:rPr>
-              <w:t>{{</w:t>
-            </w:r>
-            <w:proofErr w:type="spellStart"/>
-            <w:r>
+              <w:t>{%p elif a.type == “Gain”%}</w:t>
+            </w:r>
+          </w:p>
+          <w:p>
+            <w:pPr>
+              <w:spacing w:line="340" w:lineRule="exact"/>
+              <w:jc w:val="center"/>
               <w:rPr>
                 <w:rFonts w:eastAsiaTheme="minorHAnsi"/>
                 <w:color w:val="FF0000"/>
@@ -5764,9 +5443,7 @@
                 <w:sz w:val="18"/>
                 <w:szCs w:val="18"/>
               </w:rPr>
-              <w:t>a.value</w:t>
-            </w:r>
-            <w:proofErr w:type="spellEnd"/>
+            </w:pPr>
             <w:r>
               <w:rPr>
                 <w:rFonts w:eastAsiaTheme="minorHAnsi"/>
@@ -5775,7 +5452,7 @@
                 <w:sz w:val="18"/>
                 <w:szCs w:val="18"/>
               </w:rPr>
-              <w:t>}} del</w:t>
+              <w:t>{{a.value}} dup</w:t>
             </w:r>
           </w:p>
           <w:p>
@@ -5798,10 +5475,13 @@
                 <w:sz w:val="18"/>
                 <w:szCs w:val="18"/>
               </w:rPr>
-              <w:t xml:space="preserve">{%p </w:t>
-            </w:r>
-            <w:proofErr w:type="spellStart"/>
-            <w:r>
+              <w:t>{%p else%}</w:t>
+            </w:r>
+          </w:p>
+          <w:p>
+            <w:pPr>
+              <w:spacing w:line="340" w:lineRule="exact"/>
+              <w:jc w:val="center"/>
               <w:rPr>
                 <w:rFonts w:eastAsiaTheme="minorHAnsi"/>
                 <w:color w:val="FF0000"/>
@@ -5809,9 +5489,7 @@
                 <w:sz w:val="18"/>
                 <w:szCs w:val="18"/>
               </w:rPr>
-              <w:t>elif</w:t>
-            </w:r>
-            <w:proofErr w:type="spellEnd"/>
+            </w:pPr>
             <w:r>
               <w:rPr>
                 <w:rFonts w:eastAsiaTheme="minorHAnsi"/>
@@ -5820,164 +5498,7 @@
                 <w:sz w:val="18"/>
                 <w:szCs w:val="18"/>
               </w:rPr>
-              <w:t xml:space="preserve"> </w:t>
-            </w:r>
-            <w:proofErr w:type="spellStart"/>
-            <w:r>
-              <w:rPr>
-                <w:rFonts w:eastAsiaTheme="minorHAnsi"/>
-                <w:color w:val="FF0000"/>
-                <w:kern w:val="0"/>
-                <w:sz w:val="18"/>
-                <w:szCs w:val="18"/>
-              </w:rPr>
-              <w:t>a.type</w:t>
-            </w:r>
-            <w:proofErr w:type="spellEnd"/>
-            <w:r>
-              <w:rPr>
-                <w:rFonts w:eastAsiaTheme="minorHAnsi"/>
-                <w:color w:val="FF0000"/>
-                <w:kern w:val="0"/>
-                <w:sz w:val="18"/>
-                <w:szCs w:val="18"/>
-              </w:rPr>
-              <w:t xml:space="preserve"> == “Gain”%}</w:t>
-            </w:r>
-          </w:p>
-          <w:p>
-            <w:pPr>
-              <w:spacing w:line="340" w:lineRule="exact"/>
-              <w:jc w:val="center"/>
-              <w:rPr>
-                <w:rFonts w:eastAsiaTheme="minorHAnsi"/>
-                <w:color w:val="FF0000"/>
-                <w:kern w:val="0"/>
-                <w:sz w:val="18"/>
-                <w:szCs w:val="18"/>
-              </w:rPr>
-            </w:pPr>
-            <w:r>
-              <w:rPr>
-                <w:rFonts w:eastAsiaTheme="minorHAnsi"/>
-                <w:color w:val="FF0000"/>
-                <w:kern w:val="0"/>
-                <w:sz w:val="18"/>
-                <w:szCs w:val="18"/>
-              </w:rPr>
-              <w:t>{{</w:t>
-            </w:r>
-            <w:proofErr w:type="spellStart"/>
-            <w:r>
-              <w:rPr>
-                <w:rFonts w:eastAsiaTheme="minorHAnsi"/>
-                <w:color w:val="FF0000"/>
-                <w:kern w:val="0"/>
-                <w:sz w:val="18"/>
-                <w:szCs w:val="18"/>
-              </w:rPr>
-              <w:t>a.value</w:t>
-            </w:r>
-            <w:proofErr w:type="spellEnd"/>
-            <w:r>
-              <w:rPr>
-                <w:rFonts w:eastAsiaTheme="minorHAnsi"/>
-                <w:color w:val="FF0000"/>
-                <w:kern w:val="0"/>
-                <w:sz w:val="18"/>
-                <w:szCs w:val="18"/>
-              </w:rPr>
-              <w:t>}} dup</w:t>
-            </w:r>
-          </w:p>
-          <w:p>
-            <w:pPr>
-              <w:spacing w:line="340" w:lineRule="exact"/>
-              <w:jc w:val="center"/>
-              <w:rPr>
-                <w:rFonts w:eastAsiaTheme="minorHAnsi"/>
-                <w:color w:val="FF0000"/>
-                <w:kern w:val="0"/>
-                <w:sz w:val="18"/>
-                <w:szCs w:val="18"/>
-              </w:rPr>
-            </w:pPr>
-            <w:r>
-              <w:rPr>
-                <w:rFonts w:eastAsiaTheme="minorHAnsi"/>
-                <w:color w:val="FF0000"/>
-                <w:kern w:val="0"/>
-                <w:sz w:val="18"/>
-                <w:szCs w:val="18"/>
-              </w:rPr>
-              <w:t>{%p else%}</w:t>
-            </w:r>
-          </w:p>
-          <w:p>
-            <w:pPr>
-              <w:spacing w:line="340" w:lineRule="exact"/>
-              <w:jc w:val="center"/>
-              <w:rPr>
-                <w:rFonts w:eastAsiaTheme="minorHAnsi"/>
-                <w:color w:val="FF0000"/>
-                <w:kern w:val="0"/>
-                <w:sz w:val="18"/>
-                <w:szCs w:val="18"/>
-              </w:rPr>
-            </w:pPr>
-            <w:r>
-              <w:rPr>
-                <w:rFonts w:eastAsiaTheme="minorHAnsi"/>
-                <w:color w:val="FF0000"/>
-                <w:kern w:val="0"/>
-                <w:sz w:val="18"/>
-                <w:szCs w:val="18"/>
-              </w:rPr>
-              <w:t>{{</w:t>
-            </w:r>
-            <w:proofErr w:type="spellStart"/>
-            <w:r>
-              <w:rPr>
-                <w:rFonts w:eastAsiaTheme="minorHAnsi"/>
-                <w:color w:val="FF0000"/>
-                <w:kern w:val="0"/>
-                <w:sz w:val="18"/>
-                <w:szCs w:val="18"/>
-              </w:rPr>
-              <w:t>a.gene_region</w:t>
-            </w:r>
-            <w:proofErr w:type="spellEnd"/>
-            <w:r>
-              <w:rPr>
-                <w:rFonts w:eastAsiaTheme="minorHAnsi"/>
-                <w:color w:val="FF0000"/>
-                <w:kern w:val="0"/>
-                <w:sz w:val="18"/>
-                <w:szCs w:val="18"/>
-              </w:rPr>
-              <w:t>}} {{</w:t>
-            </w:r>
-            <w:proofErr w:type="spellStart"/>
-            <w:r>
-              <w:rPr>
-                <w:rFonts w:eastAsiaTheme="minorHAnsi"/>
-                <w:color w:val="FF0000"/>
-                <w:kern w:val="0"/>
-                <w:sz w:val="18"/>
-                <w:szCs w:val="18"/>
-              </w:rPr>
-              <w:t>a.hgvs_c</w:t>
-            </w:r>
-            <w:proofErr w:type="spellEnd"/>
-            <w:r>
-              <w:rPr>
-                <w:rFonts w:eastAsiaTheme="minorHAnsi"/>
-                <w:color w:val="FF0000"/>
-                <w:kern w:val="0"/>
-                <w:sz w:val="18"/>
-                <w:szCs w:val="18"/>
-              </w:rPr>
-              <w:t xml:space="preserve">}}{%if </w:t>
+              <w:t xml:space="preserve">{{a.gene_region}} {{a.hgvs_c}}{%if </w:t>
             </w:r>
             <w:r>
               <w:rPr>
@@ -6011,10 +5532,13 @@
                 <w:sz w:val="18"/>
                 <w:szCs w:val="18"/>
               </w:rPr>
-              <w:t>{{</w:t>
-            </w:r>
-            <w:proofErr w:type="spellStart"/>
-            <w:r>
+              <w:t>{{a.transcript_primary}}</w:t>
+            </w:r>
+          </w:p>
+          <w:p>
+            <w:pPr>
+              <w:spacing w:line="340" w:lineRule="exact"/>
+              <w:jc w:val="center"/>
               <w:rPr>
                 <w:rFonts w:eastAsiaTheme="minorHAnsi"/>
                 <w:color w:val="FF0000"/>
@@ -6022,9 +5546,7 @@
                 <w:sz w:val="18"/>
                 <w:szCs w:val="18"/>
               </w:rPr>
-              <w:t>a.transcript_primary</w:t>
-            </w:r>
-            <w:proofErr w:type="spellEnd"/>
+            </w:pPr>
             <w:r>
               <w:rPr>
                 <w:rFonts w:eastAsiaTheme="minorHAnsi"/>
@@ -6033,7 +5555,7 @@
                 <w:sz w:val="18"/>
                 <w:szCs w:val="18"/>
               </w:rPr>
-              <w:t>}}</w:t>
+              <w:t>{%p endif%}</w:t>
             </w:r>
           </w:p>
           <w:p>
@@ -6042,21 +5564,21 @@
               <w:jc w:val="center"/>
               <w:rPr>
                 <w:rFonts w:eastAsiaTheme="minorHAnsi"/>
-                <w:color w:val="FF0000"/>
-                <w:kern w:val="0"/>
-                <w:sz w:val="18"/>
-                <w:szCs w:val="18"/>
-              </w:rPr>
-            </w:pPr>
-            <w:r>
-              <w:rPr>
-                <w:rFonts w:eastAsiaTheme="minorHAnsi"/>
-                <w:color w:val="FF0000"/>
-                <w:kern w:val="0"/>
-                <w:sz w:val="18"/>
-                <w:szCs w:val="18"/>
-              </w:rPr>
-              <w:t>{%p endif%}</w:t>
+                <w:color w:val="000000" w:themeColor="text1"/>
+                <w:kern w:val="0"/>
+                <w:sz w:val="18"/>
+                <w:szCs w:val="18"/>
+              </w:rPr>
+            </w:pPr>
+            <w:r>
+              <w:rPr>
+                <w:rFonts w:eastAsiaTheme="minorHAnsi"/>
+                <w:color w:val="000000" w:themeColor="text1"/>
+                <w:kern w:val="0"/>
+                <w:sz w:val="18"/>
+                <w:szCs w:val="18"/>
+              </w:rPr>
+              <w:t>{%p else%}</w:t>
             </w:r>
           </w:p>
           <w:p>
@@ -6079,6 +5601,98 @@
                 <w:sz w:val="18"/>
                 <w:szCs w:val="18"/>
               </w:rPr>
+              <w:t>{%p if a.type == “Loss”%}</w:t>
+            </w:r>
+          </w:p>
+          <w:p>
+            <w:pPr>
+              <w:spacing w:line="340" w:lineRule="exact"/>
+              <w:jc w:val="center"/>
+              <w:rPr>
+                <w:rFonts w:eastAsiaTheme="minorHAnsi"/>
+                <w:color w:val="000000" w:themeColor="text1"/>
+                <w:kern w:val="0"/>
+                <w:sz w:val="18"/>
+                <w:szCs w:val="18"/>
+              </w:rPr>
+            </w:pPr>
+            <w:r>
+              <w:rPr>
+                <w:rFonts w:eastAsiaTheme="minorHAnsi"/>
+                <w:color w:val="000000" w:themeColor="text1"/>
+                <w:kern w:val="0"/>
+                <w:sz w:val="18"/>
+                <w:szCs w:val="18"/>
+              </w:rPr>
+              <w:t>{{a.value}} del</w:t>
+            </w:r>
+          </w:p>
+          <w:p>
+            <w:pPr>
+              <w:spacing w:line="340" w:lineRule="exact"/>
+              <w:jc w:val="center"/>
+              <w:rPr>
+                <w:rFonts w:eastAsiaTheme="minorHAnsi"/>
+                <w:color w:val="000000" w:themeColor="text1"/>
+                <w:kern w:val="0"/>
+                <w:sz w:val="18"/>
+                <w:szCs w:val="18"/>
+              </w:rPr>
+            </w:pPr>
+            <w:r>
+              <w:rPr>
+                <w:rFonts w:eastAsiaTheme="minorHAnsi"/>
+                <w:color w:val="000000" w:themeColor="text1"/>
+                <w:kern w:val="0"/>
+                <w:sz w:val="18"/>
+                <w:szCs w:val="18"/>
+              </w:rPr>
+              <w:t>{%p elif a.type == “Gain”%}</w:t>
+            </w:r>
+          </w:p>
+          <w:p>
+            <w:pPr>
+              <w:spacing w:line="340" w:lineRule="exact"/>
+              <w:jc w:val="center"/>
+              <w:rPr>
+                <w:rFonts w:eastAsiaTheme="minorHAnsi"/>
+                <w:color w:val="000000" w:themeColor="text1"/>
+                <w:kern w:val="0"/>
+                <w:sz w:val="18"/>
+                <w:szCs w:val="18"/>
+              </w:rPr>
+            </w:pPr>
+            <w:r>
+              <w:rPr>
+                <w:rFonts w:eastAsiaTheme="minorHAnsi"/>
+                <w:color w:val="000000" w:themeColor="text1"/>
+                <w:kern w:val="0"/>
+                <w:sz w:val="18"/>
+                <w:szCs w:val="18"/>
+              </w:rPr>
+              <w:t>{{a.value}} dup</w:t>
+            </w:r>
+          </w:p>
+          <w:p>
+            <w:pPr>
+              <w:spacing w:line="340" w:lineRule="exact"/>
+              <w:jc w:val="center"/>
+              <w:rPr>
+                <w:rFonts w:eastAsiaTheme="minorHAnsi"/>
+                <w:color w:val="000000" w:themeColor="text1"/>
+                <w:kern w:val="0"/>
+                <w:sz w:val="18"/>
+                <w:szCs w:val="18"/>
+              </w:rPr>
+            </w:pPr>
+            <w:r>
+              <w:rPr>
+                <w:rFonts w:eastAsiaTheme="minorHAnsi"/>
+                <w:color w:val="000000" w:themeColor="text1"/>
+                <w:kern w:val="0"/>
+                <w:sz w:val="18"/>
+                <w:szCs w:val="18"/>
+              </w:rPr>
               <w:t>{%p else%}</w:t>
             </w:r>
           </w:p>
@@ -6102,10 +5716,13 @@
                 <w:sz w:val="18"/>
                 <w:szCs w:val="18"/>
               </w:rPr>
-              <w:t xml:space="preserve">{%p if </w:t>
-            </w:r>
-            <w:proofErr w:type="spellStart"/>
-            <w:r>
+              <w:t>{{a.gene_region}} {{a.hgvs_c}}{%if a.hgvs_p!=”p.?”%} {{a.hgvs_p}}{%endif%}</w:t>
+            </w:r>
+          </w:p>
+          <w:p>
+            <w:pPr>
+              <w:spacing w:line="340" w:lineRule="exact"/>
+              <w:jc w:val="center"/>
               <w:rPr>
                 <w:rFonts w:eastAsiaTheme="minorHAnsi"/>
                 <w:color w:val="000000" w:themeColor="text1"/>
@@ -6113,9 +5730,7 @@
                 <w:sz w:val="18"/>
                 <w:szCs w:val="18"/>
               </w:rPr>
-              <w:t>a.type</w:t>
-            </w:r>
-            <w:proofErr w:type="spellEnd"/>
+            </w:pPr>
             <w:r>
               <w:rPr>
                 <w:rFonts w:eastAsiaTheme="minorHAnsi"/>
@@ -6124,299 +5739,7 @@
                 <w:sz w:val="18"/>
                 <w:szCs w:val="18"/>
               </w:rPr>
-              <w:t xml:space="preserve"> == “Loss”%}</w:t>
-            </w:r>
-          </w:p>
-          <w:p>
-            <w:pPr>
-              <w:spacing w:line="340" w:lineRule="exact"/>
-              <w:jc w:val="center"/>
-              <w:rPr>
-                <w:rFonts w:eastAsiaTheme="minorHAnsi"/>
-                <w:color w:val="000000" w:themeColor="text1"/>
-                <w:kern w:val="0"/>
-                <w:sz w:val="18"/>
-                <w:szCs w:val="18"/>
-              </w:rPr>
-            </w:pPr>
-            <w:r>
-              <w:rPr>
-                <w:rFonts w:eastAsiaTheme="minorHAnsi"/>
-                <w:color w:val="000000" w:themeColor="text1"/>
-                <w:kern w:val="0"/>
-                <w:sz w:val="18"/>
-                <w:szCs w:val="18"/>
-              </w:rPr>
-              <w:t>{{</w:t>
-            </w:r>
-            <w:proofErr w:type="spellStart"/>
-            <w:r>
-              <w:rPr>
-                <w:rFonts w:eastAsiaTheme="minorHAnsi"/>
-                <w:color w:val="000000" w:themeColor="text1"/>
-                <w:kern w:val="0"/>
-                <w:sz w:val="18"/>
-                <w:szCs w:val="18"/>
-              </w:rPr>
-              <w:t>a.value</w:t>
-            </w:r>
-            <w:proofErr w:type="spellEnd"/>
-            <w:r>
-              <w:rPr>
-                <w:rFonts w:eastAsiaTheme="minorHAnsi"/>
-                <w:color w:val="000000" w:themeColor="text1"/>
-                <w:kern w:val="0"/>
-                <w:sz w:val="18"/>
-                <w:szCs w:val="18"/>
-              </w:rPr>
-              <w:t>}} del</w:t>
-            </w:r>
-          </w:p>
-          <w:p>
-            <w:pPr>
-              <w:spacing w:line="340" w:lineRule="exact"/>
-              <w:jc w:val="center"/>
-              <w:rPr>
-                <w:rFonts w:eastAsiaTheme="minorHAnsi"/>
-                <w:color w:val="000000" w:themeColor="text1"/>
-                <w:kern w:val="0"/>
-                <w:sz w:val="18"/>
-                <w:szCs w:val="18"/>
-              </w:rPr>
-            </w:pPr>
-            <w:r>
-              <w:rPr>
-                <w:rFonts w:eastAsiaTheme="minorHAnsi"/>
-                <w:color w:val="000000" w:themeColor="text1"/>
-                <w:kern w:val="0"/>
-                <w:sz w:val="18"/>
-                <w:szCs w:val="18"/>
-              </w:rPr>
-              <w:t xml:space="preserve">{%p </w:t>
-            </w:r>
-            <w:proofErr w:type="spellStart"/>
-            <w:r>
-              <w:rPr>
-                <w:rFonts w:eastAsiaTheme="minorHAnsi"/>
-                <w:color w:val="000000" w:themeColor="text1"/>
-                <w:kern w:val="0"/>
-                <w:sz w:val="18"/>
-                <w:szCs w:val="18"/>
-              </w:rPr>
-              <w:t>elif</w:t>
-            </w:r>
-            <w:proofErr w:type="spellEnd"/>
-            <w:r>
-              <w:rPr>
-                <w:rFonts w:eastAsiaTheme="minorHAnsi"/>
-                <w:color w:val="000000" w:themeColor="text1"/>
-                <w:kern w:val="0"/>
-                <w:sz w:val="18"/>
-                <w:szCs w:val="18"/>
-              </w:rPr>
-              <w:t xml:space="preserve"> </w:t>
-            </w:r>
-            <w:proofErr w:type="spellStart"/>
-            <w:r>
-              <w:rPr>
-                <w:rFonts w:eastAsiaTheme="minorHAnsi"/>
-                <w:color w:val="000000" w:themeColor="text1"/>
-                <w:kern w:val="0"/>
-                <w:sz w:val="18"/>
-                <w:szCs w:val="18"/>
-              </w:rPr>
-              <w:t>a.type</w:t>
-            </w:r>
-            <w:proofErr w:type="spellEnd"/>
-            <w:r>
-              <w:rPr>
-                <w:rFonts w:eastAsiaTheme="minorHAnsi"/>
-                <w:color w:val="000000" w:themeColor="text1"/>
-                <w:kern w:val="0"/>
-                <w:sz w:val="18"/>
-                <w:szCs w:val="18"/>
-              </w:rPr>
-              <w:t xml:space="preserve"> == “Gain”%}</w:t>
-            </w:r>
-          </w:p>
-          <w:p>
-            <w:pPr>
-              <w:spacing w:line="340" w:lineRule="exact"/>
-              <w:jc w:val="center"/>
-              <w:rPr>
-                <w:rFonts w:eastAsiaTheme="minorHAnsi"/>
-                <w:color w:val="000000" w:themeColor="text1"/>
-                <w:kern w:val="0"/>
-                <w:sz w:val="18"/>
-                <w:szCs w:val="18"/>
-              </w:rPr>
-            </w:pPr>
-            <w:r>
-              <w:rPr>
-                <w:rFonts w:eastAsiaTheme="minorHAnsi"/>
-                <w:color w:val="000000" w:themeColor="text1"/>
-                <w:kern w:val="0"/>
-                <w:sz w:val="18"/>
-                <w:szCs w:val="18"/>
-              </w:rPr>
-              <w:t>{{</w:t>
-            </w:r>
-            <w:proofErr w:type="spellStart"/>
-            <w:r>
-              <w:rPr>
-                <w:rFonts w:eastAsiaTheme="minorHAnsi"/>
-                <w:color w:val="000000" w:themeColor="text1"/>
-                <w:kern w:val="0"/>
-                <w:sz w:val="18"/>
-                <w:szCs w:val="18"/>
-              </w:rPr>
-              <w:t>a.value</w:t>
-            </w:r>
-            <w:proofErr w:type="spellEnd"/>
-            <w:r>
-              <w:rPr>
-                <w:rFonts w:eastAsiaTheme="minorHAnsi"/>
-                <w:color w:val="000000" w:themeColor="text1"/>
-                <w:kern w:val="0"/>
-                <w:sz w:val="18"/>
-                <w:szCs w:val="18"/>
-              </w:rPr>
-              <w:t>}} dup</w:t>
-            </w:r>
-          </w:p>
-          <w:p>
-            <w:pPr>
-              <w:spacing w:line="340" w:lineRule="exact"/>
-              <w:jc w:val="center"/>
-              <w:rPr>
-                <w:rFonts w:eastAsiaTheme="minorHAnsi"/>
-                <w:color w:val="000000" w:themeColor="text1"/>
-                <w:kern w:val="0"/>
-                <w:sz w:val="18"/>
-                <w:szCs w:val="18"/>
-              </w:rPr>
-            </w:pPr>
-            <w:r>
-              <w:rPr>
-                <w:rFonts w:eastAsiaTheme="minorHAnsi"/>
-                <w:color w:val="000000" w:themeColor="text1"/>
-                <w:kern w:val="0"/>
-                <w:sz w:val="18"/>
-                <w:szCs w:val="18"/>
-              </w:rPr>
-              <w:t>{%p else%}</w:t>
-            </w:r>
-          </w:p>
-          <w:p>
-            <w:pPr>
-              <w:spacing w:line="340" w:lineRule="exact"/>
-              <w:jc w:val="center"/>
-              <w:rPr>
-                <w:rFonts w:eastAsiaTheme="minorHAnsi"/>
-                <w:color w:val="000000" w:themeColor="text1"/>
-                <w:kern w:val="0"/>
-                <w:sz w:val="18"/>
-                <w:szCs w:val="18"/>
-              </w:rPr>
-            </w:pPr>
-            <w:r>
-              <w:rPr>
-                <w:rFonts w:eastAsiaTheme="minorHAnsi"/>
-                <w:color w:val="000000" w:themeColor="text1"/>
-                <w:kern w:val="0"/>
-                <w:sz w:val="18"/>
-                <w:szCs w:val="18"/>
-              </w:rPr>
-              <w:t>{{</w:t>
-            </w:r>
-            <w:proofErr w:type="spellStart"/>
-            <w:r>
-              <w:rPr>
-                <w:rFonts w:eastAsiaTheme="minorHAnsi"/>
-                <w:color w:val="000000" w:themeColor="text1"/>
-                <w:kern w:val="0"/>
-                <w:sz w:val="18"/>
-                <w:szCs w:val="18"/>
-              </w:rPr>
-              <w:t>a.gene_region</w:t>
-            </w:r>
-            <w:proofErr w:type="spellEnd"/>
-            <w:r>
-              <w:rPr>
-                <w:rFonts w:eastAsiaTheme="minorHAnsi"/>
-                <w:color w:val="000000" w:themeColor="text1"/>
-                <w:kern w:val="0"/>
-                <w:sz w:val="18"/>
-                <w:szCs w:val="18"/>
-              </w:rPr>
-              <w:t>}} {{</w:t>
-            </w:r>
-            <w:proofErr w:type="spellStart"/>
-            <w:r>
-              <w:rPr>
-                <w:rFonts w:eastAsiaTheme="minorHAnsi"/>
-                <w:color w:val="000000" w:themeColor="text1"/>
-                <w:kern w:val="0"/>
-                <w:sz w:val="18"/>
-                <w:szCs w:val="18"/>
-              </w:rPr>
-              <w:t>a.hgvs_c</w:t>
-            </w:r>
-            <w:proofErr w:type="spellEnd"/>
-            <w:r>
-              <w:rPr>
-                <w:rFonts w:eastAsiaTheme="minorHAnsi"/>
-                <w:color w:val="000000" w:themeColor="text1"/>
-                <w:kern w:val="0"/>
-                <w:sz w:val="18"/>
-                <w:szCs w:val="18"/>
-              </w:rPr>
-              <w:t>}}{%if a.hgvs_p!=”p.?”%} {{a.hgvs_p}}{%endif%}</w:t>
-            </w:r>
-          </w:p>
-          <w:p>
-            <w:pPr>
-              <w:spacing w:line="340" w:lineRule="exact"/>
-              <w:jc w:val="center"/>
-              <w:rPr>
-                <w:rFonts w:eastAsiaTheme="minorHAnsi"/>
-                <w:color w:val="000000" w:themeColor="text1"/>
-                <w:kern w:val="0"/>
-                <w:sz w:val="18"/>
-                <w:szCs w:val="18"/>
-              </w:rPr>
-            </w:pPr>
-            <w:r>
-              <w:rPr>
-                <w:rFonts w:eastAsiaTheme="minorHAnsi"/>
-                <w:color w:val="000000" w:themeColor="text1"/>
-                <w:kern w:val="0"/>
-                <w:sz w:val="18"/>
-                <w:szCs w:val="18"/>
-              </w:rPr>
-              <w:t>{{</w:t>
-            </w:r>
-            <w:proofErr w:type="spellStart"/>
-            <w:r>
-              <w:rPr>
-                <w:rFonts w:eastAsiaTheme="minorHAnsi"/>
-                <w:color w:val="000000" w:themeColor="text1"/>
-                <w:kern w:val="0"/>
-                <w:sz w:val="18"/>
-                <w:szCs w:val="18"/>
-              </w:rPr>
-              <w:t>a.transcript_primary</w:t>
-            </w:r>
-            <w:proofErr w:type="spellEnd"/>
-            <w:r>
-              <w:rPr>
-                <w:rFonts w:eastAsiaTheme="minorHAnsi"/>
-                <w:color w:val="000000" w:themeColor="text1"/>
-                <w:kern w:val="0"/>
-                <w:sz w:val="18"/>
-                <w:szCs w:val="18"/>
-              </w:rPr>
-              <w:t>}}</w:t>
+              <w:t>{{a.transcript_primary}}</w:t>
             </w:r>
           </w:p>
           <w:p>
@@ -6496,29 +5819,7 @@
                 <w:szCs w:val="18"/>
               </w:rPr>
               <w:lastRenderedPageBreak/>
-              <w:t xml:space="preserve">{%p if </w:t>
-            </w:r>
-            <w:proofErr w:type="spellStart"/>
-            <w:r>
-              <w:rPr>
-                <w:rFonts w:eastAsiaTheme="minorHAnsi"/>
-                <w:color w:val="000000" w:themeColor="text1"/>
-                <w:kern w:val="0"/>
-                <w:sz w:val="18"/>
-                <w:szCs w:val="18"/>
-              </w:rPr>
-              <w:t>a.clinic_num_g</w:t>
-            </w:r>
-            <w:proofErr w:type="spellEnd"/>
-            <w:r>
-              <w:rPr>
-                <w:rFonts w:eastAsiaTheme="minorHAnsi"/>
-                <w:color w:val="000000" w:themeColor="text1"/>
-                <w:kern w:val="0"/>
-                <w:sz w:val="18"/>
-                <w:szCs w:val="18"/>
-              </w:rPr>
-              <w:t xml:space="preserve"> in [4,5]%}</w:t>
+              <w:t>{%p if a.clinic_num_g in [4,5]%}</w:t>
             </w:r>
           </w:p>
           <w:p>
@@ -6541,10 +5842,13 @@
                 <w:sz w:val="18"/>
                 <w:szCs w:val="18"/>
               </w:rPr>
-              <w:t xml:space="preserve">{%p if </w:t>
-            </w:r>
-            <w:proofErr w:type="spellStart"/>
-            <w:r>
+              <w:t>{%p if a.type == “Loss”%}</w:t>
+            </w:r>
+          </w:p>
+          <w:p>
+            <w:pPr>
+              <w:spacing w:line="340" w:lineRule="exact"/>
+              <w:jc w:val="center"/>
               <w:rPr>
                 <w:rFonts w:eastAsiaTheme="minorHAnsi"/>
                 <w:color w:val="FF0000"/>
@@ -6552,9 +5856,7 @@
                 <w:sz w:val="18"/>
                 <w:szCs w:val="18"/>
               </w:rPr>
-              <w:t>a.type</w:t>
-            </w:r>
-            <w:proofErr w:type="spellEnd"/>
+            </w:pPr>
             <w:r>
               <w:rPr>
                 <w:rFonts w:eastAsiaTheme="minorHAnsi"/>
@@ -6563,74 +5865,7 @@
                 <w:sz w:val="18"/>
                 <w:szCs w:val="18"/>
               </w:rPr>
-              <w:t xml:space="preserve"> == “Loss”%}</w:t>
-            </w:r>
-          </w:p>
-          <w:p>
-            <w:pPr>
-              <w:spacing w:line="340" w:lineRule="exact"/>
-              <w:jc w:val="center"/>
-              <w:rPr>
-                <w:rFonts w:eastAsiaTheme="minorHAnsi"/>
-                <w:color w:val="FF0000"/>
-                <w:kern w:val="0"/>
-                <w:sz w:val="18"/>
-                <w:szCs w:val="18"/>
-              </w:rPr>
-            </w:pPr>
-            <w:r>
-              <w:rPr>
-                <w:rFonts w:eastAsiaTheme="minorHAnsi"/>
-                <w:color w:val="FF0000"/>
-                <w:kern w:val="0"/>
-                <w:sz w:val="18"/>
-                <w:szCs w:val="18"/>
-              </w:rPr>
-              <w:t xml:space="preserve">{%p if </w:t>
-            </w:r>
-            <w:proofErr w:type="spellStart"/>
-            <w:r>
-              <w:rPr>
-                <w:rFonts w:eastAsiaTheme="minorHAnsi"/>
-                <w:color w:val="FF0000"/>
-                <w:kern w:val="0"/>
-                <w:sz w:val="18"/>
-                <w:szCs w:val="18"/>
-              </w:rPr>
-              <w:t>a.cnv_type</w:t>
-            </w:r>
-            <w:proofErr w:type="spellEnd"/>
-            <w:r>
-              <w:rPr>
-                <w:rFonts w:eastAsiaTheme="minorHAnsi"/>
-                <w:color w:val="FF0000"/>
-                <w:kern w:val="0"/>
-                <w:sz w:val="18"/>
-                <w:szCs w:val="18"/>
-              </w:rPr>
-              <w:t xml:space="preserve"> == “</w:t>
-            </w:r>
-            <w:proofErr w:type="spellStart"/>
-            <w:r>
-              <w:rPr>
-                <w:rFonts w:eastAsiaTheme="minorHAnsi"/>
-                <w:color w:val="FF0000"/>
-                <w:kern w:val="0"/>
-                <w:sz w:val="18"/>
-                <w:szCs w:val="18"/>
-              </w:rPr>
-              <w:t>HeteDel</w:t>
-            </w:r>
-            <w:proofErr w:type="spellEnd"/>
-            <w:r>
-              <w:rPr>
-                <w:rFonts w:eastAsiaTheme="minorHAnsi"/>
-                <w:color w:val="FF0000"/>
-                <w:kern w:val="0"/>
-                <w:sz w:val="18"/>
-                <w:szCs w:val="18"/>
-              </w:rPr>
-              <w:t>”%}</w:t>
+              <w:t>{%p if a.cnv_type == “HeteDel”%}</w:t>
             </w:r>
           </w:p>
           <w:p>
@@ -6677,73 +5912,7 @@
                 <w:sz w:val="18"/>
                 <w:szCs w:val="18"/>
               </w:rPr>
-              <w:t xml:space="preserve">{%p </w:t>
-            </w:r>
-            <w:proofErr w:type="spellStart"/>
-            <w:r>
-              <w:rPr>
-                <w:rFonts w:eastAsiaTheme="minorHAnsi"/>
-                <w:color w:val="FF0000"/>
-                <w:kern w:val="0"/>
-                <w:sz w:val="18"/>
-                <w:szCs w:val="18"/>
-              </w:rPr>
-              <w:t>elif</w:t>
-            </w:r>
-            <w:proofErr w:type="spellEnd"/>
-            <w:r>
-              <w:rPr>
-                <w:rFonts w:eastAsiaTheme="minorHAnsi"/>
-                <w:color w:val="FF0000"/>
-                <w:kern w:val="0"/>
-                <w:sz w:val="18"/>
-                <w:szCs w:val="18"/>
-              </w:rPr>
-              <w:t xml:space="preserve"> </w:t>
-            </w:r>
-            <w:proofErr w:type="spellStart"/>
-            <w:r>
-              <w:rPr>
-                <w:rFonts w:eastAsiaTheme="minorHAnsi"/>
-                <w:color w:val="FF0000"/>
-                <w:kern w:val="0"/>
-                <w:sz w:val="18"/>
-                <w:szCs w:val="18"/>
-              </w:rPr>
-              <w:t>a.cnv_type</w:t>
-            </w:r>
-            <w:proofErr w:type="spellEnd"/>
-            <w:r>
-              <w:rPr>
-                <w:rFonts w:eastAsiaTheme="minorHAnsi"/>
-                <w:color w:val="FF0000"/>
-                <w:kern w:val="0"/>
-                <w:sz w:val="18"/>
-                <w:szCs w:val="18"/>
-              </w:rPr>
-              <w:t xml:space="preserve"> == “</w:t>
-            </w:r>
-            <w:proofErr w:type="spellStart"/>
-            <w:r>
-              <w:rPr>
-                <w:rFonts w:eastAsiaTheme="minorHAnsi"/>
-                <w:color w:val="FF0000"/>
-                <w:kern w:val="0"/>
-                <w:sz w:val="18"/>
-                <w:szCs w:val="18"/>
-              </w:rPr>
-              <w:t>HomoDel</w:t>
-            </w:r>
-            <w:proofErr w:type="spellEnd"/>
-            <w:r>
-              <w:rPr>
-                <w:rFonts w:eastAsiaTheme="minorHAnsi"/>
-                <w:color w:val="FF0000"/>
-                <w:kern w:val="0"/>
-                <w:sz w:val="18"/>
-                <w:szCs w:val="18"/>
-              </w:rPr>
-              <w:t>”%}</w:t>
+              <w:t>{%p elif a.cnv_type == “HomoDel”%}</w:t>
             </w:r>
           </w:p>
           <w:p>
@@ -6858,10 +6027,13 @@
                 <w:sz w:val="18"/>
                 <w:szCs w:val="18"/>
               </w:rPr>
-              <w:t xml:space="preserve">{%p </w:t>
-            </w:r>
-            <w:proofErr w:type="spellStart"/>
-            <w:r>
+              <w:t>{%p elif a.type == “Gain”%}</w:t>
+            </w:r>
+          </w:p>
+          <w:p>
+            <w:pPr>
+              <w:spacing w:line="340" w:lineRule="exact"/>
+              <w:jc w:val="center"/>
               <w:rPr>
                 <w:rFonts w:eastAsiaTheme="minorHAnsi"/>
                 <w:color w:val="FF0000"/>
@@ -6869,9 +6041,7 @@
                 <w:sz w:val="18"/>
                 <w:szCs w:val="18"/>
               </w:rPr>
-              <w:t>elif</w:t>
-            </w:r>
-            <w:proofErr w:type="spellEnd"/>
+            </w:pPr>
             <w:r>
               <w:rPr>
                 <w:rFonts w:eastAsiaTheme="minorHAnsi"/>
@@ -6880,10 +6050,13 @@
                 <w:sz w:val="18"/>
                 <w:szCs w:val="18"/>
               </w:rPr>
-              <w:t xml:space="preserve"> </w:t>
-            </w:r>
-            <w:proofErr w:type="spellStart"/>
-            <w:r>
+              <w:t>/</w:t>
+            </w:r>
+          </w:p>
+          <w:p>
+            <w:pPr>
+              <w:spacing w:line="340" w:lineRule="exact"/>
+              <w:jc w:val="center"/>
               <w:rPr>
                 <w:rFonts w:eastAsiaTheme="minorHAnsi"/>
                 <w:color w:val="FF0000"/>
@@ -6891,9 +6064,7 @@
                 <w:sz w:val="18"/>
                 <w:szCs w:val="18"/>
               </w:rPr>
-              <w:t>a.type</w:t>
-            </w:r>
-            <w:proofErr w:type="spellEnd"/>
+            </w:pPr>
             <w:r>
               <w:rPr>
                 <w:rFonts w:eastAsiaTheme="minorHAnsi"/>
@@ -6902,7 +6073,7 @@
                 <w:sz w:val="18"/>
                 <w:szCs w:val="18"/>
               </w:rPr>
-              <w:t xml:space="preserve"> == “Gain”%}</w:t>
+              <w:t>{%p else%}</w:t>
             </w:r>
           </w:p>
           <w:p>
@@ -6925,7 +6096,7 @@
                 <w:sz w:val="18"/>
                 <w:szCs w:val="18"/>
               </w:rPr>
-              <w:t>/</w:t>
+              <w:t>{%if a.freq &gt;= 0.85%}纯合{%else%}杂合{%endif%}</w:t>
             </w:r>
           </w:p>
           <w:p>
@@ -6934,16 +6105,39 @@
               <w:jc w:val="center"/>
               <w:rPr>
                 <w:rFonts w:eastAsiaTheme="minorHAnsi"/>
+                <w:color w:val="000000" w:themeColor="text1"/>
+                <w:kern w:val="0"/>
+                <w:sz w:val="18"/>
+                <w:szCs w:val="18"/>
+              </w:rPr>
+            </w:pPr>
+            <w:r>
+              <w:rPr>
+                <w:rFonts w:eastAsiaTheme="minorHAnsi"/>
                 <w:color w:val="FF0000"/>
                 <w:kern w:val="0"/>
                 <w:sz w:val="18"/>
                 <w:szCs w:val="18"/>
               </w:rPr>
-            </w:pPr>
-            <w:r>
-              <w:rPr>
-                <w:rFonts w:eastAsiaTheme="minorHAnsi"/>
-                <w:color w:val="FF0000"/>
+              <w:t>{%p endif%}</w:t>
+            </w:r>
+          </w:p>
+          <w:p>
+            <w:pPr>
+              <w:spacing w:line="340" w:lineRule="exact"/>
+              <w:jc w:val="center"/>
+              <w:rPr>
+                <w:rFonts w:eastAsiaTheme="minorHAnsi"/>
+                <w:color w:val="000000" w:themeColor="text1"/>
+                <w:kern w:val="0"/>
+                <w:sz w:val="18"/>
+                <w:szCs w:val="18"/>
+              </w:rPr>
+            </w:pPr>
+            <w:r>
+              <w:rPr>
+                <w:rFonts w:eastAsiaTheme="minorHAnsi"/>
+                <w:color w:val="000000" w:themeColor="text1"/>
                 <w:kern w:val="0"/>
                 <w:sz w:val="18"/>
                 <w:szCs w:val="18"/>
@@ -6957,43 +6151,21 @@
               <w:jc w:val="center"/>
               <w:rPr>
                 <w:rFonts w:eastAsiaTheme="minorHAnsi"/>
-                <w:color w:val="FF0000"/>
-                <w:kern w:val="0"/>
-                <w:sz w:val="18"/>
-                <w:szCs w:val="18"/>
-              </w:rPr>
-            </w:pPr>
-            <w:r>
-              <w:rPr>
-                <w:rFonts w:eastAsiaTheme="minorHAnsi"/>
-                <w:color w:val="FF0000"/>
-                <w:kern w:val="0"/>
-                <w:sz w:val="18"/>
-                <w:szCs w:val="18"/>
-              </w:rPr>
-              <w:t xml:space="preserve">{%if </w:t>
-            </w:r>
-            <w:proofErr w:type="spellStart"/>
-            <w:r>
-              <w:rPr>
-                <w:rFonts w:eastAsiaTheme="minorHAnsi"/>
-                <w:color w:val="FF0000"/>
-                <w:kern w:val="0"/>
-                <w:sz w:val="18"/>
-                <w:szCs w:val="18"/>
-              </w:rPr>
-              <w:t>a.freq</w:t>
-            </w:r>
-            <w:proofErr w:type="spellEnd"/>
-            <w:r>
-              <w:rPr>
-                <w:rFonts w:eastAsiaTheme="minorHAnsi"/>
-                <w:color w:val="FF0000"/>
-                <w:kern w:val="0"/>
-                <w:sz w:val="18"/>
-                <w:szCs w:val="18"/>
-              </w:rPr>
-              <w:t xml:space="preserve"> &gt;= 0.85%}纯合{%else%}杂合{%endif%}</w:t>
+                <w:color w:val="000000" w:themeColor="text1"/>
+                <w:kern w:val="0"/>
+                <w:sz w:val="18"/>
+                <w:szCs w:val="18"/>
+              </w:rPr>
+            </w:pPr>
+            <w:r>
+              <w:rPr>
+                <w:rFonts w:eastAsiaTheme="minorHAnsi"/>
+                <w:color w:val="000000" w:themeColor="text1"/>
+                <w:kern w:val="0"/>
+                <w:sz w:val="18"/>
+                <w:szCs w:val="18"/>
+              </w:rPr>
+              <w:t>{%p if a.type == “Loss”%}</w:t>
             </w:r>
           </w:p>
           <w:p>
@@ -7011,147 +6183,12 @@
             <w:r>
               <w:rPr>
                 <w:rFonts w:eastAsiaTheme="minorHAnsi"/>
-                <w:color w:val="FF0000"/>
-                <w:kern w:val="0"/>
-                <w:sz w:val="18"/>
-                <w:szCs w:val="18"/>
-              </w:rPr>
-              <w:t>{%p endif%}</w:t>
-            </w:r>
-          </w:p>
-          <w:p>
-            <w:pPr>
-              <w:spacing w:line="340" w:lineRule="exact"/>
-              <w:jc w:val="center"/>
-              <w:rPr>
-                <w:rFonts w:eastAsiaTheme="minorHAnsi"/>
                 <w:color w:val="000000" w:themeColor="text1"/>
                 <w:kern w:val="0"/>
                 <w:sz w:val="18"/>
                 <w:szCs w:val="18"/>
               </w:rPr>
-            </w:pPr>
-            <w:r>
-              <w:rPr>
-                <w:rFonts w:eastAsiaTheme="minorHAnsi"/>
-                <w:color w:val="000000" w:themeColor="text1"/>
-                <w:kern w:val="0"/>
-                <w:sz w:val="18"/>
-                <w:szCs w:val="18"/>
-              </w:rPr>
-              <w:t>{%p else%}</w:t>
-            </w:r>
-          </w:p>
-          <w:p>
-            <w:pPr>
-              <w:spacing w:line="340" w:lineRule="exact"/>
-              <w:jc w:val="center"/>
-              <w:rPr>
-                <w:rFonts w:eastAsiaTheme="minorHAnsi"/>
-                <w:color w:val="000000" w:themeColor="text1"/>
-                <w:kern w:val="0"/>
-                <w:sz w:val="18"/>
-                <w:szCs w:val="18"/>
-              </w:rPr>
-            </w:pPr>
-            <w:r>
-              <w:rPr>
-                <w:rFonts w:eastAsiaTheme="minorHAnsi"/>
-                <w:color w:val="000000" w:themeColor="text1"/>
-                <w:kern w:val="0"/>
-                <w:sz w:val="18"/>
-                <w:szCs w:val="18"/>
-              </w:rPr>
-              <w:t xml:space="preserve">{%p if </w:t>
-            </w:r>
-            <w:proofErr w:type="spellStart"/>
-            <w:r>
-              <w:rPr>
-                <w:rFonts w:eastAsiaTheme="minorHAnsi"/>
-                <w:color w:val="000000" w:themeColor="text1"/>
-                <w:kern w:val="0"/>
-                <w:sz w:val="18"/>
-                <w:szCs w:val="18"/>
-              </w:rPr>
-              <w:t>a.type</w:t>
-            </w:r>
-            <w:proofErr w:type="spellEnd"/>
-            <w:r>
-              <w:rPr>
-                <w:rFonts w:eastAsiaTheme="minorHAnsi"/>
-                <w:color w:val="000000" w:themeColor="text1"/>
-                <w:kern w:val="0"/>
-                <w:sz w:val="18"/>
-                <w:szCs w:val="18"/>
-              </w:rPr>
-              <w:t xml:space="preserve"> == “Loss”%}</w:t>
-            </w:r>
-          </w:p>
-          <w:p>
-            <w:pPr>
-              <w:spacing w:line="340" w:lineRule="exact"/>
-              <w:jc w:val="center"/>
-              <w:rPr>
-                <w:rFonts w:eastAsiaTheme="minorHAnsi"/>
-                <w:color w:val="000000" w:themeColor="text1"/>
-                <w:kern w:val="0"/>
-                <w:sz w:val="18"/>
-                <w:szCs w:val="18"/>
-              </w:rPr>
-            </w:pPr>
-            <w:r>
-              <w:rPr>
-                <w:rFonts w:eastAsiaTheme="minorHAnsi"/>
-                <w:color w:val="000000" w:themeColor="text1"/>
-                <w:kern w:val="0"/>
-                <w:sz w:val="18"/>
-                <w:szCs w:val="18"/>
-              </w:rPr>
-              <w:t xml:space="preserve">{%p if </w:t>
-            </w:r>
-            <w:proofErr w:type="spellStart"/>
-            <w:r>
-              <w:rPr>
-                <w:rFonts w:eastAsiaTheme="minorHAnsi"/>
-                <w:color w:val="000000" w:themeColor="text1"/>
-                <w:kern w:val="0"/>
-                <w:sz w:val="18"/>
-                <w:szCs w:val="18"/>
-              </w:rPr>
-              <w:t>a.cnv_type</w:t>
-            </w:r>
-            <w:proofErr w:type="spellEnd"/>
-            <w:r>
-              <w:rPr>
-                <w:rFonts w:eastAsiaTheme="minorHAnsi"/>
-                <w:color w:val="000000" w:themeColor="text1"/>
-                <w:kern w:val="0"/>
-                <w:sz w:val="18"/>
-                <w:szCs w:val="18"/>
-              </w:rPr>
-              <w:t xml:space="preserve"> == “</w:t>
-            </w:r>
-            <w:proofErr w:type="spellStart"/>
-            <w:r>
-              <w:rPr>
-                <w:rFonts w:eastAsiaTheme="minorHAnsi"/>
-                <w:color w:val="000000" w:themeColor="text1"/>
-                <w:kern w:val="0"/>
-                <w:sz w:val="18"/>
-                <w:szCs w:val="18"/>
-              </w:rPr>
-              <w:t>HeteDel</w:t>
-            </w:r>
-            <w:proofErr w:type="spellEnd"/>
-            <w:r>
-              <w:rPr>
-                <w:rFonts w:eastAsiaTheme="minorHAnsi"/>
-                <w:color w:val="000000" w:themeColor="text1"/>
-                <w:kern w:val="0"/>
-                <w:sz w:val="18"/>
-                <w:szCs w:val="18"/>
-              </w:rPr>
-              <w:t>”%}</w:t>
+              <w:t>{%p if a.cnv_type == “HeteDel”%}</w:t>
             </w:r>
           </w:p>
           <w:p>
@@ -7197,73 +6234,7 @@
                 <w:sz w:val="18"/>
                 <w:szCs w:val="18"/>
               </w:rPr>
-              <w:t xml:space="preserve">{%p </w:t>
-            </w:r>
-            <w:proofErr w:type="spellStart"/>
-            <w:r>
-              <w:rPr>
-                <w:rFonts w:eastAsiaTheme="minorHAnsi"/>
-                <w:color w:val="000000" w:themeColor="text1"/>
-                <w:kern w:val="0"/>
-                <w:sz w:val="18"/>
-                <w:szCs w:val="18"/>
-              </w:rPr>
-              <w:t>elif</w:t>
-            </w:r>
-            <w:proofErr w:type="spellEnd"/>
-            <w:r>
-              <w:rPr>
-                <w:rFonts w:eastAsiaTheme="minorHAnsi"/>
-                <w:color w:val="000000" w:themeColor="text1"/>
-                <w:kern w:val="0"/>
-                <w:sz w:val="18"/>
-                <w:szCs w:val="18"/>
-              </w:rPr>
-              <w:t xml:space="preserve"> </w:t>
-            </w:r>
-            <w:proofErr w:type="spellStart"/>
-            <w:r>
-              <w:rPr>
-                <w:rFonts w:eastAsiaTheme="minorHAnsi"/>
-                <w:color w:val="000000" w:themeColor="text1"/>
-                <w:kern w:val="0"/>
-                <w:sz w:val="18"/>
-                <w:szCs w:val="18"/>
-              </w:rPr>
-              <w:t>a.cnv_type</w:t>
-            </w:r>
-            <w:proofErr w:type="spellEnd"/>
-            <w:r>
-              <w:rPr>
-                <w:rFonts w:eastAsiaTheme="minorHAnsi"/>
-                <w:color w:val="000000" w:themeColor="text1"/>
-                <w:kern w:val="0"/>
-                <w:sz w:val="18"/>
-                <w:szCs w:val="18"/>
-              </w:rPr>
-              <w:t xml:space="preserve"> == “</w:t>
-            </w:r>
-            <w:proofErr w:type="spellStart"/>
-            <w:r>
-              <w:rPr>
-                <w:rFonts w:eastAsiaTheme="minorHAnsi"/>
-                <w:color w:val="000000" w:themeColor="text1"/>
-                <w:kern w:val="0"/>
-                <w:sz w:val="18"/>
-                <w:szCs w:val="18"/>
-              </w:rPr>
-              <w:t>HomoDel</w:t>
-            </w:r>
-            <w:proofErr w:type="spellEnd"/>
-            <w:r>
-              <w:rPr>
-                <w:rFonts w:eastAsiaTheme="minorHAnsi"/>
-                <w:color w:val="000000" w:themeColor="text1"/>
-                <w:kern w:val="0"/>
-                <w:sz w:val="18"/>
-                <w:szCs w:val="18"/>
-              </w:rPr>
-              <w:t>”%}</w:t>
+              <w:t>{%p elif a.cnv_type == “HomoDel”%}</w:t>
             </w:r>
           </w:p>
           <w:p>
@@ -7378,10 +6349,13 @@
                 <w:sz w:val="18"/>
                 <w:szCs w:val="18"/>
               </w:rPr>
-              <w:t xml:space="preserve">{%p </w:t>
-            </w:r>
-            <w:proofErr w:type="spellStart"/>
-            <w:r>
+              <w:t>{%p elif a.type == “Gain”%}</w:t>
+            </w:r>
+          </w:p>
+          <w:p>
+            <w:pPr>
+              <w:spacing w:line="340" w:lineRule="exact"/>
+              <w:jc w:val="center"/>
               <w:rPr>
                 <w:rFonts w:eastAsiaTheme="minorHAnsi"/>
                 <w:color w:val="000000" w:themeColor="text1"/>
@@ -7389,9 +6363,7 @@
                 <w:sz w:val="18"/>
                 <w:szCs w:val="18"/>
               </w:rPr>
-              <w:t>elif</w:t>
-            </w:r>
-            <w:proofErr w:type="spellEnd"/>
+            </w:pPr>
             <w:r>
               <w:rPr>
                 <w:rFonts w:eastAsiaTheme="minorHAnsi"/>
@@ -7400,10 +6372,13 @@
                 <w:sz w:val="18"/>
                 <w:szCs w:val="18"/>
               </w:rPr>
-              <w:t xml:space="preserve"> </w:t>
-            </w:r>
-            <w:proofErr w:type="spellStart"/>
-            <w:r>
+              <w:t>/</w:t>
+            </w:r>
+          </w:p>
+          <w:p>
+            <w:pPr>
+              <w:spacing w:line="340" w:lineRule="exact"/>
+              <w:jc w:val="center"/>
               <w:rPr>
                 <w:rFonts w:eastAsiaTheme="minorHAnsi"/>
                 <w:color w:val="000000" w:themeColor="text1"/>
@@ -7411,9 +6386,7 @@
                 <w:sz w:val="18"/>
                 <w:szCs w:val="18"/>
               </w:rPr>
-              <w:t>a.type</w:t>
-            </w:r>
-            <w:proofErr w:type="spellEnd"/>
+            </w:pPr>
             <w:r>
               <w:rPr>
                 <w:rFonts w:eastAsiaTheme="minorHAnsi"/>
@@ -7422,7 +6395,7 @@
                 <w:sz w:val="18"/>
                 <w:szCs w:val="18"/>
               </w:rPr>
-              <w:t xml:space="preserve"> == “Gain”%}</w:t>
+              <w:t>{%p else%}</w:t>
             </w:r>
           </w:p>
           <w:p>
@@ -7445,75 +6418,7 @@
                 <w:sz w:val="18"/>
                 <w:szCs w:val="18"/>
               </w:rPr>
-              <w:t>/</w:t>
-            </w:r>
-          </w:p>
-          <w:p>
-            <w:pPr>
-              <w:spacing w:line="340" w:lineRule="exact"/>
-              <w:jc w:val="center"/>
-              <w:rPr>
-                <w:rFonts w:eastAsiaTheme="minorHAnsi"/>
-                <w:color w:val="000000" w:themeColor="text1"/>
-                <w:kern w:val="0"/>
-                <w:sz w:val="18"/>
-                <w:szCs w:val="18"/>
-              </w:rPr>
-            </w:pPr>
-            <w:r>
-              <w:rPr>
-                <w:rFonts w:eastAsiaTheme="minorHAnsi"/>
-                <w:color w:val="000000" w:themeColor="text1"/>
-                <w:kern w:val="0"/>
-                <w:sz w:val="18"/>
-                <w:szCs w:val="18"/>
-              </w:rPr>
-              <w:t>{%p else%}</w:t>
-            </w:r>
-          </w:p>
-          <w:p>
-            <w:pPr>
-              <w:spacing w:line="340" w:lineRule="exact"/>
-              <w:jc w:val="center"/>
-              <w:rPr>
-                <w:rFonts w:eastAsiaTheme="minorHAnsi"/>
-                <w:color w:val="000000" w:themeColor="text1"/>
-                <w:kern w:val="0"/>
-                <w:sz w:val="18"/>
-                <w:szCs w:val="18"/>
-              </w:rPr>
-            </w:pPr>
-            <w:r>
-              <w:rPr>
-                <w:rFonts w:eastAsiaTheme="minorHAnsi"/>
-                <w:color w:val="000000" w:themeColor="text1"/>
-                <w:kern w:val="0"/>
-                <w:sz w:val="18"/>
-                <w:szCs w:val="18"/>
-              </w:rPr>
-              <w:t xml:space="preserve">{%if </w:t>
-            </w:r>
-            <w:proofErr w:type="spellStart"/>
-            <w:r>
-              <w:rPr>
-                <w:rFonts w:eastAsiaTheme="minorHAnsi"/>
-                <w:color w:val="000000" w:themeColor="text1"/>
-                <w:kern w:val="0"/>
-                <w:sz w:val="18"/>
-                <w:szCs w:val="18"/>
-              </w:rPr>
-              <w:t>a.freq</w:t>
-            </w:r>
-            <w:proofErr w:type="spellEnd"/>
-            <w:r>
-              <w:rPr>
-                <w:rFonts w:eastAsiaTheme="minorHAnsi"/>
-                <w:color w:val="000000" w:themeColor="text1"/>
-                <w:kern w:val="0"/>
-                <w:sz w:val="18"/>
-                <w:szCs w:val="18"/>
-              </w:rPr>
-              <w:t xml:space="preserve"> &gt;= 0.85%}纯合{%else%}杂合{%endif%}</w:t>
+              <w:t>{%if a.freq &gt;= 0.85%}纯合{%else%}杂合{%endif%}</w:t>
             </w:r>
           </w:p>
           <w:p>
@@ -7592,29 +6497,7 @@
                 <w:szCs w:val="18"/>
               </w:rPr>
               <w:lastRenderedPageBreak/>
-              <w:t xml:space="preserve">{%p if </w:t>
-            </w:r>
-            <w:proofErr w:type="spellStart"/>
-            <w:r>
-              <w:rPr>
-                <w:rFonts w:eastAsiaTheme="minorHAnsi"/>
-                <w:color w:val="000000" w:themeColor="text1"/>
-                <w:kern w:val="0"/>
-                <w:sz w:val="18"/>
-                <w:szCs w:val="18"/>
-              </w:rPr>
-              <w:t>a.clinic_num_g</w:t>
-            </w:r>
-            <w:proofErr w:type="spellEnd"/>
-            <w:r>
-              <w:rPr>
-                <w:rFonts w:eastAsiaTheme="minorHAnsi"/>
-                <w:color w:val="000000" w:themeColor="text1"/>
-                <w:kern w:val="0"/>
-                <w:sz w:val="18"/>
-                <w:szCs w:val="18"/>
-              </w:rPr>
-              <w:t xml:space="preserve"> == 5%}</w:t>
+              <w:t>{%p if a.clinic_num_g == 5%}</w:t>
             </w:r>
           </w:p>
           <w:p>
@@ -7660,51 +6543,7 @@
                 <w:sz w:val="18"/>
                 <w:szCs w:val="18"/>
               </w:rPr>
-              <w:t xml:space="preserve">{%p </w:t>
-            </w:r>
-            <w:proofErr w:type="spellStart"/>
-            <w:r>
-              <w:rPr>
-                <w:rFonts w:eastAsiaTheme="minorHAnsi"/>
-                <w:color w:val="000000" w:themeColor="text1"/>
-                <w:kern w:val="0"/>
-                <w:sz w:val="18"/>
-                <w:szCs w:val="18"/>
-              </w:rPr>
-              <w:t>elif</w:t>
-            </w:r>
-            <w:proofErr w:type="spellEnd"/>
-            <w:r>
-              <w:rPr>
-                <w:rFonts w:eastAsiaTheme="minorHAnsi"/>
-                <w:color w:val="000000" w:themeColor="text1"/>
-                <w:kern w:val="0"/>
-                <w:sz w:val="18"/>
-                <w:szCs w:val="18"/>
-              </w:rPr>
-              <w:t xml:space="preserve"> </w:t>
-            </w:r>
-            <w:proofErr w:type="spellStart"/>
-            <w:r>
-              <w:rPr>
-                <w:rFonts w:eastAsiaTheme="minorHAnsi"/>
-                <w:color w:val="000000" w:themeColor="text1"/>
-                <w:kern w:val="0"/>
-                <w:sz w:val="18"/>
-                <w:szCs w:val="18"/>
-              </w:rPr>
-              <w:t>a.clinic_num_g</w:t>
-            </w:r>
-            <w:proofErr w:type="spellEnd"/>
-            <w:r>
-              <w:rPr>
-                <w:rFonts w:eastAsiaTheme="minorHAnsi"/>
-                <w:color w:val="000000" w:themeColor="text1"/>
-                <w:kern w:val="0"/>
-                <w:sz w:val="18"/>
-                <w:szCs w:val="18"/>
-              </w:rPr>
-              <w:t xml:space="preserve"> == 4%}</w:t>
+              <w:t>{%p elif a.clinic_num_g == 4%}</w:t>
             </w:r>
           </w:p>
           <w:p>
@@ -7835,29 +6674,7 @@
                 <w:szCs w:val="18"/>
               </w:rPr>
               <w:lastRenderedPageBreak/>
-              <w:t xml:space="preserve">{%tr </w:t>
-            </w:r>
-            <w:proofErr w:type="spellStart"/>
-            <w:r>
-              <w:rPr>
-                <w:rFonts w:eastAsiaTheme="minorHAnsi"/>
-                <w:color w:val="000000" w:themeColor="text1"/>
-                <w:kern w:val="0"/>
-                <w:sz w:val="18"/>
-                <w:szCs w:val="18"/>
-              </w:rPr>
-              <w:t>endfor</w:t>
-            </w:r>
-            <w:proofErr w:type="spellEnd"/>
-            <w:r>
-              <w:rPr>
-                <w:rFonts w:eastAsiaTheme="minorHAnsi"/>
-                <w:color w:val="000000" w:themeColor="text1"/>
-                <w:kern w:val="0"/>
-                <w:sz w:val="18"/>
-                <w:szCs w:val="18"/>
-              </w:rPr>
-              <w:t>%}</w:t>
+              <w:t>{%tr endfor%}</w:t>
             </w:r>
           </w:p>
         </w:tc>
@@ -8026,29 +6843,7 @@
                 <w:sz w:val="18"/>
                 <w:szCs w:val="18"/>
               </w:rPr>
-              <w:t xml:space="preserve">{%tr </w:t>
-            </w:r>
-            <w:proofErr w:type="spellStart"/>
-            <w:r>
-              <w:rPr>
-                <w:rFonts w:eastAsiaTheme="minorHAnsi"/>
-                <w:color w:val="000000" w:themeColor="text1"/>
-                <w:kern w:val="0"/>
-                <w:sz w:val="18"/>
-                <w:szCs w:val="18"/>
-              </w:rPr>
-              <w:t>endfor</w:t>
-            </w:r>
-            <w:proofErr w:type="spellEnd"/>
-            <w:r>
-              <w:rPr>
-                <w:rFonts w:eastAsiaTheme="minorHAnsi"/>
-                <w:color w:val="000000" w:themeColor="text1"/>
-                <w:kern w:val="0"/>
-                <w:sz w:val="18"/>
-                <w:szCs w:val="18"/>
-              </w:rPr>
-              <w:t>%}</w:t>
+              <w:t>{%tr endfor%}</w:t>
             </w:r>
           </w:p>
         </w:tc>
@@ -8406,29 +7201,7 @@
                 <w:sz w:val="18"/>
                 <w:szCs w:val="18"/>
               </w:rPr>
-              <w:t>{{</w:t>
-            </w:r>
-            <w:proofErr w:type="spellStart"/>
-            <w:r>
-              <w:rPr>
-                <w:rFonts w:eastAsiaTheme="minorHAnsi" w:cs="思源黑体 CN Light"/>
-                <w:bCs/>
-                <w:iCs/>
-                <w:sz w:val="18"/>
-                <w:szCs w:val="18"/>
-              </w:rPr>
-              <w:t>loop.index</w:t>
-            </w:r>
-            <w:proofErr w:type="spellEnd"/>
-            <w:r>
-              <w:rPr>
-                <w:rFonts w:eastAsiaTheme="minorHAnsi" w:cs="思源黑体 CN Light"/>
-                <w:bCs/>
-                <w:iCs/>
-                <w:sz w:val="18"/>
-                <w:szCs w:val="18"/>
-              </w:rPr>
-              <w:t>}}</w:t>
+              <w:t>{{loop.index}}</w:t>
             </w:r>
           </w:p>
         </w:tc>
@@ -8458,38 +7231,34 @@
                 <w:sz w:val="18"/>
                 <w:szCs w:val="18"/>
               </w:rPr>
-              <w:t>{{</w:t>
-            </w:r>
-            <w:proofErr w:type="spellStart"/>
-            <w:r>
-              <w:rPr>
-                <w:rFonts w:eastAsiaTheme="minorHAnsi"/>
-                <w:i/>
-                <w:iCs/>
+              <w:t>{{a.gene_symbol}}</w:t>
+            </w:r>
+          </w:p>
+        </w:tc>
+        <w:tc>
+          <w:tcPr>
+            <w:tcW w:w="3838" w:type="dxa"/>
+          </w:tcPr>
+          <w:p>
+            <w:pPr>
+              <w:jc w:val="center"/>
+              <w:rPr>
+                <w:rFonts w:eastAsiaTheme="minorHAnsi"/>
                 <w:color w:val="000000"/>
                 <w:sz w:val="18"/>
                 <w:szCs w:val="18"/>
               </w:rPr>
-              <w:t>a.gene_symbol</w:t>
-            </w:r>
-            <w:proofErr w:type="spellEnd"/>
-            <w:r>
-              <w:rPr>
-                <w:rFonts w:eastAsiaTheme="minorHAnsi"/>
-                <w:i/>
-                <w:iCs/>
+            </w:pPr>
+            <w:r>
+              <w:rPr>
+                <w:rFonts w:eastAsiaTheme="minorHAnsi"/>
                 <w:color w:val="000000"/>
                 <w:sz w:val="18"/>
                 <w:szCs w:val="18"/>
               </w:rPr>
-              <w:t>}}</w:t>
-            </w:r>
-          </w:p>
-        </w:tc>
-        <w:tc>
-          <w:tcPr>
-            <w:tcW w:w="3838" w:type="dxa"/>
-          </w:tcPr>
+              <w:t>{%p if a.type == “Loss”%}</w:t>
+            </w:r>
+          </w:p>
           <w:p>
             <w:pPr>
               <w:jc w:val="center"/>
@@ -8507,19 +7276,19 @@
                 <w:sz w:val="18"/>
                 <w:szCs w:val="18"/>
               </w:rPr>
-              <w:t xml:space="preserve">{%p if </w:t>
-            </w:r>
-            <w:proofErr w:type="spellStart"/>
-            <w:r>
+              <w:t>{{a.value}} del</w:t>
+            </w:r>
+          </w:p>
+          <w:p>
+            <w:pPr>
+              <w:jc w:val="center"/>
               <w:rPr>
                 <w:rFonts w:eastAsiaTheme="minorHAnsi"/>
                 <w:color w:val="000000"/>
                 <w:sz w:val="18"/>
                 <w:szCs w:val="18"/>
               </w:rPr>
-              <w:t>a.type</w:t>
-            </w:r>
-            <w:proofErr w:type="spellEnd"/>
+            </w:pPr>
             <w:r>
               <w:rPr>
                 <w:rFonts w:eastAsiaTheme="minorHAnsi"/>
@@ -8527,7 +7296,7 @@
                 <w:sz w:val="18"/>
                 <w:szCs w:val="18"/>
               </w:rPr>
-              <w:t xml:space="preserve"> == “Loss”%}</w:t>
+              <w:t>{%p elif a.type == “Gain”%}</w:t>
             </w:r>
           </w:p>
           <w:p>
@@ -8547,19 +7316,19 @@
                 <w:sz w:val="18"/>
                 <w:szCs w:val="18"/>
               </w:rPr>
-              <w:t>{{</w:t>
-            </w:r>
-            <w:proofErr w:type="spellStart"/>
-            <w:r>
+              <w:t>{{a.value}} dup</w:t>
+            </w:r>
+          </w:p>
+          <w:p>
+            <w:pPr>
+              <w:jc w:val="center"/>
               <w:rPr>
                 <w:rFonts w:eastAsiaTheme="minorHAnsi"/>
                 <w:color w:val="000000"/>
                 <w:sz w:val="18"/>
                 <w:szCs w:val="18"/>
               </w:rPr>
-              <w:t>a.value</w:t>
-            </w:r>
-            <w:proofErr w:type="spellEnd"/>
+            </w:pPr>
             <w:r>
               <w:rPr>
                 <w:rFonts w:eastAsiaTheme="minorHAnsi"/>
@@ -8567,7 +7336,7 @@
                 <w:sz w:val="18"/>
                 <w:szCs w:val="18"/>
               </w:rPr>
-              <w:t>}} del</w:t>
+              <w:t>{%p else%}</w:t>
             </w:r>
           </w:p>
           <w:p>
@@ -8587,19 +7356,19 @@
                 <w:sz w:val="18"/>
                 <w:szCs w:val="18"/>
               </w:rPr>
-              <w:t xml:space="preserve">{%p </w:t>
-            </w:r>
-            <w:proofErr w:type="spellStart"/>
-            <w:r>
+              <w:t>{{a.gene_region}} {{a.hgvs_c}}{%if a.hgvs_p!=”p.?”%} {{a.hgvs_p}}{%endif%}</w:t>
+            </w:r>
+          </w:p>
+          <w:p>
+            <w:pPr>
+              <w:jc w:val="center"/>
               <w:rPr>
                 <w:rFonts w:eastAsiaTheme="minorHAnsi"/>
                 <w:color w:val="000000"/>
                 <w:sz w:val="18"/>
                 <w:szCs w:val="18"/>
               </w:rPr>
-              <w:t>elif</w:t>
-            </w:r>
-            <w:proofErr w:type="spellEnd"/>
+            </w:pPr>
             <w:r>
               <w:rPr>
                 <w:rFonts w:eastAsiaTheme="minorHAnsi"/>
@@ -8607,166 +7376,6 @@
                 <w:sz w:val="18"/>
                 <w:szCs w:val="18"/>
               </w:rPr>
-              <w:t xml:space="preserve"> </w:t>
-            </w:r>
-            <w:proofErr w:type="spellStart"/>
-            <w:r>
-              <w:rPr>
-                <w:rFonts w:eastAsiaTheme="minorHAnsi"/>
-                <w:color w:val="000000"/>
-                <w:sz w:val="18"/>
-                <w:szCs w:val="18"/>
-              </w:rPr>
-              <w:t>a.type</w:t>
-            </w:r>
-            <w:proofErr w:type="spellEnd"/>
-            <w:r>
-              <w:rPr>
-                <w:rFonts w:eastAsiaTheme="minorHAnsi"/>
-                <w:color w:val="000000"/>
-                <w:sz w:val="18"/>
-                <w:szCs w:val="18"/>
-              </w:rPr>
-              <w:t xml:space="preserve"> == “Gain”%}</w:t>
-            </w:r>
-          </w:p>
-          <w:p>
-            <w:pPr>
-              <w:jc w:val="center"/>
-              <w:rPr>
-                <w:rFonts w:eastAsiaTheme="minorHAnsi"/>
-                <w:color w:val="000000"/>
-                <w:sz w:val="18"/>
-                <w:szCs w:val="18"/>
-              </w:rPr>
-            </w:pPr>
-            <w:r>
-              <w:rPr>
-                <w:rFonts w:eastAsiaTheme="minorHAnsi"/>
-                <w:color w:val="000000"/>
-                <w:sz w:val="18"/>
-                <w:szCs w:val="18"/>
-              </w:rPr>
-              <w:t>{{</w:t>
-            </w:r>
-            <w:proofErr w:type="spellStart"/>
-            <w:r>
-              <w:rPr>
-                <w:rFonts w:eastAsiaTheme="minorHAnsi"/>
-                <w:color w:val="000000"/>
-                <w:sz w:val="18"/>
-                <w:szCs w:val="18"/>
-              </w:rPr>
-              <w:t>a.value</w:t>
-            </w:r>
-            <w:proofErr w:type="spellEnd"/>
-            <w:r>
-              <w:rPr>
-                <w:rFonts w:eastAsiaTheme="minorHAnsi"/>
-                <w:color w:val="000000"/>
-                <w:sz w:val="18"/>
-                <w:szCs w:val="18"/>
-              </w:rPr>
-              <w:t>}} dup</w:t>
-            </w:r>
-          </w:p>
-          <w:p>
-            <w:pPr>
-              <w:jc w:val="center"/>
-              <w:rPr>
-                <w:rFonts w:eastAsiaTheme="minorHAnsi"/>
-                <w:color w:val="000000"/>
-                <w:sz w:val="18"/>
-                <w:szCs w:val="18"/>
-              </w:rPr>
-            </w:pPr>
-            <w:r>
-              <w:rPr>
-                <w:rFonts w:eastAsiaTheme="minorHAnsi"/>
-                <w:color w:val="000000"/>
-                <w:sz w:val="18"/>
-                <w:szCs w:val="18"/>
-              </w:rPr>
-              <w:t>{%p else%}</w:t>
-            </w:r>
-          </w:p>
-          <w:p>
-            <w:pPr>
-              <w:jc w:val="center"/>
-              <w:rPr>
-                <w:rFonts w:eastAsiaTheme="minorHAnsi"/>
-                <w:color w:val="000000"/>
-                <w:sz w:val="18"/>
-                <w:szCs w:val="18"/>
-              </w:rPr>
-            </w:pPr>
-            <w:r>
-              <w:rPr>
-                <w:rFonts w:eastAsiaTheme="minorHAnsi"/>
-                <w:color w:val="000000"/>
-                <w:sz w:val="18"/>
-                <w:szCs w:val="18"/>
-              </w:rPr>
-              <w:t>{{</w:t>
-            </w:r>
-            <w:proofErr w:type="spellStart"/>
-            <w:r>
-              <w:rPr>
-                <w:rFonts w:eastAsiaTheme="minorHAnsi"/>
-                <w:color w:val="000000"/>
-                <w:sz w:val="18"/>
-                <w:szCs w:val="18"/>
-              </w:rPr>
-              <w:t>a.gene_region</w:t>
-            </w:r>
-            <w:proofErr w:type="spellEnd"/>
-            <w:r>
-              <w:rPr>
-                <w:rFonts w:eastAsiaTheme="minorHAnsi"/>
-                <w:color w:val="000000"/>
-                <w:sz w:val="18"/>
-                <w:szCs w:val="18"/>
-              </w:rPr>
-              <w:t>}} {{</w:t>
-            </w:r>
-            <w:proofErr w:type="spellStart"/>
-            <w:r>
-              <w:rPr>
-                <w:rFonts w:eastAsiaTheme="minorHAnsi"/>
-                <w:color w:val="000000"/>
-                <w:sz w:val="18"/>
-                <w:szCs w:val="18"/>
-              </w:rPr>
-              <w:t>a.hgvs_c</w:t>
-            </w:r>
-            <w:proofErr w:type="spellEnd"/>
-            <w:r>
-              <w:rPr>
-                <w:rFonts w:eastAsiaTheme="minorHAnsi"/>
-                <w:color w:val="000000"/>
-                <w:sz w:val="18"/>
-                <w:szCs w:val="18"/>
-              </w:rPr>
-              <w:t>}}{%if a.hgvs_p!=”p.?”%} {{a.hgvs_p}}{%endif%}</w:t>
-            </w:r>
-          </w:p>
-          <w:p>
-            <w:pPr>
-              <w:jc w:val="center"/>
-              <w:rPr>
-                <w:rFonts w:eastAsiaTheme="minorHAnsi"/>
-                <w:color w:val="000000"/>
-                <w:sz w:val="18"/>
-                <w:szCs w:val="18"/>
-              </w:rPr>
-            </w:pPr>
-            <w:r>
-              <w:rPr>
-                <w:rFonts w:eastAsiaTheme="minorHAnsi"/>
-                <w:color w:val="000000"/>
-                <w:sz w:val="18"/>
-                <w:szCs w:val="18"/>
-              </w:rPr>
               <w:t>{%p endif%}</w:t>
             </w:r>
           </w:p>
@@ -8792,19 +7401,19 @@
                 <w:sz w:val="18"/>
                 <w:szCs w:val="18"/>
               </w:rPr>
-              <w:t xml:space="preserve">{%p if </w:t>
-            </w:r>
-            <w:proofErr w:type="spellStart"/>
-            <w:r>
+              <w:t>{%p if a.type == “Loss”%}</w:t>
+            </w:r>
+          </w:p>
+          <w:p>
+            <w:pPr>
+              <w:jc w:val="center"/>
               <w:rPr>
                 <w:rFonts w:eastAsiaTheme="minorHAnsi"/>
                 <w:color w:val="000000" w:themeColor="text1"/>
                 <w:sz w:val="18"/>
                 <w:szCs w:val="18"/>
               </w:rPr>
-              <w:t>a.type</w:t>
-            </w:r>
-            <w:proofErr w:type="spellEnd"/>
+            </w:pPr>
             <w:r>
               <w:rPr>
                 <w:rFonts w:eastAsiaTheme="minorHAnsi"/>
@@ -8812,67 +7421,7 @@
                 <w:sz w:val="18"/>
                 <w:szCs w:val="18"/>
               </w:rPr>
-              <w:t xml:space="preserve"> == “Loss”%}</w:t>
-            </w:r>
-          </w:p>
-          <w:p>
-            <w:pPr>
-              <w:jc w:val="center"/>
-              <w:rPr>
-                <w:rFonts w:eastAsiaTheme="minorHAnsi"/>
-                <w:color w:val="000000" w:themeColor="text1"/>
-                <w:sz w:val="18"/>
-                <w:szCs w:val="18"/>
-              </w:rPr>
-            </w:pPr>
-            <w:r>
-              <w:rPr>
-                <w:rFonts w:eastAsiaTheme="minorHAnsi"/>
-                <w:color w:val="000000" w:themeColor="text1"/>
-                <w:sz w:val="18"/>
-                <w:szCs w:val="18"/>
-              </w:rPr>
-              <w:t xml:space="preserve">{%p if </w:t>
-            </w:r>
-            <w:proofErr w:type="spellStart"/>
-            <w:r>
-              <w:rPr>
-                <w:rFonts w:eastAsiaTheme="minorHAnsi"/>
-                <w:color w:val="000000" w:themeColor="text1"/>
-                <w:sz w:val="18"/>
-                <w:szCs w:val="18"/>
-              </w:rPr>
-              <w:t>a.cnv_type</w:t>
-            </w:r>
-            <w:proofErr w:type="spellEnd"/>
-            <w:r>
-              <w:rPr>
-                <w:rFonts w:eastAsiaTheme="minorHAnsi"/>
-                <w:color w:val="000000" w:themeColor="text1"/>
-                <w:sz w:val="18"/>
-                <w:szCs w:val="18"/>
-              </w:rPr>
-              <w:t xml:space="preserve"> == “</w:t>
-            </w:r>
-            <w:proofErr w:type="spellStart"/>
-            <w:r>
-              <w:rPr>
-                <w:rFonts w:eastAsiaTheme="minorHAnsi"/>
-                <w:color w:val="000000" w:themeColor="text1"/>
-                <w:sz w:val="18"/>
-                <w:szCs w:val="18"/>
-              </w:rPr>
-              <w:t>HeteDel</w:t>
-            </w:r>
-            <w:proofErr w:type="spellEnd"/>
-            <w:r>
-              <w:rPr>
-                <w:rFonts w:eastAsiaTheme="minorHAnsi"/>
-                <w:color w:val="000000" w:themeColor="text1"/>
-                <w:sz w:val="18"/>
-                <w:szCs w:val="18"/>
-              </w:rPr>
-              <w:t>”%}</w:t>
+              <w:t>{%p if a.cnv_type == “HeteDel”%}</w:t>
             </w:r>
           </w:p>
           <w:p>
@@ -8912,67 +7461,7 @@
                 <w:sz w:val="18"/>
                 <w:szCs w:val="18"/>
               </w:rPr>
-              <w:t xml:space="preserve">{%p </w:t>
-            </w:r>
-            <w:proofErr w:type="spellStart"/>
-            <w:r>
-              <w:rPr>
-                <w:rFonts w:eastAsiaTheme="minorHAnsi"/>
-                <w:color w:val="000000" w:themeColor="text1"/>
-                <w:sz w:val="18"/>
-                <w:szCs w:val="18"/>
-              </w:rPr>
-              <w:t>elif</w:t>
-            </w:r>
-            <w:proofErr w:type="spellEnd"/>
-            <w:r>
-              <w:rPr>
-                <w:rFonts w:eastAsiaTheme="minorHAnsi"/>
-                <w:color w:val="000000" w:themeColor="text1"/>
-                <w:sz w:val="18"/>
-                <w:szCs w:val="18"/>
-              </w:rPr>
-              <w:t xml:space="preserve"> </w:t>
-            </w:r>
-            <w:proofErr w:type="spellStart"/>
-            <w:r>
-              <w:rPr>
-                <w:rFonts w:eastAsiaTheme="minorHAnsi"/>
-                <w:color w:val="000000" w:themeColor="text1"/>
-                <w:sz w:val="18"/>
-                <w:szCs w:val="18"/>
-              </w:rPr>
-              <w:t>a.cnv_type</w:t>
-            </w:r>
-            <w:proofErr w:type="spellEnd"/>
-            <w:r>
-              <w:rPr>
-                <w:rFonts w:eastAsiaTheme="minorHAnsi"/>
-                <w:color w:val="000000" w:themeColor="text1"/>
-                <w:sz w:val="18"/>
-                <w:szCs w:val="18"/>
-              </w:rPr>
-              <w:t xml:space="preserve"> == “</w:t>
-            </w:r>
-            <w:proofErr w:type="spellStart"/>
-            <w:r>
-              <w:rPr>
-                <w:rFonts w:eastAsiaTheme="minorHAnsi"/>
-                <w:color w:val="000000" w:themeColor="text1"/>
-                <w:sz w:val="18"/>
-                <w:szCs w:val="18"/>
-              </w:rPr>
-              <w:t>HomoDel</w:t>
-            </w:r>
-            <w:proofErr w:type="spellEnd"/>
-            <w:r>
-              <w:rPr>
-                <w:rFonts w:eastAsiaTheme="minorHAnsi"/>
-                <w:color w:val="000000" w:themeColor="text1"/>
-                <w:sz w:val="18"/>
-                <w:szCs w:val="18"/>
-              </w:rPr>
-              <w:t>”%}</w:t>
+              <w:t>{%p elif a.cnv_type == “HomoDel”%}</w:t>
             </w:r>
           </w:p>
           <w:p>
@@ -9072,19 +7561,19 @@
                 <w:sz w:val="18"/>
                 <w:szCs w:val="18"/>
               </w:rPr>
-              <w:t xml:space="preserve">{%p </w:t>
-            </w:r>
-            <w:proofErr w:type="spellStart"/>
-            <w:r>
+              <w:t>{%p elif a.type == “Gain”%}</w:t>
+            </w:r>
+          </w:p>
+          <w:p>
+            <w:pPr>
+              <w:jc w:val="center"/>
               <w:rPr>
                 <w:rFonts w:eastAsiaTheme="minorHAnsi"/>
                 <w:color w:val="000000" w:themeColor="text1"/>
                 <w:sz w:val="18"/>
                 <w:szCs w:val="18"/>
               </w:rPr>
-              <w:t>elif</w:t>
-            </w:r>
-            <w:proofErr w:type="spellEnd"/>
+            </w:pPr>
             <w:r>
               <w:rPr>
                 <w:rFonts w:eastAsiaTheme="minorHAnsi"/>
@@ -9092,19 +7581,19 @@
                 <w:sz w:val="18"/>
                 <w:szCs w:val="18"/>
               </w:rPr>
-              <w:t xml:space="preserve"> </w:t>
-            </w:r>
-            <w:proofErr w:type="spellStart"/>
-            <w:r>
+              <w:t>/</w:t>
+            </w:r>
+          </w:p>
+          <w:p>
+            <w:pPr>
+              <w:jc w:val="center"/>
               <w:rPr>
                 <w:rFonts w:eastAsiaTheme="minorHAnsi"/>
                 <w:color w:val="000000" w:themeColor="text1"/>
                 <w:sz w:val="18"/>
                 <w:szCs w:val="18"/>
               </w:rPr>
-              <w:t>a.type</w:t>
-            </w:r>
-            <w:proofErr w:type="spellEnd"/>
+            </w:pPr>
             <w:r>
               <w:rPr>
                 <w:rFonts w:eastAsiaTheme="minorHAnsi"/>
@@ -9112,7 +7601,7 @@
                 <w:sz w:val="18"/>
                 <w:szCs w:val="18"/>
               </w:rPr>
-              <w:t xml:space="preserve"> == “Gain”%}</w:t>
+              <w:t>{%p else%}</w:t>
             </w:r>
           </w:p>
           <w:p>
@@ -9132,67 +7621,7 @@
                 <w:sz w:val="18"/>
                 <w:szCs w:val="18"/>
               </w:rPr>
-              <w:t>/</w:t>
-            </w:r>
-          </w:p>
-          <w:p>
-            <w:pPr>
-              <w:jc w:val="center"/>
-              <w:rPr>
-                <w:rFonts w:eastAsiaTheme="minorHAnsi"/>
-                <w:color w:val="000000" w:themeColor="text1"/>
-                <w:sz w:val="18"/>
-                <w:szCs w:val="18"/>
-              </w:rPr>
-            </w:pPr>
-            <w:r>
-              <w:rPr>
-                <w:rFonts w:eastAsiaTheme="minorHAnsi"/>
-                <w:color w:val="000000" w:themeColor="text1"/>
-                <w:sz w:val="18"/>
-                <w:szCs w:val="18"/>
-              </w:rPr>
-              <w:t>{%p else%}</w:t>
-            </w:r>
-          </w:p>
-          <w:p>
-            <w:pPr>
-              <w:jc w:val="center"/>
-              <w:rPr>
-                <w:rFonts w:eastAsiaTheme="minorHAnsi"/>
-                <w:color w:val="000000" w:themeColor="text1"/>
-                <w:sz w:val="18"/>
-                <w:szCs w:val="18"/>
-              </w:rPr>
-            </w:pPr>
-            <w:r>
-              <w:rPr>
-                <w:rFonts w:eastAsiaTheme="minorHAnsi"/>
-                <w:color w:val="000000" w:themeColor="text1"/>
-                <w:sz w:val="18"/>
-                <w:szCs w:val="18"/>
-              </w:rPr>
-              <w:t xml:space="preserve">{%if </w:t>
-            </w:r>
-            <w:proofErr w:type="spellStart"/>
-            <w:r>
-              <w:rPr>
-                <w:rFonts w:eastAsiaTheme="minorHAnsi"/>
-                <w:color w:val="000000" w:themeColor="text1"/>
-                <w:sz w:val="18"/>
-                <w:szCs w:val="18"/>
-              </w:rPr>
-              <w:t>a.freq</w:t>
-            </w:r>
-            <w:proofErr w:type="spellEnd"/>
-            <w:r>
-              <w:rPr>
-                <w:rFonts w:eastAsiaTheme="minorHAnsi"/>
-                <w:color w:val="000000" w:themeColor="text1"/>
-                <w:sz w:val="18"/>
-                <w:szCs w:val="18"/>
-              </w:rPr>
-              <w:t xml:space="preserve"> &gt;=0.85%}纯合{%else%}杂合</w:t>
+              <w:t>{%if a.freq &gt;=0.85%}纯合{%else%}杂合</w:t>
             </w:r>
             <w:r>
               <w:rPr>
@@ -9248,27 +7677,7 @@
                 <w:szCs w:val="18"/>
               </w:rPr>
               <w:lastRenderedPageBreak/>
-              <w:t xml:space="preserve">{%p if </w:t>
-            </w:r>
-            <w:proofErr w:type="spellStart"/>
-            <w:r>
-              <w:rPr>
-                <w:rFonts w:eastAsiaTheme="minorHAnsi"/>
-                <w:color w:val="000000" w:themeColor="text1"/>
-                <w:sz w:val="18"/>
-                <w:szCs w:val="18"/>
-              </w:rPr>
-              <w:t>a.clinic_num_g</w:t>
-            </w:r>
-            <w:proofErr w:type="spellEnd"/>
-            <w:r>
-              <w:rPr>
-                <w:rFonts w:eastAsiaTheme="minorHAnsi"/>
-                <w:color w:val="000000" w:themeColor="text1"/>
-                <w:sz w:val="18"/>
-                <w:szCs w:val="18"/>
-              </w:rPr>
-              <w:t xml:space="preserve"> == 2%}</w:t>
+              <w:t>{%p if a.clinic_num_g == 2%}</w:t>
             </w:r>
           </w:p>
           <w:p>
@@ -9380,27 +7789,7 @@
                 <w:sz w:val="18"/>
                 <w:szCs w:val="18"/>
               </w:rPr>
-              <w:t xml:space="preserve">{%tr </w:t>
-            </w:r>
-            <w:proofErr w:type="spellStart"/>
-            <w:r>
-              <w:rPr>
-                <w:rFonts w:eastAsiaTheme="minorHAnsi"/>
-                <w:color w:val="000000" w:themeColor="text1"/>
-                <w:sz w:val="18"/>
-                <w:szCs w:val="18"/>
-              </w:rPr>
-              <w:t>endfor</w:t>
-            </w:r>
-            <w:proofErr w:type="spellEnd"/>
-            <w:r>
-              <w:rPr>
-                <w:rFonts w:eastAsiaTheme="minorHAnsi"/>
-                <w:color w:val="000000" w:themeColor="text1"/>
-                <w:sz w:val="18"/>
-                <w:szCs w:val="18"/>
-              </w:rPr>
-              <w:t>%}</w:t>
+              <w:t>{%tr endfor%}</w:t>
             </w:r>
           </w:p>
         </w:tc>
@@ -9679,7 +8068,7 @@
           <w:sz w:val="18"/>
           <w:szCs w:val="18"/>
         </w:rPr>
-        <w:t>本报告中胚系变异解读遵循</w:t>
+        <w:t>本报告中胚系变异解读</w:t>
       </w:r>
       <w:r>
         <w:rPr>
@@ -9698,107 +8087,7 @@
           <w:sz w:val="18"/>
           <w:szCs w:val="18"/>
         </w:rPr>
-        <w:t>{{</w:t>
-      </w:r>
-      <w:proofErr w:type="spellStart"/>
-      <w:r>
-        <w:rPr>
-          <w:b/>
-          <w:color w:val="2F5496" w:themeColor="accent1" w:themeShade="BF"/>
-          <w:sz w:val="18"/>
-          <w:szCs w:val="18"/>
-        </w:rPr>
-        <w:t>sample.association.ACMG</w:t>
-      </w:r>
-      <w:proofErr w:type="spellEnd"/>
-      <w:r>
-        <w:rPr>
-          <w:b/>
-          <w:color w:val="2F5496" w:themeColor="accent1" w:themeShade="BF"/>
-          <w:sz w:val="18"/>
-          <w:szCs w:val="18"/>
-        </w:rPr>
-        <w:t>}}、{{</w:t>
-      </w:r>
-      <w:proofErr w:type="spellStart"/>
-      <w:r>
-        <w:rPr>
-          <w:b/>
-          <w:color w:val="2F5496" w:themeColor="accent1" w:themeShade="BF"/>
-          <w:sz w:val="18"/>
-          <w:szCs w:val="18"/>
-        </w:rPr>
-        <w:t>sample.association.AMP</w:t>
-      </w:r>
-      <w:proofErr w:type="spellEnd"/>
-      <w:r>
-        <w:rPr>
-          <w:b/>
-          <w:color w:val="2F5496" w:themeColor="accent1" w:themeShade="BF"/>
-          <w:sz w:val="18"/>
-          <w:szCs w:val="18"/>
-        </w:rPr>
-        <w:t>}}、{{</w:t>
-      </w:r>
-      <w:proofErr w:type="spellStart"/>
-      <w:r>
-        <w:rPr>
-          <w:b/>
-          <w:color w:val="2F5496" w:themeColor="accent1" w:themeShade="BF"/>
-          <w:sz w:val="18"/>
-          <w:szCs w:val="18"/>
-        </w:rPr>
-        <w:t>sample.association.CAP</w:t>
-      </w:r>
-      <w:proofErr w:type="spellEnd"/>
-      <w:r>
-        <w:rPr>
-          <w:b/>
-          <w:color w:val="2F5496" w:themeColor="accent1" w:themeShade="BF"/>
-          <w:sz w:val="18"/>
-          <w:szCs w:val="18"/>
-        </w:rPr>
-        <w:t>}}发布的{{</w:t>
-      </w:r>
-      <w:proofErr w:type="spellStart"/>
-      <w:r>
-        <w:rPr>
-          <w:b/>
-          <w:color w:val="2F5496" w:themeColor="accent1" w:themeShade="BF"/>
-          <w:sz w:val="18"/>
-          <w:szCs w:val="18"/>
-        </w:rPr>
-        <w:t>sample.guideline.germline_var</w:t>
-      </w:r>
-      <w:proofErr w:type="spellEnd"/>
-      <w:r>
-        <w:rPr>
-          <w:b/>
-          <w:color w:val="2F5496" w:themeColor="accent1" w:themeShade="BF"/>
-          <w:sz w:val="18"/>
-          <w:szCs w:val="18"/>
-        </w:rPr>
-        <w:t>}}及</w:t>
-      </w:r>
-      <w:proofErr w:type="spellStart"/>
-      <w:r>
-        <w:rPr>
-          <w:b/>
-          <w:color w:val="2F5496" w:themeColor="accent1" w:themeShade="BF"/>
-          <w:sz w:val="18"/>
-          <w:szCs w:val="18"/>
-        </w:rPr>
-        <w:t>ClinGen</w:t>
-      </w:r>
-      <w:proofErr w:type="spellEnd"/>
-      <w:r>
-        <w:rPr>
-          <w:b/>
-          <w:color w:val="2F5496" w:themeColor="accent1" w:themeShade="BF"/>
-          <w:sz w:val="18"/>
-          <w:szCs w:val="18"/>
-        </w:rPr>
-        <w:t>专家组发布的特殊基因变异解读指南</w:t>
+        <w:t>{{sample.association.ACMG}}、{{sample.association.AMP}}、{{sample.association.CAP}}发布的{{sample.guideline.germline_var}}及ClinGen专家组发布的特殊基因变异解读指南</w:t>
       </w:r>
       <w:r>
         <w:rPr>
@@ -9841,47 +8130,7 @@
           <w:sz w:val="18"/>
           <w:szCs w:val="18"/>
         </w:rPr>
-        <w:t>50％或100％左右{%if [</w:t>
-      </w:r>
-      <w:proofErr w:type="spellStart"/>
-      <w:r>
-        <w:rPr>
-          <w:b/>
-          <w:color w:val="2F5496" w:themeColor="accent1" w:themeShade="BF"/>
-          <w:sz w:val="18"/>
-          <w:szCs w:val="18"/>
-        </w:rPr>
-        <w:t>sample.json_batch_name</w:t>
-      </w:r>
-      <w:proofErr w:type="spellEnd"/>
-      <w:r>
-        <w:rPr>
-          <w:b/>
-          <w:color w:val="2F5496" w:themeColor="accent1" w:themeShade="BF"/>
-          <w:sz w:val="18"/>
-          <w:szCs w:val="18"/>
-        </w:rPr>
-        <w:t>, “v1.1.0”]|</w:t>
-      </w:r>
-      <w:proofErr w:type="spellStart"/>
-      <w:r>
-        <w:rPr>
-          <w:b/>
-          <w:color w:val="2F5496" w:themeColor="accent1" w:themeShade="BF"/>
-          <w:sz w:val="18"/>
-          <w:szCs w:val="18"/>
-        </w:rPr>
-        <w:t>judge_version</w:t>
-      </w:r>
-      <w:proofErr w:type="spellEnd"/>
-      <w:r>
-        <w:rPr>
-          <w:b/>
-          <w:color w:val="2F5496" w:themeColor="accent1" w:themeShade="BF"/>
-          <w:sz w:val="18"/>
-          <w:szCs w:val="18"/>
-        </w:rPr>
-        <w:t>%}；胚系大片段重排变异在基因型处填写“/”，表示无法区分杂合或纯合。{%else%}。{%endif%}</w:t>
+        <w:t>50％或100％左右{%if [sample.json_batch_name, “v1.1.0”]|judge_version%}；胚系大片段重排变异在基因型处填写“/”，表示无法区分杂合或纯合。{%else%}。{%endif%}</w:t>
       </w:r>
       <w:r>
         <w:rPr>
@@ -10181,35 +8430,7 @@
                 <w:sz w:val="18"/>
                 <w:szCs w:val="18"/>
               </w:rPr>
-              <w:t>{{</w:t>
-            </w:r>
-            <w:proofErr w:type="spellStart"/>
-            <w:r>
-              <w:rPr>
-                <w:rFonts w:eastAsiaTheme="minorHAnsi"/>
-                <w:b/>
-                <w:bCs/>
-                <w:i/>
-                <w:iCs/>
-                <w:color w:val="FFFFFF" w:themeColor="background1"/>
-                <w:sz w:val="18"/>
-                <w:szCs w:val="18"/>
-              </w:rPr>
-              <w:t>a.gene_symbol</w:t>
-            </w:r>
-            <w:proofErr w:type="spellEnd"/>
-            <w:r>
-              <w:rPr>
-                <w:rFonts w:eastAsiaTheme="minorHAnsi"/>
-                <w:b/>
-                <w:bCs/>
-                <w:i/>
-                <w:iCs/>
-                <w:color w:val="FFFFFF" w:themeColor="background1"/>
-                <w:sz w:val="18"/>
-                <w:szCs w:val="18"/>
-              </w:rPr>
-              <w:t xml:space="preserve">}} </w:t>
+              <w:t xml:space="preserve">{{a.gene_symbol}} </w:t>
             </w:r>
             <w:r>
               <w:rPr>
@@ -10220,175 +8441,7 @@
                 <w:sz w:val="18"/>
                 <w:szCs w:val="18"/>
               </w:rPr>
-              <w:t xml:space="preserve">{%if </w:t>
-            </w:r>
-            <w:proofErr w:type="spellStart"/>
-            <w:r>
-              <w:rPr>
-                <w:rFonts w:eastAsiaTheme="minorHAnsi"/>
-                <w:b/>
-                <w:bCs/>
-                <w:color w:val="FFFFFF" w:themeColor="background1"/>
-                <w:sz w:val="18"/>
-                <w:szCs w:val="18"/>
-              </w:rPr>
-              <w:t>a.type</w:t>
-            </w:r>
-            <w:proofErr w:type="spellEnd"/>
-            <w:r>
-              <w:rPr>
-                <w:rFonts w:eastAsiaTheme="minorHAnsi"/>
-                <w:b/>
-                <w:bCs/>
-                <w:color w:val="FFFFFF" w:themeColor="background1"/>
-                <w:sz w:val="18"/>
-                <w:szCs w:val="18"/>
-              </w:rPr>
-              <w:t>==”Loss”%}{{</w:t>
-            </w:r>
-            <w:proofErr w:type="spellStart"/>
-            <w:r>
-              <w:rPr>
-                <w:rFonts w:eastAsiaTheme="minorHAnsi"/>
-                <w:b/>
-                <w:bCs/>
-                <w:color w:val="FFFFFF" w:themeColor="background1"/>
-                <w:sz w:val="18"/>
-                <w:szCs w:val="18"/>
-              </w:rPr>
-              <w:t>a.value</w:t>
-            </w:r>
-            <w:proofErr w:type="spellEnd"/>
-            <w:r>
-              <w:rPr>
-                <w:rFonts w:eastAsiaTheme="minorHAnsi"/>
-                <w:b/>
-                <w:bCs/>
-                <w:color w:val="FFFFFF" w:themeColor="background1"/>
-                <w:sz w:val="18"/>
-                <w:szCs w:val="18"/>
-              </w:rPr>
-              <w:t xml:space="preserve">}} del{% </w:t>
-            </w:r>
-            <w:proofErr w:type="spellStart"/>
-            <w:r>
-              <w:rPr>
-                <w:rFonts w:eastAsiaTheme="minorHAnsi"/>
-                <w:b/>
-                <w:bCs/>
-                <w:color w:val="FFFFFF" w:themeColor="background1"/>
-                <w:sz w:val="18"/>
-                <w:szCs w:val="18"/>
-              </w:rPr>
-              <w:t>elif</w:t>
-            </w:r>
-            <w:proofErr w:type="spellEnd"/>
-            <w:r>
-              <w:rPr>
-                <w:rFonts w:eastAsiaTheme="minorHAnsi"/>
-                <w:b/>
-                <w:bCs/>
-                <w:color w:val="FFFFFF" w:themeColor="background1"/>
-                <w:sz w:val="18"/>
-                <w:szCs w:val="18"/>
-              </w:rPr>
-              <w:t xml:space="preserve"> </w:t>
-            </w:r>
-            <w:proofErr w:type="spellStart"/>
-            <w:r>
-              <w:rPr>
-                <w:rFonts w:eastAsiaTheme="minorHAnsi"/>
-                <w:b/>
-                <w:bCs/>
-                <w:color w:val="FFFFFF" w:themeColor="background1"/>
-                <w:sz w:val="18"/>
-                <w:szCs w:val="18"/>
-              </w:rPr>
-              <w:t>a.type</w:t>
-            </w:r>
-            <w:proofErr w:type="spellEnd"/>
-            <w:r>
-              <w:rPr>
-                <w:rFonts w:eastAsiaTheme="minorHAnsi"/>
-                <w:b/>
-                <w:bCs/>
-                <w:color w:val="FFFFFF" w:themeColor="background1"/>
-                <w:sz w:val="18"/>
-                <w:szCs w:val="18"/>
-              </w:rPr>
-              <w:t>==”Gain”%}{{</w:t>
-            </w:r>
-            <w:proofErr w:type="spellStart"/>
-            <w:r>
-              <w:rPr>
-                <w:rFonts w:eastAsiaTheme="minorHAnsi"/>
-                <w:b/>
-                <w:bCs/>
-                <w:color w:val="FFFFFF" w:themeColor="background1"/>
-                <w:sz w:val="18"/>
-                <w:szCs w:val="18"/>
-              </w:rPr>
-              <w:t>a.value</w:t>
-            </w:r>
-            <w:proofErr w:type="spellEnd"/>
-            <w:r>
-              <w:rPr>
-                <w:rFonts w:eastAsiaTheme="minorHAnsi"/>
-                <w:b/>
-                <w:bCs/>
-                <w:color w:val="FFFFFF" w:themeColor="background1"/>
-                <w:sz w:val="18"/>
-                <w:szCs w:val="18"/>
-              </w:rPr>
-              <w:t>}} dup{% else%}{{</w:t>
-            </w:r>
-            <w:proofErr w:type="spellStart"/>
-            <w:r>
-              <w:rPr>
-                <w:rFonts w:eastAsiaTheme="minorHAnsi"/>
-                <w:b/>
-                <w:bCs/>
-                <w:color w:val="FFFFFF" w:themeColor="background1"/>
-                <w:sz w:val="18"/>
-                <w:szCs w:val="18"/>
-              </w:rPr>
-              <w:t>a.gene_region</w:t>
-            </w:r>
-            <w:proofErr w:type="spellEnd"/>
-            <w:r>
-              <w:rPr>
-                <w:rFonts w:eastAsiaTheme="minorHAnsi"/>
-                <w:b/>
-                <w:bCs/>
-                <w:color w:val="FFFFFF" w:themeColor="background1"/>
-                <w:sz w:val="18"/>
-                <w:szCs w:val="18"/>
-              </w:rPr>
-              <w:t>}} {{</w:t>
-            </w:r>
-            <w:proofErr w:type="spellStart"/>
-            <w:r>
-              <w:rPr>
-                <w:rFonts w:eastAsiaTheme="minorHAnsi"/>
-                <w:b/>
-                <w:bCs/>
-                <w:color w:val="FFFFFF" w:themeColor="background1"/>
-                <w:sz w:val="18"/>
-                <w:szCs w:val="18"/>
-              </w:rPr>
-              <w:t>a.hgvs_c</w:t>
-            </w:r>
-            <w:proofErr w:type="spellEnd"/>
-            <w:r>
-              <w:rPr>
-                <w:rFonts w:eastAsiaTheme="minorHAnsi"/>
-                <w:b/>
-                <w:bCs/>
-                <w:color w:val="FFFFFF" w:themeColor="background1"/>
-                <w:sz w:val="18"/>
-                <w:szCs w:val="18"/>
-              </w:rPr>
-              <w:t>}}{%if a.hgvs_p!=”p.?”%} {{a.hgvs_p}}{%endif%}{%endif%}</w:t>
+              <w:t>{%if a.type==”Loss”%}{{a.value}} del{% elif a.type==”Gain”%}{{a.value}} dup{% else%}{{a.gene_region}} {{a.hgvs_c}}{%if a.hgvs_p!=”p.?”%} {{a.hgvs_p}}{%endif%}{%endif%}</w:t>
             </w:r>
           </w:p>
         </w:tc>
@@ -10454,60 +8507,24 @@
                 <w:sz w:val="18"/>
                 <w:szCs w:val="18"/>
               </w:rPr>
-              <w:t xml:space="preserve">{%p if </w:t>
-            </w:r>
-            <w:proofErr w:type="spellStart"/>
-            <w:r>
-              <w:rPr>
-                <w:rFonts w:eastAsiaTheme="minorHAnsi"/>
-                <w:sz w:val="18"/>
-                <w:szCs w:val="18"/>
-              </w:rPr>
-              <w:t>a.gene_function</w:t>
-            </w:r>
-            <w:proofErr w:type="spellEnd"/>
-            <w:r>
-              <w:rPr>
-                <w:rFonts w:eastAsiaTheme="minorHAnsi"/>
-                <w:sz w:val="18"/>
-                <w:szCs w:val="18"/>
-              </w:rPr>
-              <w:t>%}</w:t>
-            </w:r>
-          </w:p>
-          <w:p>
-            <w:pPr>
-              <w:rPr>
-                <w:rFonts w:eastAsiaTheme="minorHAnsi"/>
-                <w:sz w:val="18"/>
-                <w:szCs w:val="18"/>
-              </w:rPr>
-            </w:pPr>
-            <w:r>
-              <w:rPr>
-                <w:rFonts w:eastAsiaTheme="minorHAnsi"/>
-                <w:sz w:val="18"/>
-                <w:szCs w:val="18"/>
-              </w:rPr>
-              <w:t>{{</w:t>
-            </w:r>
-            <w:proofErr w:type="spellStart"/>
-            <w:r>
-              <w:rPr>
-                <w:rFonts w:eastAsiaTheme="minorHAnsi"/>
-                <w:sz w:val="18"/>
-                <w:szCs w:val="18"/>
-              </w:rPr>
-              <w:t>a.gene_function|e</w:t>
-            </w:r>
-            <w:proofErr w:type="spellEnd"/>
-            <w:r>
-              <w:rPr>
-                <w:rFonts w:eastAsiaTheme="minorHAnsi"/>
-                <w:sz w:val="18"/>
-                <w:szCs w:val="18"/>
-              </w:rPr>
-              <w:t>}}</w:t>
+              <w:t>{%p if a.gene_function%}</w:t>
+            </w:r>
+          </w:p>
+          <w:p>
+            <w:pPr>
+              <w:rPr>
+                <w:rFonts w:eastAsiaTheme="minorHAnsi"/>
+                <w:sz w:val="18"/>
+                <w:szCs w:val="18"/>
+              </w:rPr>
+            </w:pPr>
+            <w:r>
+              <w:rPr>
+                <w:rFonts w:eastAsiaTheme="minorHAnsi"/>
+                <w:sz w:val="18"/>
+                <w:szCs w:val="18"/>
+              </w:rPr>
+              <w:t>{{a.gene_function|e}}</w:t>
             </w:r>
           </w:p>
           <w:p>
@@ -10619,97 +8636,7 @@
                 <w:sz w:val="18"/>
                 <w:szCs w:val="18"/>
               </w:rPr>
-              <w:t>{{</w:t>
-            </w:r>
-            <w:proofErr w:type="spellStart"/>
-            <w:r>
-              <w:rPr>
-                <w:rFonts w:eastAsiaTheme="minorHAnsi"/>
-                <w:sz w:val="18"/>
-                <w:szCs w:val="18"/>
-              </w:rPr>
-              <w:t>a.variant_desc_cn|e</w:t>
-            </w:r>
-            <w:proofErr w:type="spellEnd"/>
-            <w:r>
-              <w:rPr>
-                <w:rFonts w:eastAsiaTheme="minorHAnsi"/>
-                <w:sz w:val="18"/>
-                <w:szCs w:val="18"/>
-              </w:rPr>
-              <w:t>}}{{</w:t>
-            </w:r>
-            <w:proofErr w:type="spellStart"/>
-            <w:r>
-              <w:rPr>
-                <w:rFonts w:eastAsiaTheme="minorHAnsi"/>
-                <w:sz w:val="18"/>
-                <w:szCs w:val="18"/>
-              </w:rPr>
-              <w:t>a.variant_interpret_cn|e</w:t>
-            </w:r>
-            <w:proofErr w:type="spellEnd"/>
-            <w:r>
-              <w:rPr>
-                <w:rFonts w:eastAsiaTheme="minorHAnsi"/>
-                <w:sz w:val="18"/>
-                <w:szCs w:val="18"/>
-              </w:rPr>
-              <w:t xml:space="preserve">}}因此，该变异为{%if </w:t>
-            </w:r>
-            <w:proofErr w:type="spellStart"/>
-            <w:r>
-              <w:rPr>
-                <w:rFonts w:eastAsiaTheme="minorHAnsi"/>
-                <w:sz w:val="18"/>
-                <w:szCs w:val="18"/>
-              </w:rPr>
-              <w:t>a.clinic_num_g</w:t>
-            </w:r>
-            <w:proofErr w:type="spellEnd"/>
-            <w:r>
-              <w:rPr>
-                <w:rFonts w:eastAsiaTheme="minorHAnsi"/>
-                <w:sz w:val="18"/>
-                <w:szCs w:val="18"/>
-              </w:rPr>
-              <w:t>==4%}疑似致病性变异。{%</w:t>
-            </w:r>
-            <w:proofErr w:type="spellStart"/>
-            <w:r>
-              <w:rPr>
-                <w:rFonts w:eastAsiaTheme="minorHAnsi"/>
-                <w:sz w:val="18"/>
-                <w:szCs w:val="18"/>
-              </w:rPr>
-              <w:t>elif</w:t>
-            </w:r>
-            <w:proofErr w:type="spellEnd"/>
-            <w:r>
-              <w:rPr>
-                <w:rFonts w:eastAsiaTheme="minorHAnsi"/>
-                <w:sz w:val="18"/>
-                <w:szCs w:val="18"/>
-              </w:rPr>
-              <w:t xml:space="preserve"> </w:t>
-            </w:r>
-            <w:proofErr w:type="spellStart"/>
-            <w:r>
-              <w:rPr>
-                <w:rFonts w:eastAsiaTheme="minorHAnsi"/>
-                <w:sz w:val="18"/>
-                <w:szCs w:val="18"/>
-              </w:rPr>
-              <w:t>a.clinic_num_g</w:t>
-            </w:r>
-            <w:proofErr w:type="spellEnd"/>
-            <w:r>
-              <w:rPr>
-                <w:rFonts w:eastAsiaTheme="minorHAnsi"/>
-                <w:sz w:val="18"/>
-                <w:szCs w:val="18"/>
-              </w:rPr>
-              <w:t>==5%}致病性变异。{%else%}意义不明确变异。{%endif%}</w:t>
+              <w:t>{{a.variant_desc_cn|e}}{{a.variant_interpret_cn|e}}因此，该变异为{%if a.clinic_num_g==4%}疑似致病性变异。{%elif a.clinic_num_g==5%}致病性变异。{%else%}意义不明确变异。{%endif%}</w:t>
             </w:r>
           </w:p>
         </w:tc>
@@ -10764,284 +8691,64 @@
                 <w:sz w:val="18"/>
                 <w:szCs w:val="18"/>
               </w:rPr>
-              <w:t xml:space="preserve">{%p if </w:t>
-            </w:r>
-            <w:proofErr w:type="spellStart"/>
-            <w:r>
-              <w:rPr>
-                <w:rFonts w:eastAsiaTheme="minorHAnsi"/>
-                <w:kern w:val="0"/>
-                <w:sz w:val="18"/>
-                <w:szCs w:val="18"/>
-              </w:rPr>
-              <w:t>a.clinic_num_g</w:t>
-            </w:r>
-            <w:proofErr w:type="spellEnd"/>
-            <w:r>
-              <w:rPr>
-                <w:rFonts w:eastAsiaTheme="minorHAnsi"/>
-                <w:kern w:val="0"/>
-                <w:sz w:val="18"/>
-                <w:szCs w:val="18"/>
-              </w:rPr>
-              <w:t xml:space="preserve">==4 or </w:t>
-            </w:r>
-            <w:proofErr w:type="spellStart"/>
-            <w:r>
-              <w:rPr>
-                <w:rFonts w:eastAsiaTheme="minorHAnsi"/>
-                <w:kern w:val="0"/>
-                <w:sz w:val="18"/>
-                <w:szCs w:val="18"/>
-              </w:rPr>
-              <w:t>a.clinic_num_g</w:t>
-            </w:r>
-            <w:proofErr w:type="spellEnd"/>
-            <w:r>
-              <w:rPr>
-                <w:rFonts w:eastAsiaTheme="minorHAnsi"/>
-                <w:kern w:val="0"/>
-                <w:sz w:val="18"/>
-                <w:szCs w:val="18"/>
-              </w:rPr>
-              <w:t>==5%}</w:t>
-            </w:r>
-          </w:p>
-          <w:p>
-            <w:pPr>
-              <w:rPr>
-                <w:rFonts w:eastAsiaTheme="minorHAnsi"/>
-                <w:kern w:val="0"/>
-                <w:sz w:val="18"/>
-                <w:szCs w:val="18"/>
-              </w:rPr>
-            </w:pPr>
-            <w:r>
-              <w:rPr>
-                <w:rFonts w:eastAsiaTheme="minorHAnsi"/>
-                <w:kern w:val="0"/>
-                <w:sz w:val="18"/>
-                <w:szCs w:val="18"/>
-              </w:rPr>
-              <w:t xml:space="preserve">{%p if </w:t>
-            </w:r>
-            <w:proofErr w:type="spellStart"/>
-            <w:r>
-              <w:rPr>
-                <w:rFonts w:eastAsiaTheme="minorHAnsi"/>
-                <w:kern w:val="0"/>
-                <w:sz w:val="18"/>
-                <w:szCs w:val="18"/>
-              </w:rPr>
-              <w:t>a.evi_sum.evi_split.Predisposing</w:t>
-            </w:r>
-            <w:proofErr w:type="spellEnd"/>
-            <w:r>
-              <w:rPr>
-                <w:rFonts w:eastAsiaTheme="minorHAnsi"/>
-                <w:kern w:val="0"/>
-                <w:sz w:val="18"/>
-                <w:szCs w:val="18"/>
-              </w:rPr>
-              <w:t>%}</w:t>
-            </w:r>
-          </w:p>
-          <w:p>
-            <w:pPr>
-              <w:rPr>
-                <w:rFonts w:eastAsiaTheme="minorHAnsi"/>
-                <w:kern w:val="0"/>
-                <w:sz w:val="18"/>
-                <w:szCs w:val="18"/>
-              </w:rPr>
-            </w:pPr>
-            <w:r>
-              <w:rPr>
-                <w:rFonts w:eastAsiaTheme="minorHAnsi"/>
-                <w:kern w:val="0"/>
-                <w:sz w:val="18"/>
-                <w:szCs w:val="18"/>
-              </w:rPr>
-              <w:t xml:space="preserve">{%p for b in </w:t>
-            </w:r>
-            <w:proofErr w:type="spellStart"/>
-            <w:r>
-              <w:rPr>
-                <w:rFonts w:eastAsiaTheme="minorHAnsi"/>
-                <w:kern w:val="0"/>
-                <w:sz w:val="18"/>
-                <w:szCs w:val="18"/>
-              </w:rPr>
-              <w:t>a.evi_sum.evi_split.Predisposing</w:t>
-            </w:r>
-            <w:proofErr w:type="spellEnd"/>
-            <w:r>
-              <w:rPr>
-                <w:rFonts w:eastAsiaTheme="minorHAnsi"/>
-                <w:kern w:val="0"/>
-                <w:sz w:val="18"/>
-                <w:szCs w:val="18"/>
-              </w:rPr>
-              <w:t>%}</w:t>
-            </w:r>
-          </w:p>
-          <w:p>
-            <w:pPr>
-              <w:rPr>
-                <w:rFonts w:eastAsiaTheme="minorHAnsi"/>
-                <w:kern w:val="0"/>
-                <w:sz w:val="18"/>
-                <w:szCs w:val="18"/>
-              </w:rPr>
-            </w:pPr>
-            <w:r>
-              <w:rPr>
-                <w:rFonts w:eastAsiaTheme="minorHAnsi"/>
-                <w:kern w:val="0"/>
-                <w:sz w:val="18"/>
-                <w:szCs w:val="18"/>
-              </w:rPr>
-              <w:t>{{</w:t>
-            </w:r>
-            <w:proofErr w:type="spellStart"/>
-            <w:r>
-              <w:rPr>
-                <w:rFonts w:eastAsiaTheme="minorHAnsi"/>
-                <w:kern w:val="0"/>
-                <w:sz w:val="18"/>
-                <w:szCs w:val="18"/>
-              </w:rPr>
-              <w:t>b.evi_interpretation|e</w:t>
-            </w:r>
-            <w:proofErr w:type="spellEnd"/>
-            <w:r>
-              <w:rPr>
-                <w:rFonts w:eastAsiaTheme="minorHAnsi"/>
-                <w:kern w:val="0"/>
-                <w:sz w:val="18"/>
-                <w:szCs w:val="18"/>
-              </w:rPr>
-              <w:t>}}{{</w:t>
-            </w:r>
-            <w:proofErr w:type="spellStart"/>
-            <w:r>
-              <w:rPr>
-                <w:rFonts w:eastAsiaTheme="minorHAnsi"/>
-                <w:kern w:val="0"/>
-                <w:sz w:val="18"/>
-                <w:szCs w:val="18"/>
-              </w:rPr>
-              <w:t>a.gene_symbol</w:t>
-            </w:r>
-            <w:proofErr w:type="spellEnd"/>
-            <w:r>
-              <w:rPr>
-                <w:rFonts w:eastAsiaTheme="minorHAnsi"/>
-                <w:kern w:val="0"/>
-                <w:sz w:val="18"/>
-                <w:szCs w:val="18"/>
-              </w:rPr>
-              <w:t xml:space="preserve">}}基因的致病性或疑似致病性胚系变异与{%if </w:t>
-            </w:r>
-            <w:proofErr w:type="spellStart"/>
-            <w:r>
-              <w:rPr>
-                <w:rFonts w:eastAsiaTheme="minorHAnsi"/>
-                <w:kern w:val="0"/>
-                <w:sz w:val="18"/>
-                <w:szCs w:val="18"/>
-              </w:rPr>
-              <w:t>a.gene_symbol</w:t>
-            </w:r>
-            <w:proofErr w:type="spellEnd"/>
-            <w:r>
-              <w:rPr>
-                <w:rFonts w:eastAsiaTheme="minorHAnsi"/>
-                <w:kern w:val="0"/>
-                <w:sz w:val="18"/>
-                <w:szCs w:val="18"/>
-              </w:rPr>
-              <w:t>==‘MLH1’%}错配修复癌症综合征（常染色体隐性遗传）、林奇综合征（常染色体显性遗传）明确相关。{%</w:t>
-            </w:r>
-            <w:proofErr w:type="spellStart"/>
-            <w:r>
-              <w:rPr>
-                <w:rFonts w:eastAsiaTheme="minorHAnsi"/>
-                <w:kern w:val="0"/>
-                <w:sz w:val="18"/>
-                <w:szCs w:val="18"/>
-              </w:rPr>
-              <w:t>elif</w:t>
-            </w:r>
-            <w:proofErr w:type="spellEnd"/>
-            <w:r>
-              <w:rPr>
-                <w:rFonts w:eastAsiaTheme="minorHAnsi"/>
-                <w:kern w:val="0"/>
-                <w:sz w:val="18"/>
-                <w:szCs w:val="18"/>
-              </w:rPr>
-              <w:t xml:space="preserve"> </w:t>
-            </w:r>
-            <w:proofErr w:type="spellStart"/>
-            <w:r>
-              <w:rPr>
-                <w:rFonts w:eastAsiaTheme="minorHAnsi"/>
-                <w:kern w:val="0"/>
-                <w:sz w:val="18"/>
-                <w:szCs w:val="18"/>
-              </w:rPr>
-              <w:t>a.gene_symbol</w:t>
-            </w:r>
-            <w:proofErr w:type="spellEnd"/>
-            <w:r>
-              <w:rPr>
-                <w:rFonts w:eastAsiaTheme="minorHAnsi"/>
-                <w:kern w:val="0"/>
-                <w:sz w:val="18"/>
-                <w:szCs w:val="18"/>
-              </w:rPr>
-              <w:t>==‘MSH2’%}错配修复癌症综合征（常染色体隐性遗传）、林奇综合征（常染色体显性遗传）明确相关。{%</w:t>
-            </w:r>
-            <w:proofErr w:type="spellStart"/>
-            <w:r>
-              <w:rPr>
-                <w:rFonts w:eastAsiaTheme="minorHAnsi"/>
-                <w:kern w:val="0"/>
-                <w:sz w:val="18"/>
-                <w:szCs w:val="18"/>
-              </w:rPr>
-              <w:t>elif</w:t>
-            </w:r>
-            <w:proofErr w:type="spellEnd"/>
-            <w:r>
-              <w:rPr>
-                <w:rFonts w:eastAsiaTheme="minorHAnsi"/>
-                <w:kern w:val="0"/>
-                <w:sz w:val="18"/>
-                <w:szCs w:val="18"/>
-              </w:rPr>
-              <w:t xml:space="preserve"> </w:t>
-            </w:r>
-            <w:proofErr w:type="spellStart"/>
-            <w:r>
-              <w:rPr>
-                <w:rFonts w:eastAsiaTheme="minorHAnsi"/>
-                <w:kern w:val="0"/>
-                <w:sz w:val="18"/>
-                <w:szCs w:val="18"/>
-              </w:rPr>
-              <w:t>a.gene_symbol</w:t>
-            </w:r>
-            <w:proofErr w:type="spellEnd"/>
-            <w:r>
-              <w:rPr>
-                <w:rFonts w:eastAsiaTheme="minorHAnsi"/>
-                <w:kern w:val="0"/>
-                <w:sz w:val="18"/>
-                <w:szCs w:val="18"/>
-              </w:rPr>
-              <w:t>==‘MSH6’%}错配修复癌症综合征（常染色体隐性遗传）、林奇综合征（常染</w:t>
+              <w:t>{%p if a.clinic_num_g==4 or a.clinic_num_g==5%}</w:t>
+            </w:r>
+          </w:p>
+          <w:p>
+            <w:pPr>
+              <w:rPr>
+                <w:rFonts w:eastAsiaTheme="minorHAnsi"/>
+                <w:kern w:val="0"/>
+                <w:sz w:val="18"/>
+                <w:szCs w:val="18"/>
+              </w:rPr>
+            </w:pPr>
+            <w:r>
+              <w:rPr>
+                <w:rFonts w:eastAsiaTheme="minorHAnsi"/>
+                <w:kern w:val="0"/>
+                <w:sz w:val="18"/>
+                <w:szCs w:val="18"/>
+              </w:rPr>
+              <w:t>{%p if a.evi_sum.evi_split.Predisposing%}</w:t>
+            </w:r>
+          </w:p>
+          <w:p>
+            <w:pPr>
+              <w:rPr>
+                <w:rFonts w:eastAsiaTheme="minorHAnsi"/>
+                <w:kern w:val="0"/>
+                <w:sz w:val="18"/>
+                <w:szCs w:val="18"/>
+              </w:rPr>
+            </w:pPr>
+            <w:r>
+              <w:rPr>
+                <w:rFonts w:eastAsiaTheme="minorHAnsi"/>
+                <w:kern w:val="0"/>
+                <w:sz w:val="18"/>
+                <w:szCs w:val="18"/>
+              </w:rPr>
+              <w:t>{%p for b in a.evi_sum.evi_split.Predisposing%}</w:t>
+            </w:r>
+          </w:p>
+          <w:p>
+            <w:pPr>
+              <w:rPr>
+                <w:rFonts w:eastAsiaTheme="minorHAnsi"/>
+                <w:kern w:val="0"/>
+                <w:sz w:val="18"/>
+                <w:szCs w:val="18"/>
+              </w:rPr>
+            </w:pPr>
+            <w:r>
+              <w:rPr>
+                <w:rFonts w:eastAsiaTheme="minorHAnsi"/>
+                <w:kern w:val="0"/>
+                <w:sz w:val="18"/>
+                <w:szCs w:val="18"/>
+              </w:rPr>
+              <w:t>{{b.evi_interpretation|e}}{{a.gene_symbol}}基因的致病性或疑似致病性胚系变异与{%if a.gene_symbol==‘MLH1’%}错配修复癌症综合征（常染色体隐性遗传）、林奇综合征（常染色体显性遗传）明确相关。{%elif a.gene_symbol==‘MSH2’%}错配修复癌症综合征（常染色体隐性遗传）、林奇综合征（常染色体显性遗传）明确相关。{%elif a.gene_symbol==‘MSH6’%}错配修复癌症综合征（常染色体隐性遗传）、林奇综合征（常染</w:t>
             </w:r>
             <w:r>
               <w:rPr>
@@ -11059,126 +8766,26 @@
                 <w:sz w:val="18"/>
                 <w:szCs w:val="18"/>
               </w:rPr>
-              <w:t>{%</w:t>
-            </w:r>
-            <w:proofErr w:type="spellStart"/>
-            <w:r>
-              <w:rPr>
-                <w:rFonts w:eastAsiaTheme="minorHAnsi"/>
-                <w:kern w:val="0"/>
-                <w:sz w:val="18"/>
-                <w:szCs w:val="18"/>
-              </w:rPr>
-              <w:t>elif</w:t>
-            </w:r>
-            <w:proofErr w:type="spellEnd"/>
-            <w:r>
-              <w:rPr>
-                <w:rFonts w:eastAsiaTheme="minorHAnsi"/>
-                <w:kern w:val="0"/>
-                <w:sz w:val="18"/>
-                <w:szCs w:val="18"/>
-              </w:rPr>
-              <w:t xml:space="preserve"> </w:t>
-            </w:r>
-            <w:proofErr w:type="spellStart"/>
-            <w:r>
-              <w:rPr>
-                <w:rFonts w:eastAsiaTheme="minorHAnsi"/>
-                <w:kern w:val="0"/>
-                <w:sz w:val="18"/>
-                <w:szCs w:val="18"/>
-              </w:rPr>
-              <w:t>a.gene_symbol</w:t>
-            </w:r>
-            <w:proofErr w:type="spellEnd"/>
-            <w:r>
-              <w:rPr>
-                <w:rFonts w:eastAsiaTheme="minorHAnsi"/>
-                <w:kern w:val="0"/>
-                <w:sz w:val="18"/>
-                <w:szCs w:val="18"/>
-              </w:rPr>
-              <w:t>==‘PMS2’%}错配修复癌症综合征（常染色体隐性遗传）、林奇综合征（常染色体显性遗传）明确相关。{%</w:t>
-            </w:r>
-            <w:proofErr w:type="spellStart"/>
-            <w:r>
-              <w:rPr>
-                <w:rFonts w:eastAsiaTheme="minorHAnsi"/>
-                <w:kern w:val="0"/>
-                <w:sz w:val="18"/>
-                <w:szCs w:val="18"/>
-              </w:rPr>
-              <w:t>elif</w:t>
-            </w:r>
-            <w:proofErr w:type="spellEnd"/>
-            <w:r>
-              <w:rPr>
-                <w:rFonts w:eastAsiaTheme="minorHAnsi"/>
-                <w:kern w:val="0"/>
-                <w:sz w:val="18"/>
-                <w:szCs w:val="18"/>
-              </w:rPr>
-              <w:t xml:space="preserve"> </w:t>
-            </w:r>
-            <w:proofErr w:type="spellStart"/>
-            <w:r>
-              <w:rPr>
-                <w:rFonts w:eastAsiaTheme="minorHAnsi"/>
-                <w:kern w:val="0"/>
-                <w:sz w:val="18"/>
-                <w:szCs w:val="18"/>
-              </w:rPr>
-              <w:t>a.gene_symbol</w:t>
-            </w:r>
-            <w:proofErr w:type="spellEnd"/>
-            <w:r>
-              <w:rPr>
-                <w:rFonts w:eastAsiaTheme="minorHAnsi"/>
-                <w:kern w:val="0"/>
-                <w:sz w:val="18"/>
-                <w:szCs w:val="18"/>
-              </w:rPr>
-              <w:t>==‘EPCAM’%}林奇综合征（常染色体显性遗传）明确相关。{%endif%}</w:t>
-            </w:r>
-          </w:p>
-          <w:p>
-            <w:pPr>
-              <w:rPr>
-                <w:rFonts w:eastAsiaTheme="minorHAnsi"/>
-                <w:kern w:val="0"/>
-                <w:sz w:val="18"/>
-                <w:szCs w:val="18"/>
-              </w:rPr>
-            </w:pPr>
-            <w:r>
-              <w:rPr>
-                <w:rFonts w:eastAsiaTheme="minorHAnsi"/>
-                <w:kern w:val="0"/>
-                <w:sz w:val="18"/>
-                <w:szCs w:val="18"/>
-              </w:rPr>
-              <w:t xml:space="preserve">{%p </w:t>
-            </w:r>
-            <w:proofErr w:type="spellStart"/>
-            <w:r>
-              <w:rPr>
-                <w:rFonts w:eastAsiaTheme="minorHAnsi"/>
-                <w:kern w:val="0"/>
-                <w:sz w:val="18"/>
-                <w:szCs w:val="18"/>
-              </w:rPr>
-              <w:t>endfor</w:t>
-            </w:r>
-            <w:proofErr w:type="spellEnd"/>
-            <w:r>
-              <w:rPr>
-                <w:rFonts w:eastAsiaTheme="minorHAnsi"/>
-                <w:kern w:val="0"/>
-                <w:sz w:val="18"/>
-                <w:szCs w:val="18"/>
-              </w:rPr>
-              <w:t>%}</w:t>
+              <w:t>{%elif a.gene_symbol==‘PMS2’%}错配修复癌症综合征（常染色体隐性遗传）、林奇综合征（常染色体显性遗传）明确相关。{%elif a.gene_symbol==‘EPCAM’%}林奇综合征（常染色体显性遗传）明确相关。{%endif%}</w:t>
+            </w:r>
+          </w:p>
+          <w:p>
+            <w:pPr>
+              <w:rPr>
+                <w:rFonts w:eastAsiaTheme="minorHAnsi"/>
+                <w:kern w:val="0"/>
+                <w:sz w:val="18"/>
+                <w:szCs w:val="18"/>
+              </w:rPr>
+            </w:pPr>
+            <w:r>
+              <w:rPr>
+                <w:rFonts w:eastAsiaTheme="minorHAnsi"/>
+                <w:kern w:val="0"/>
+                <w:sz w:val="18"/>
+                <w:szCs w:val="18"/>
+              </w:rPr>
+              <w:t>{%p endfor%}</w:t>
             </w:r>
           </w:p>
           <w:p>
@@ -11348,27 +8955,7 @@
           <w:sz w:val="18"/>
           <w:szCs w:val="18"/>
         </w:rPr>
-        <w:t xml:space="preserve">{%p </w:t>
-      </w:r>
-      <w:proofErr w:type="spellStart"/>
-      <w:r>
-        <w:rPr>
-          <w:b/>
-          <w:color w:val="2F5496" w:themeColor="accent1" w:themeShade="BF"/>
-          <w:sz w:val="18"/>
-          <w:szCs w:val="18"/>
-        </w:rPr>
-        <w:t>endfor</w:t>
-      </w:r>
-      <w:proofErr w:type="spellEnd"/>
-      <w:r>
-        <w:rPr>
-          <w:b/>
-          <w:color w:val="2F5496" w:themeColor="accent1" w:themeShade="BF"/>
-          <w:sz w:val="18"/>
-          <w:szCs w:val="18"/>
-        </w:rPr>
-        <w:t>%}</w:t>
+        <w:t>{%p endfor%}</w:t>
       </w:r>
     </w:p>
     <w:p>
@@ -12162,55 +9749,7 @@
                 <w:szCs w:val="18"/>
                 <w:lang w:bidi="ar"/>
               </w:rPr>
-              <w:t xml:space="preserve">{%if </w:t>
-            </w:r>
-            <w:proofErr w:type="spellStart"/>
-            <w:r>
-              <w:rPr>
-                <w:rFonts w:eastAsiaTheme="minorHAnsi" w:cs="思源黑体 CN Light"/>
-                <w:color w:val="000000"/>
-                <w:kern w:val="0"/>
-                <w:sz w:val="18"/>
-                <w:szCs w:val="18"/>
-                <w:lang w:bidi="ar"/>
-              </w:rPr>
-              <w:t>lib_quality_control</w:t>
-            </w:r>
-            <w:proofErr w:type="spellEnd"/>
-            <w:r>
-              <w:rPr>
-                <w:rFonts w:eastAsiaTheme="minorHAnsi" w:cs="思源黑体 CN Light"/>
-                <w:color w:val="000000"/>
-                <w:kern w:val="0"/>
-                <w:sz w:val="18"/>
-                <w:szCs w:val="18"/>
-                <w:lang w:bidi="ar"/>
-              </w:rPr>
-              <w:t xml:space="preserve"> and </w:t>
-            </w:r>
-            <w:proofErr w:type="spellStart"/>
-            <w:r>
-              <w:rPr>
-                <w:rFonts w:eastAsiaTheme="minorHAnsi" w:cs="思源黑体 CN Light"/>
-                <w:color w:val="000000"/>
-                <w:kern w:val="0"/>
-                <w:sz w:val="18"/>
-                <w:szCs w:val="18"/>
-                <w:lang w:bidi="ar"/>
-              </w:rPr>
-              <w:t>lib_quality_control.lib_dna_qc</w:t>
-            </w:r>
-            <w:proofErr w:type="spellEnd"/>
-            <w:r>
-              <w:rPr>
-                <w:rFonts w:eastAsiaTheme="minorHAnsi" w:cs="思源黑体 CN Light"/>
-                <w:color w:val="000000"/>
-                <w:kern w:val="0"/>
-                <w:sz w:val="18"/>
-                <w:szCs w:val="18"/>
-                <w:lang w:bidi="ar"/>
-              </w:rPr>
-              <w:t xml:space="preserve"> and lib_quality_control.lib_dna_qc.dna_qty%}{{lib_quality_control.lib_dna_qc.dna_qty|replace(“.00”,””)}}{%else%}{%endif%}</w:t>
+              <w:t>{%if lib_quality_control and lib_quality_control.lib_dna_qc and lib_quality_control.lib_dna_qc.dna_qty%}{{lib_quality_control.lib_dna_qc.dna_qty|replace(“.00”,””)}}{%else%}{%endif%}</w:t>
             </w:r>
           </w:p>
         </w:tc>
@@ -12374,55 +9913,7 @@
                 <w:szCs w:val="18"/>
                 <w:lang w:bidi="ar"/>
               </w:rPr>
-              <w:t xml:space="preserve">{%if </w:t>
-            </w:r>
-            <w:proofErr w:type="spellStart"/>
-            <w:r>
-              <w:rPr>
-                <w:rFonts w:eastAsiaTheme="minorHAnsi" w:cs="思源黑体 CN Light"/>
-                <w:color w:val="000000"/>
-                <w:kern w:val="0"/>
-                <w:sz w:val="18"/>
-                <w:szCs w:val="18"/>
-                <w:lang w:bidi="ar"/>
-              </w:rPr>
-              <w:t>lib_quality_control</w:t>
-            </w:r>
-            <w:proofErr w:type="spellEnd"/>
-            <w:r>
-              <w:rPr>
-                <w:rFonts w:eastAsiaTheme="minorHAnsi" w:cs="思源黑体 CN Light"/>
-                <w:color w:val="000000"/>
-                <w:kern w:val="0"/>
-                <w:sz w:val="18"/>
-                <w:szCs w:val="18"/>
-                <w:lang w:bidi="ar"/>
-              </w:rPr>
-              <w:t xml:space="preserve"> and </w:t>
-            </w:r>
-            <w:proofErr w:type="spellStart"/>
-            <w:r>
-              <w:rPr>
-                <w:rFonts w:eastAsiaTheme="minorHAnsi" w:cs="思源黑体 CN Light"/>
-                <w:color w:val="000000"/>
-                <w:kern w:val="0"/>
-                <w:sz w:val="18"/>
-                <w:szCs w:val="18"/>
-                <w:lang w:bidi="ar"/>
-              </w:rPr>
-              <w:t>lib_quality_control.lib_dna_qc</w:t>
-            </w:r>
-            <w:proofErr w:type="spellEnd"/>
-            <w:r>
-              <w:rPr>
-                <w:rFonts w:eastAsiaTheme="minorHAnsi" w:cs="思源黑体 CN Light"/>
-                <w:color w:val="000000"/>
-                <w:kern w:val="0"/>
-                <w:sz w:val="18"/>
-                <w:szCs w:val="18"/>
-                <w:lang w:bidi="ar"/>
-              </w:rPr>
-              <w:t xml:space="preserve"> and lib_quality_control.lib_dna_qc.library_qty%}{{lib_quality_control.lib_dna_qc.library_qty|replace(“.00”,””)}}{%else%}{%endif%}</w:t>
+              <w:t>{%if lib_quality_control and lib_quality_control.lib_dna_qc and lib_quality_control.lib_dna_qc.library_qty%}{{lib_quality_control.lib_dna_qc.library_qty|replace(“.00”,””)}}{%else%}{%endif%}</w:t>
             </w:r>
           </w:p>
         </w:tc>
@@ -12735,31 +10226,7 @@
                 <w:szCs w:val="18"/>
                 <w:lang w:bidi="ar"/>
               </w:rPr>
-              <w:t>{{</w:t>
-            </w:r>
-            <w:proofErr w:type="spellStart"/>
-            <w:r>
-              <w:rPr>
-                <w:rFonts w:eastAsiaTheme="minorHAnsi" w:cs="思源黑体 CN Light"/>
-                <w:color w:val="000000"/>
-                <w:kern w:val="0"/>
-                <w:sz w:val="18"/>
-                <w:szCs w:val="18"/>
-                <w:lang w:bidi="ar"/>
-              </w:rPr>
-              <w:t>qc.dna_data_qc.mapping_ratio</w:t>
-            </w:r>
-            <w:proofErr w:type="spellEnd"/>
-            <w:r>
-              <w:rPr>
-                <w:rFonts w:eastAsiaTheme="minorHAnsi" w:cs="思源黑体 CN Light"/>
-                <w:color w:val="000000"/>
-                <w:kern w:val="0"/>
-                <w:sz w:val="18"/>
-                <w:szCs w:val="18"/>
-                <w:lang w:bidi="ar"/>
-              </w:rPr>
-              <w:t>}}</w:t>
+              <w:t>{{qc.dna_data_qc.mapping_ratio}}</w:t>
             </w:r>
           </w:p>
         </w:tc>
@@ -12893,31 +10360,7 @@
                 <w:szCs w:val="18"/>
                 <w:lang w:bidi="ar"/>
               </w:rPr>
-              <w:t>{{</w:t>
-            </w:r>
-            <w:proofErr w:type="spellStart"/>
-            <w:r>
-              <w:rPr>
-                <w:rFonts w:eastAsiaTheme="minorHAnsi" w:cs="思源黑体 CN Light"/>
-                <w:color w:val="000000"/>
-                <w:kern w:val="0"/>
-                <w:sz w:val="18"/>
-                <w:szCs w:val="18"/>
-                <w:lang w:bidi="ar"/>
-              </w:rPr>
-              <w:t>qc.dna_data_qc.cover_ratio</w:t>
-            </w:r>
-            <w:proofErr w:type="spellEnd"/>
-            <w:r>
-              <w:rPr>
-                <w:rFonts w:eastAsiaTheme="minorHAnsi" w:cs="思源黑体 CN Light"/>
-                <w:color w:val="000000"/>
-                <w:kern w:val="0"/>
-                <w:sz w:val="18"/>
-                <w:szCs w:val="18"/>
-                <w:lang w:bidi="ar"/>
-              </w:rPr>
-              <w:t>}}</w:t>
+              <w:t>{{qc.dna_data_qc.cover_ratio}}</w:t>
             </w:r>
           </w:p>
         </w:tc>
@@ -13176,31 +10619,7 @@
                 <w:szCs w:val="18"/>
                 <w:lang w:bidi="ar"/>
               </w:rPr>
-              <w:t>{{</w:t>
-            </w:r>
-            <w:proofErr w:type="spellStart"/>
-            <w:r>
-              <w:rPr>
-                <w:rFonts w:eastAsiaTheme="minorHAnsi" w:cs="思源黑体 CN Light"/>
-                <w:color w:val="000000"/>
-                <w:kern w:val="0"/>
-                <w:sz w:val="18"/>
-                <w:szCs w:val="18"/>
-                <w:lang w:bidi="ar"/>
-              </w:rPr>
-              <w:t>qc.dna_data_qc.depth_mean</w:t>
-            </w:r>
-            <w:proofErr w:type="spellEnd"/>
-            <w:r>
-              <w:rPr>
-                <w:rFonts w:eastAsiaTheme="minorHAnsi" w:cs="思源黑体 CN Light"/>
-                <w:color w:val="000000"/>
-                <w:kern w:val="0"/>
-                <w:sz w:val="18"/>
-                <w:szCs w:val="18"/>
-                <w:lang w:bidi="ar"/>
-              </w:rPr>
-              <w:t>}}</w:t>
+              <w:t>{{qc.dna_data_qc.depth_mean}}</w:t>
             </w:r>
           </w:p>
         </w:tc>
@@ -13326,31 +10745,7 @@
                 <w:szCs w:val="18"/>
                 <w:lang w:bidi="ar"/>
               </w:rPr>
-              <w:t>{{</w:t>
-            </w:r>
-            <w:proofErr w:type="spellStart"/>
-            <w:r>
-              <w:rPr>
-                <w:rFonts w:eastAsiaTheme="minorHAnsi" w:cs="思源黑体 CN Light"/>
-                <w:color w:val="000000"/>
-                <w:kern w:val="0"/>
-                <w:sz w:val="18"/>
-                <w:szCs w:val="18"/>
-                <w:lang w:bidi="ar"/>
-              </w:rPr>
-              <w:t>qc.dna_data_qc.depth_ssbc</w:t>
-            </w:r>
-            <w:proofErr w:type="spellEnd"/>
-            <w:r>
-              <w:rPr>
-                <w:rFonts w:eastAsiaTheme="minorHAnsi" w:cs="思源黑体 CN Light"/>
-                <w:color w:val="000000"/>
-                <w:kern w:val="0"/>
-                <w:sz w:val="18"/>
-                <w:szCs w:val="18"/>
-                <w:lang w:bidi="ar"/>
-              </w:rPr>
-              <w:t>}}</w:t>
+              <w:t>{{qc.dna_data_qc.depth_ssbc}}</w:t>
             </w:r>
           </w:p>
         </w:tc>
@@ -13461,27 +10856,7 @@
                 <w:sz w:val="18"/>
                 <w:szCs w:val="18"/>
               </w:rPr>
-              <w:t xml:space="preserve">{%p if qc.dna_data_qc.cleandata_q30_num &gt;= 0.75 and </w:t>
-            </w:r>
-            <w:proofErr w:type="spellStart"/>
-            <w:r>
-              <w:rPr>
-                <w:rFonts w:eastAsiaTheme="minorHAnsi"/>
-                <w:kern w:val="0"/>
-                <w:sz w:val="18"/>
-                <w:szCs w:val="18"/>
-              </w:rPr>
-              <w:t>qc.dna_data_qc.depth_ssbc_num</w:t>
-            </w:r>
-            <w:proofErr w:type="spellEnd"/>
-            <w:r>
-              <w:rPr>
-                <w:rFonts w:eastAsiaTheme="minorHAnsi"/>
-                <w:kern w:val="0"/>
-                <w:sz w:val="18"/>
-                <w:szCs w:val="18"/>
-              </w:rPr>
-              <w:t xml:space="preserve"> &gt;= </w:t>
+              <w:t xml:space="preserve">{%p if qc.dna_data_qc.cleandata_q30_num &gt;= 0.75 and qc.dna_data_qc.depth_ssbc_num &gt;= </w:t>
             </w:r>
             <w:r>
               <w:rPr>
@@ -13529,127 +10904,27 @@
                 <w:szCs w:val="18"/>
               </w:rPr>
               <w:lastRenderedPageBreak/>
-              <w:t xml:space="preserve">{%p if </w:t>
-            </w:r>
-            <w:proofErr w:type="spellStart"/>
-            <w:r>
-              <w:rPr>
-                <w:rFonts w:eastAsiaTheme="minorHAnsi"/>
-                <w:kern w:val="0"/>
-                <w:sz w:val="18"/>
-                <w:szCs w:val="18"/>
-              </w:rPr>
-              <w:t>lib_quality_control</w:t>
-            </w:r>
-            <w:proofErr w:type="spellEnd"/>
-            <w:r>
-              <w:rPr>
-                <w:rFonts w:eastAsiaTheme="minorHAnsi"/>
-                <w:kern w:val="0"/>
-                <w:sz w:val="18"/>
-                <w:szCs w:val="18"/>
-              </w:rPr>
-              <w:t xml:space="preserve"> and </w:t>
-            </w:r>
-            <w:proofErr w:type="spellStart"/>
-            <w:r>
-              <w:rPr>
-                <w:rFonts w:eastAsiaTheme="minorHAnsi"/>
-                <w:kern w:val="0"/>
-                <w:sz w:val="18"/>
-                <w:szCs w:val="18"/>
-              </w:rPr>
-              <w:t>lib_quality_control.lib_dna_qc</w:t>
-            </w:r>
-            <w:proofErr w:type="spellEnd"/>
-            <w:r>
-              <w:rPr>
-                <w:rFonts w:eastAsiaTheme="minorHAnsi"/>
-                <w:kern w:val="0"/>
-                <w:sz w:val="18"/>
-                <w:szCs w:val="18"/>
-              </w:rPr>
-              <w:t xml:space="preserve"> and </w:t>
-            </w:r>
-            <w:proofErr w:type="spellStart"/>
-            <w:r>
-              <w:rPr>
-                <w:rFonts w:eastAsiaTheme="minorHAnsi"/>
-                <w:kern w:val="0"/>
-                <w:sz w:val="18"/>
-                <w:szCs w:val="18"/>
-              </w:rPr>
-              <w:t>lib_quality_control.lib_dna_qc.dna_qty</w:t>
-            </w:r>
-            <w:proofErr w:type="spellEnd"/>
-            <w:r>
-              <w:rPr>
-                <w:rFonts w:eastAsiaTheme="minorHAnsi"/>
-                <w:kern w:val="0"/>
-                <w:sz w:val="18"/>
-                <w:szCs w:val="18"/>
-              </w:rPr>
-              <w:t xml:space="preserve"> and </w:t>
-            </w:r>
-            <w:proofErr w:type="spellStart"/>
-            <w:r>
-              <w:rPr>
-                <w:rFonts w:eastAsiaTheme="minorHAnsi"/>
-                <w:kern w:val="0"/>
-                <w:sz w:val="18"/>
-                <w:szCs w:val="18"/>
-              </w:rPr>
-              <w:t>lib_quality_control.lib_dna_qc.library_qty</w:t>
-            </w:r>
-            <w:proofErr w:type="spellEnd"/>
-            <w:r>
-              <w:rPr>
-                <w:rFonts w:eastAsiaTheme="minorHAnsi"/>
-                <w:kern w:val="0"/>
-                <w:sz w:val="18"/>
-                <w:szCs w:val="18"/>
-              </w:rPr>
-              <w:t xml:space="preserve"> %}</w:t>
-            </w:r>
-          </w:p>
-          <w:p>
-            <w:pPr>
-              <w:jc w:val="center"/>
-              <w:rPr>
-                <w:rFonts w:eastAsiaTheme="minorHAnsi"/>
-                <w:kern w:val="0"/>
-                <w:sz w:val="18"/>
-                <w:szCs w:val="18"/>
-              </w:rPr>
-            </w:pPr>
-            <w:r>
-              <w:rPr>
-                <w:rFonts w:eastAsiaTheme="minorHAnsi"/>
-                <w:kern w:val="0"/>
-                <w:sz w:val="18"/>
-                <w:szCs w:val="18"/>
-              </w:rPr>
-              <w:t xml:space="preserve">{%if </w:t>
-            </w:r>
-            <w:proofErr w:type="spellStart"/>
-            <w:r>
-              <w:rPr>
-                <w:rFonts w:eastAsiaTheme="minorHAnsi"/>
-                <w:kern w:val="0"/>
-                <w:sz w:val="18"/>
-                <w:szCs w:val="18"/>
-              </w:rPr>
-              <w:t>lib_quality_control.lib_dna_qc.dna_qty|float</w:t>
-            </w:r>
-            <w:proofErr w:type="spellEnd"/>
-            <w:r>
-              <w:rPr>
-                <w:rFonts w:eastAsiaTheme="minorHAnsi"/>
-                <w:kern w:val="0"/>
-                <w:sz w:val="18"/>
-                <w:szCs w:val="18"/>
-              </w:rPr>
-              <w:t xml:space="preserve"> &gt;= </w:t>
+              <w:t>{%p if lib_quality_control and lib_quality_control.lib_dna_qc and lib_quality_control.lib_dna_qc.dna_qty and lib_quality_control.lib_dna_qc.library_qty %}</w:t>
+            </w:r>
+          </w:p>
+          <w:p>
+            <w:pPr>
+              <w:jc w:val="center"/>
+              <w:rPr>
+                <w:rFonts w:eastAsiaTheme="minorHAnsi"/>
+                <w:kern w:val="0"/>
+                <w:sz w:val="18"/>
+                <w:szCs w:val="18"/>
+              </w:rPr>
+            </w:pPr>
+            <w:r>
+              <w:rPr>
+                <w:rFonts w:eastAsiaTheme="minorHAnsi"/>
+                <w:kern w:val="0"/>
+                <w:sz w:val="18"/>
+                <w:szCs w:val="18"/>
+              </w:rPr>
+              <w:t xml:space="preserve">{%if lib_quality_control.lib_dna_qc.dna_qty|float &gt;= </w:t>
             </w:r>
             <w:r>
               <w:rPr>
@@ -13676,27 +10951,7 @@
                 <w:sz w:val="18"/>
                 <w:szCs w:val="18"/>
               </w:rPr>
-              <w:t xml:space="preserve">and </w:t>
-            </w:r>
-            <w:proofErr w:type="spellStart"/>
-            <w:r>
-              <w:rPr>
-                <w:rFonts w:eastAsiaTheme="minorHAnsi"/>
-                <w:kern w:val="0"/>
-                <w:sz w:val="18"/>
-                <w:szCs w:val="18"/>
-              </w:rPr>
-              <w:t>lib_quality_control.lib_dna_qc.library_qty|float</w:t>
-            </w:r>
-            <w:proofErr w:type="spellEnd"/>
-            <w:r>
-              <w:rPr>
-                <w:rFonts w:eastAsiaTheme="minorHAnsi"/>
-                <w:kern w:val="0"/>
-                <w:sz w:val="18"/>
-                <w:szCs w:val="18"/>
-              </w:rPr>
-              <w:t xml:space="preserve"> &gt;=</w:t>
+              <w:t>and lib_quality_control.lib_dna_qc.library_qty|float &gt;=</w:t>
             </w:r>
             <w:r>
               <w:rPr>
@@ -14582,43 +11837,7 @@
           <w:sz w:val="18"/>
           <w:szCs w:val="18"/>
         </w:rPr>
-        <w:t>{%if [</w:t>
-      </w:r>
-      <w:proofErr w:type="spellStart"/>
-      <w:r>
-        <w:rPr>
-          <w:rFonts w:asciiTheme="minorHAnsi" w:eastAsiaTheme="minorHAnsi" w:hAnsiTheme="minorHAnsi"/>
-          <w:sz w:val="18"/>
-          <w:szCs w:val="18"/>
-        </w:rPr>
-        <w:t>sample.json_batch_name</w:t>
-      </w:r>
-      <w:proofErr w:type="spellEnd"/>
-      <w:r>
-        <w:rPr>
-          <w:rFonts w:asciiTheme="minorHAnsi" w:eastAsiaTheme="minorHAnsi" w:hAnsiTheme="minorHAnsi"/>
-          <w:sz w:val="18"/>
-          <w:szCs w:val="18"/>
-        </w:rPr>
-        <w:t>, “v1.1.0”]|</w:t>
-      </w:r>
-      <w:proofErr w:type="spellStart"/>
-      <w:r>
-        <w:rPr>
-          <w:rFonts w:asciiTheme="minorHAnsi" w:eastAsiaTheme="minorHAnsi" w:hAnsiTheme="minorHAnsi"/>
-          <w:sz w:val="18"/>
-          <w:szCs w:val="18"/>
-        </w:rPr>
-        <w:t>judge_version</w:t>
-      </w:r>
-      <w:proofErr w:type="spellEnd"/>
-      <w:r>
-        <w:rPr>
-          <w:rFonts w:asciiTheme="minorHAnsi" w:eastAsiaTheme="minorHAnsi" w:hAnsiTheme="minorHAnsi"/>
-          <w:sz w:val="18"/>
-          <w:szCs w:val="18"/>
-        </w:rPr>
-        <w:t>%}、大片段缺失（large deletion）{%endif%}</w:t>
+        <w:t>{%if [sample.json_batch_name, “v1.1.0”]|judge_version%}、大片段缺失（large deletion）{%endif%}</w:t>
       </w:r>
       <w:r>
         <w:rPr>
@@ -14830,321 +12049,69 @@
           <w:sz w:val="18"/>
           <w:szCs w:val="18"/>
         </w:rPr>
-        <w:t>{{</w:t>
-      </w:r>
-      <w:proofErr w:type="spellStart"/>
-      <w:r>
+        <w:t>{{sample.association.ACMG}}、{{sample.association.AMP}}、{{sample.association.CAP}}发布的{{sample.guideline.germline_var}}及ClinGen专家组发布的特殊基因变异解读指南，遗传变异分为5个等级：致病性、疑似致病性、意义不明确、疑似良性、良性。</w:t>
+      </w:r>
+    </w:p>
+    <w:p>
+      <w:pPr>
+        <w:spacing w:line="360" w:lineRule="exact"/>
+        <w:ind w:firstLineChars="200" w:firstLine="360"/>
         <w:rPr>
           <w:rFonts w:asciiTheme="minorHAnsi" w:eastAsiaTheme="minorHAnsi" w:hAnsiTheme="minorHAnsi"/>
           <w:sz w:val="18"/>
           <w:szCs w:val="18"/>
         </w:rPr>
-        <w:t>sample.association.ACMG</w:t>
-      </w:r>
-      <w:proofErr w:type="spellEnd"/>
+      </w:pPr>
+      <w:r>
+        <w:rPr>
+          <w:rFonts w:asciiTheme="minorHAnsi" w:eastAsiaTheme="minorHAnsi" w:hAnsiTheme="minorHAnsi" w:hint="eastAsia"/>
+          <w:sz w:val="18"/>
+          <w:szCs w:val="18"/>
+        </w:rPr>
+        <w:t>来源于肿瘤组织或来源不明确的变异解读遵循</w:t>
+      </w:r>
       <w:r>
         <w:rPr>
           <w:rFonts w:asciiTheme="minorHAnsi" w:eastAsiaTheme="minorHAnsi" w:hAnsiTheme="minorHAnsi"/>
           <w:sz w:val="18"/>
           <w:szCs w:val="18"/>
         </w:rPr>
-        <w:t>}}、{{</w:t>
-      </w:r>
-      <w:proofErr w:type="spellStart"/>
-      <w:r>
+        <w:t>{{sample.association.ClinGen}}、{{sample.association.CGC}}和{{sample.association.VICC}}发布的{{sample.guideline.somatic_var}}，变异分为5个等级：致癌性、疑似致癌性、意义不明确、疑似良性、良性。</w:t>
+      </w:r>
+    </w:p>
+    <w:p>
+      <w:pPr>
+        <w:spacing w:line="380" w:lineRule="exact"/>
+        <w:ind w:firstLineChars="200" w:firstLine="360"/>
         <w:rPr>
           <w:rFonts w:asciiTheme="minorHAnsi" w:eastAsiaTheme="minorHAnsi" w:hAnsiTheme="minorHAnsi"/>
           <w:sz w:val="18"/>
           <w:szCs w:val="18"/>
         </w:rPr>
-        <w:t>sample.association.AMP</w:t>
-      </w:r>
-      <w:proofErr w:type="spellEnd"/>
+      </w:pPr>
+      <w:r>
+        <w:rPr>
+          <w:rFonts w:asciiTheme="minorHAnsi" w:eastAsiaTheme="minorHAnsi" w:hAnsiTheme="minorHAnsi" w:hint="eastAsia"/>
+          <w:sz w:val="18"/>
+          <w:szCs w:val="18"/>
+        </w:rPr>
+        <w:t>本报告中所有变异的临床意义解读遵循</w:t>
+      </w:r>
       <w:r>
         <w:rPr>
           <w:rFonts w:asciiTheme="minorHAnsi" w:eastAsiaTheme="minorHAnsi" w:hAnsiTheme="minorHAnsi"/>
           <w:sz w:val="18"/>
           <w:szCs w:val="18"/>
         </w:rPr>
-        <w:t>}}、{{</w:t>
-      </w:r>
-      <w:proofErr w:type="spellStart"/>
+        <w:t>{{sample.association.AMP}}、{{sample.association.ASCO}}和{{sample.association.CAP}}共同制定的{{sample.guideline.tumor_var}}与中国专家共识</w:t>
+      </w:r>
       <w:r>
         <w:rPr>
           <w:rFonts w:asciiTheme="minorHAnsi" w:eastAsiaTheme="minorHAnsi" w:hAnsiTheme="minorHAnsi"/>
           <w:sz w:val="18"/>
           <w:szCs w:val="18"/>
         </w:rPr>
-        <w:t>sample.association.CAP</w:t>
-      </w:r>
-      <w:proofErr w:type="spellEnd"/>
-      <w:r>
-        <w:rPr>
-          <w:rFonts w:asciiTheme="minorHAnsi" w:eastAsiaTheme="minorHAnsi" w:hAnsiTheme="minorHAnsi"/>
-          <w:sz w:val="18"/>
-          <w:szCs w:val="18"/>
-        </w:rPr>
-        <w:t>}}发布的{{</w:t>
-      </w:r>
-      <w:proofErr w:type="spellStart"/>
-      <w:r>
-        <w:rPr>
-          <w:rFonts w:asciiTheme="minorHAnsi" w:eastAsiaTheme="minorHAnsi" w:hAnsiTheme="minorHAnsi"/>
-          <w:sz w:val="18"/>
-          <w:szCs w:val="18"/>
-        </w:rPr>
-        <w:t>sample.guideline.germline_var</w:t>
-      </w:r>
-      <w:proofErr w:type="spellEnd"/>
-      <w:r>
-        <w:rPr>
-          <w:rFonts w:asciiTheme="minorHAnsi" w:eastAsiaTheme="minorHAnsi" w:hAnsiTheme="minorHAnsi"/>
-          <w:sz w:val="18"/>
-          <w:szCs w:val="18"/>
-        </w:rPr>
-        <w:t>}}及</w:t>
-      </w:r>
-      <w:proofErr w:type="spellStart"/>
-      <w:r>
-        <w:rPr>
-          <w:rFonts w:asciiTheme="minorHAnsi" w:eastAsiaTheme="minorHAnsi" w:hAnsiTheme="minorHAnsi"/>
-          <w:sz w:val="18"/>
-          <w:szCs w:val="18"/>
-        </w:rPr>
-        <w:t>ClinGen</w:t>
-      </w:r>
-      <w:proofErr w:type="spellEnd"/>
-      <w:r>
-        <w:rPr>
-          <w:rFonts w:asciiTheme="minorHAnsi" w:eastAsiaTheme="minorHAnsi" w:hAnsiTheme="minorHAnsi"/>
-          <w:sz w:val="18"/>
-          <w:szCs w:val="18"/>
-        </w:rPr>
-        <w:t>专家组发布的特殊基因变异解读指南，遗传变异分为5个等级：致病性、疑似致病性、意义不明确、疑似良性、良性。</w:t>
-      </w:r>
-    </w:p>
-    <w:p>
-      <w:pPr>
-        <w:spacing w:line="360" w:lineRule="exact"/>
-        <w:ind w:firstLineChars="200" w:firstLine="360"/>
-        <w:rPr>
-          <w:rFonts w:asciiTheme="minorHAnsi" w:eastAsiaTheme="minorHAnsi" w:hAnsiTheme="minorHAnsi"/>
-          <w:sz w:val="18"/>
-          <w:szCs w:val="18"/>
-        </w:rPr>
-      </w:pPr>
-      <w:r>
-        <w:rPr>
-          <w:rFonts w:asciiTheme="minorHAnsi" w:eastAsiaTheme="minorHAnsi" w:hAnsiTheme="minorHAnsi" w:hint="eastAsia"/>
-          <w:sz w:val="18"/>
-          <w:szCs w:val="18"/>
-        </w:rPr>
-        <w:t>来源于肿瘤组织或来源不明确的变异解读遵循</w:t>
-      </w:r>
-      <w:r>
-        <w:rPr>
-          <w:rFonts w:asciiTheme="minorHAnsi" w:eastAsiaTheme="minorHAnsi" w:hAnsiTheme="minorHAnsi"/>
-          <w:sz w:val="18"/>
-          <w:szCs w:val="18"/>
-        </w:rPr>
-        <w:t>{{</w:t>
-      </w:r>
-      <w:proofErr w:type="spellStart"/>
-      <w:r>
-        <w:rPr>
-          <w:rFonts w:asciiTheme="minorHAnsi" w:eastAsiaTheme="minorHAnsi" w:hAnsiTheme="minorHAnsi"/>
-          <w:sz w:val="18"/>
-          <w:szCs w:val="18"/>
-        </w:rPr>
-        <w:t>sample.association.ClinGen</w:t>
-      </w:r>
-      <w:proofErr w:type="spellEnd"/>
-      <w:r>
-        <w:rPr>
-          <w:rFonts w:asciiTheme="minorHAnsi" w:eastAsiaTheme="minorHAnsi" w:hAnsiTheme="minorHAnsi"/>
-          <w:sz w:val="18"/>
-          <w:szCs w:val="18"/>
-        </w:rPr>
-        <w:t>}}、{{</w:t>
-      </w:r>
-      <w:proofErr w:type="spellStart"/>
-      <w:r>
-        <w:rPr>
-          <w:rFonts w:asciiTheme="minorHAnsi" w:eastAsiaTheme="minorHAnsi" w:hAnsiTheme="minorHAnsi"/>
-          <w:sz w:val="18"/>
-          <w:szCs w:val="18"/>
-        </w:rPr>
-        <w:t>sample.association.CGC</w:t>
-      </w:r>
-      <w:proofErr w:type="spellEnd"/>
-      <w:r>
-        <w:rPr>
-          <w:rFonts w:asciiTheme="minorHAnsi" w:eastAsiaTheme="minorHAnsi" w:hAnsiTheme="minorHAnsi"/>
-          <w:sz w:val="18"/>
-          <w:szCs w:val="18"/>
-        </w:rPr>
-        <w:t>}}和{{</w:t>
-      </w:r>
-      <w:proofErr w:type="spellStart"/>
-      <w:r>
-        <w:rPr>
-          <w:rFonts w:asciiTheme="minorHAnsi" w:eastAsiaTheme="minorHAnsi" w:hAnsiTheme="minorHAnsi"/>
-          <w:sz w:val="18"/>
-          <w:szCs w:val="18"/>
-        </w:rPr>
-        <w:t>sample.association.VICC</w:t>
-      </w:r>
-      <w:proofErr w:type="spellEnd"/>
-      <w:r>
-        <w:rPr>
-          <w:rFonts w:asciiTheme="minorHAnsi" w:eastAsiaTheme="minorHAnsi" w:hAnsiTheme="minorHAnsi"/>
-          <w:sz w:val="18"/>
-          <w:szCs w:val="18"/>
-        </w:rPr>
-        <w:t>}}发布的{{</w:t>
-      </w:r>
-      <w:proofErr w:type="spellStart"/>
-      <w:r>
-        <w:rPr>
-          <w:rFonts w:asciiTheme="minorHAnsi" w:eastAsiaTheme="minorHAnsi" w:hAnsiTheme="minorHAnsi"/>
-          <w:sz w:val="18"/>
-          <w:szCs w:val="18"/>
-        </w:rPr>
-        <w:t>sample.guideline.somatic_var</w:t>
-      </w:r>
-      <w:proofErr w:type="spellEnd"/>
-      <w:r>
-        <w:rPr>
-          <w:rFonts w:asciiTheme="minorHAnsi" w:eastAsiaTheme="minorHAnsi" w:hAnsiTheme="minorHAnsi"/>
-          <w:sz w:val="18"/>
-          <w:szCs w:val="18"/>
-        </w:rPr>
-        <w:t>}}，变异分为5个等级：致癌性、疑似致癌性、意义不明确、疑似良性、良性。</w:t>
-      </w:r>
-    </w:p>
-    <w:p>
-      <w:pPr>
-        <w:spacing w:line="380" w:lineRule="exact"/>
-        <w:ind w:firstLineChars="200" w:firstLine="360"/>
-        <w:rPr>
-          <w:rFonts w:asciiTheme="minorHAnsi" w:eastAsiaTheme="minorHAnsi" w:hAnsiTheme="minorHAnsi"/>
-          <w:sz w:val="18"/>
-          <w:szCs w:val="18"/>
-        </w:rPr>
-      </w:pPr>
-      <w:r>
-        <w:rPr>
-          <w:rFonts w:asciiTheme="minorHAnsi" w:eastAsiaTheme="minorHAnsi" w:hAnsiTheme="minorHAnsi" w:hint="eastAsia"/>
-          <w:sz w:val="18"/>
-          <w:szCs w:val="18"/>
-        </w:rPr>
-        <w:t>本报告中所有变异的临床意义解读遵循</w:t>
-      </w:r>
-      <w:r>
-        <w:rPr>
-          <w:rFonts w:asciiTheme="minorHAnsi" w:eastAsiaTheme="minorHAnsi" w:hAnsiTheme="minorHAnsi"/>
-          <w:sz w:val="18"/>
-          <w:szCs w:val="18"/>
-        </w:rPr>
-        <w:t>{{</w:t>
-      </w:r>
-      <w:proofErr w:type="spellStart"/>
-      <w:r>
-        <w:rPr>
-          <w:rFonts w:asciiTheme="minorHAnsi" w:eastAsiaTheme="minorHAnsi" w:hAnsiTheme="minorHAnsi"/>
-          <w:sz w:val="18"/>
-          <w:szCs w:val="18"/>
-        </w:rPr>
-        <w:t>sample.association.AMP</w:t>
-      </w:r>
-      <w:proofErr w:type="spellEnd"/>
-      <w:r>
-        <w:rPr>
-          <w:rFonts w:asciiTheme="minorHAnsi" w:eastAsiaTheme="minorHAnsi" w:hAnsiTheme="minorHAnsi"/>
-          <w:sz w:val="18"/>
-          <w:szCs w:val="18"/>
-        </w:rPr>
-        <w:t>}}、{{</w:t>
-      </w:r>
-      <w:proofErr w:type="spellStart"/>
-      <w:r>
-        <w:rPr>
-          <w:rFonts w:asciiTheme="minorHAnsi" w:eastAsiaTheme="minorHAnsi" w:hAnsiTheme="minorHAnsi"/>
-          <w:sz w:val="18"/>
-          <w:szCs w:val="18"/>
-        </w:rPr>
-        <w:t>sample.association.ASCO</w:t>
-      </w:r>
-      <w:proofErr w:type="spellEnd"/>
-      <w:r>
-        <w:rPr>
-          <w:rFonts w:asciiTheme="minorHAnsi" w:eastAsiaTheme="minorHAnsi" w:hAnsiTheme="minorHAnsi"/>
-          <w:sz w:val="18"/>
-          <w:szCs w:val="18"/>
-        </w:rPr>
-        <w:t>}}和{{</w:t>
-      </w:r>
-      <w:proofErr w:type="spellStart"/>
-      <w:r>
-        <w:rPr>
-          <w:rFonts w:asciiTheme="minorHAnsi" w:eastAsiaTheme="minorHAnsi" w:hAnsiTheme="minorHAnsi"/>
-          <w:sz w:val="18"/>
-          <w:szCs w:val="18"/>
-        </w:rPr>
-        <w:t>sample.association.CAP</w:t>
-      </w:r>
-      <w:proofErr w:type="spellEnd"/>
-      <w:r>
-        <w:rPr>
-          <w:rFonts w:asciiTheme="minorHAnsi" w:eastAsiaTheme="minorHAnsi" w:hAnsiTheme="minorHAnsi"/>
-          <w:sz w:val="18"/>
-          <w:szCs w:val="18"/>
-        </w:rPr>
-        <w:t>}}共同制定的{{</w:t>
-      </w:r>
-      <w:proofErr w:type="spellStart"/>
-      <w:r>
-        <w:rPr>
-          <w:rFonts w:asciiTheme="minorHAnsi" w:eastAsiaTheme="minorHAnsi" w:hAnsiTheme="minorHAnsi"/>
-          <w:sz w:val="18"/>
-          <w:szCs w:val="18"/>
-        </w:rPr>
-        <w:t>sample.guideline.tumor_var</w:t>
-      </w:r>
-      <w:proofErr w:type="spellEnd"/>
-      <w:r>
-        <w:rPr>
-          <w:rFonts w:asciiTheme="minorHAnsi" w:eastAsiaTheme="minorHAnsi" w:hAnsiTheme="minorHAnsi"/>
-          <w:sz w:val="18"/>
-          <w:szCs w:val="18"/>
-        </w:rPr>
-        <w:t>}}与中国专家共识</w:t>
-      </w:r>
-      <w:r>
-        <w:rPr>
-          <w:rFonts w:asciiTheme="minorHAnsi" w:eastAsiaTheme="minorHAnsi" w:hAnsiTheme="minorHAnsi"/>
-          <w:sz w:val="18"/>
-          <w:szCs w:val="18"/>
-        </w:rPr>
-        <w:t>{{</w:t>
-      </w:r>
-      <w:proofErr w:type="spellStart"/>
-      <w:r>
-        <w:rPr>
-          <w:rFonts w:asciiTheme="minorHAnsi" w:eastAsiaTheme="minorHAnsi" w:hAnsiTheme="minorHAnsi"/>
-          <w:sz w:val="18"/>
-          <w:szCs w:val="18"/>
-        </w:rPr>
-        <w:t>sample.guideline.ngs_clinic_report_inter</w:t>
-      </w:r>
-      <w:proofErr w:type="spellEnd"/>
-      <w:r>
-        <w:rPr>
-          <w:rFonts w:asciiTheme="minorHAnsi" w:eastAsiaTheme="minorHAnsi" w:hAnsiTheme="minorHAnsi"/>
-          <w:sz w:val="18"/>
-          <w:szCs w:val="18"/>
-        </w:rPr>
-        <w:t>}}</w:t>
+        <w:t>{{sample.guideline.ngs_clinic_report_inter}}</w:t>
       </w:r>
       <w:r>
         <w:rPr>
@@ -17084,43 +14051,7 @@
           <w:sz w:val="18"/>
           <w:szCs w:val="18"/>
         </w:rPr>
-        <w:t>{%if [</w:t>
-      </w:r>
-      <w:proofErr w:type="spellStart"/>
-      <w:r>
-        <w:rPr>
-          <w:rFonts w:asciiTheme="minorHAnsi" w:eastAsiaTheme="minorHAnsi" w:hAnsiTheme="minorHAnsi"/>
-          <w:sz w:val="18"/>
-          <w:szCs w:val="18"/>
-        </w:rPr>
-        <w:t>sample.json_batch_name</w:t>
-      </w:r>
-      <w:proofErr w:type="spellEnd"/>
-      <w:r>
-        <w:rPr>
-          <w:rFonts w:asciiTheme="minorHAnsi" w:eastAsiaTheme="minorHAnsi" w:hAnsiTheme="minorHAnsi"/>
-          <w:sz w:val="18"/>
-          <w:szCs w:val="18"/>
-        </w:rPr>
-        <w:t>, “v1.1.0”]|</w:t>
-      </w:r>
-      <w:proofErr w:type="spellStart"/>
-      <w:r>
-        <w:rPr>
-          <w:rFonts w:asciiTheme="minorHAnsi" w:eastAsiaTheme="minorHAnsi" w:hAnsiTheme="minorHAnsi"/>
-          <w:sz w:val="18"/>
-          <w:szCs w:val="18"/>
-        </w:rPr>
-        <w:t>judge_version</w:t>
-      </w:r>
-      <w:proofErr w:type="spellEnd"/>
-      <w:r>
-        <w:rPr>
-          <w:rFonts w:asciiTheme="minorHAnsi" w:eastAsiaTheme="minorHAnsi" w:hAnsiTheme="minorHAnsi"/>
-          <w:sz w:val="18"/>
-          <w:szCs w:val="18"/>
-        </w:rPr>
-        <w:t>%}、大片段缺失{%endif%}</w:t>
+        <w:t>{%if [sample.json_batch_name, “v1.1.0”]|judge_version%}、大片段缺失{%endif%}</w:t>
       </w:r>
       <w:r>
         <w:rPr>
@@ -17598,43 +14529,7 @@
           <w:sz w:val="18"/>
           <w:szCs w:val="18"/>
         </w:rPr>
-        <w:t xml:space="preserve">Richards S, Aziz N, Bale S, Bick D, Das S, </w:t>
-      </w:r>
-      <w:proofErr w:type="spellStart"/>
-      <w:r>
-        <w:rPr>
-          <w:rFonts w:asciiTheme="minorHAnsi" w:eastAsiaTheme="minorHAnsi" w:hAnsiTheme="minorHAnsi"/>
-          <w:sz w:val="18"/>
-          <w:szCs w:val="18"/>
-        </w:rPr>
-        <w:t>Gastier</w:t>
-      </w:r>
-      <w:proofErr w:type="spellEnd"/>
-      <w:r>
-        <w:rPr>
-          <w:rFonts w:asciiTheme="minorHAnsi" w:eastAsiaTheme="minorHAnsi" w:hAnsiTheme="minorHAnsi"/>
-          <w:sz w:val="18"/>
-          <w:szCs w:val="18"/>
-        </w:rPr>
-        <w:t xml:space="preserve">-Foster J, Grody WW, Hegde M, Lyon E, Spector E, </w:t>
-      </w:r>
-      <w:proofErr w:type="spellStart"/>
-      <w:r>
-        <w:rPr>
-          <w:rFonts w:asciiTheme="minorHAnsi" w:eastAsiaTheme="minorHAnsi" w:hAnsiTheme="minorHAnsi"/>
-          <w:sz w:val="18"/>
-          <w:szCs w:val="18"/>
-        </w:rPr>
-        <w:t>Voelkerding</w:t>
-      </w:r>
-      <w:proofErr w:type="spellEnd"/>
-      <w:r>
-        <w:rPr>
-          <w:rFonts w:asciiTheme="minorHAnsi" w:eastAsiaTheme="minorHAnsi" w:hAnsiTheme="minorHAnsi"/>
-          <w:sz w:val="18"/>
-          <w:szCs w:val="18"/>
-        </w:rPr>
-        <w:t xml:space="preserve"> K, Rehm HL; ACMG Laboratory Quality Assurance Committee. Standards and guidelines for the interpretation of sequence variants: a joint consensus recommendation of the American College of Medical Genetics and Genomics and the Association for Molecular Pathology. Genet Med. 2015 May;17(5):405-24. </w:t>
+        <w:t xml:space="preserve">Richards S, Aziz N, Bale S, Bick D, Das S, Gastier-Foster J, Grody WW, Hegde M, Lyon E, Spector E, Voelkerding K, Rehm HL; ACMG Laboratory Quality Assurance Committee. Standards and guidelines for the interpretation of sequence variants: a joint consensus recommendation of the American College of Medical Genetics and Genomics and the Association for Molecular Pathology. Genet Med. 2015 May;17(5):405-24. </w:t>
       </w:r>
     </w:p>
     <w:p>
@@ -17690,23 +14585,13 @@
         </w:rPr>
         <w:t>{%p for a in (</w:t>
       </w:r>
-      <w:proofErr w:type="spellStart"/>
       <w:r>
         <w:rPr>
           <w:rFonts w:asciiTheme="minorHAnsi" w:eastAsiaTheme="minorHAnsi" w:hAnsiTheme="minorHAnsi"/>
           <w:sz w:val="18"/>
           <w:szCs w:val="18"/>
         </w:rPr>
-        <w:t>refer.fixed</w:t>
-      </w:r>
-      <w:proofErr w:type="spellEnd"/>
-      <w:r>
-        <w:rPr>
-          <w:rFonts w:asciiTheme="minorHAnsi" w:eastAsiaTheme="minorHAnsi" w:hAnsiTheme="minorHAnsi"/>
-          <w:sz w:val="18"/>
-          <w:szCs w:val="18"/>
-        </w:rPr>
-        <w:t xml:space="preserve"> + refer.dynamic.g_var45_gene + refer.dynamic.g_var45_inter + refer.dynamic.g_var45_risk + refer.dynamic.g_var3_gene + refer.dynamic.g_var3_inter + refer.dynamic.germline_allcnv_var45_gene + refer.dynamic.germline_allcnv_var45_inter + refer.dynamic.germline_allcnv_var45_risk + refer.dynamic.germline_allcnv_var3_gene + refer.dynamic.germline_allcnv_var3_inter</w:t>
+        <w:t>refer.fixed + refer.dynamic.g_var45_gene + refer.dynamic.g_var45_inter + refer.dynamic.g_var45_risk + refer.dynamic.g_var3_gene + refer.dynamic.g_var3_inter + refer.dynamic.germline_allcnv_var45_gene + refer.dynamic.germline_allcnv_var45_inter + refer.dynamic.germline_allcnv_var45_risk + refer.dynamic.germline_allcnv_var3_gene + refer.dynamic.germline_allcnv_var3_inter</w:t>
       </w:r>
       <w:r>
         <w:rPr>
@@ -17760,25 +14645,7 @@
           <w:sz w:val="18"/>
           <w:szCs w:val="18"/>
         </w:rPr>
-        <w:t xml:space="preserve">{%p </w:t>
-      </w:r>
-      <w:proofErr w:type="spellStart"/>
-      <w:r>
-        <w:rPr>
-          <w:rFonts w:asciiTheme="minorHAnsi" w:eastAsiaTheme="minorHAnsi" w:hAnsiTheme="minorHAnsi"/>
-          <w:sz w:val="18"/>
-          <w:szCs w:val="18"/>
-        </w:rPr>
-        <w:t>endfor</w:t>
-      </w:r>
-      <w:proofErr w:type="spellEnd"/>
-      <w:r>
-        <w:rPr>
-          <w:rFonts w:asciiTheme="minorHAnsi" w:eastAsiaTheme="minorHAnsi" w:hAnsiTheme="minorHAnsi"/>
-          <w:sz w:val="18"/>
-          <w:szCs w:val="18"/>
-        </w:rPr>
-        <w:t>%}</w:t>
+        <w:t>{%p endfor%}</w:t>
       </w:r>
     </w:p>
     <w:sectPr>
@@ -18089,7 +14956,7 @@
             </wp:inline>
           </w:drawing>
         </mc:Choice>
-        <mc:Fallback xmlns:w16du="http://schemas.microsoft.com/office/word/2023/wordml/word16du" xmlns:oel="http://schemas.microsoft.com/office/2019/extlst">
+        <mc:Fallback xmlns:oel="http://schemas.microsoft.com/office/2019/extlst" xmlns:w16du="http://schemas.microsoft.com/office/word/2023/wordml/word16du">
           <w:pict>
             <v:group w14:anchorId="4CBCE78B" id="组 1" o:spid="_x0000_s1026" style="width:415pt;height:31.8pt;mso-position-horizontal-relative:char;mso-position-vertical-relative:line" coordsize="121958,9361" o:gfxdata="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">
               <v:shapetype id="_x0000_t75" coordsize="21600,21600" o:spt="75" o:preferrelative="t" path="m@4@5l@4@11@9@11@9@5xe" filled="f" stroked="f">
